--- a/Word/边缘系统.docx
+++ b/Word/边缘系统.docx
@@ -487,315 +487,372 @@
     <w:pPrDefault/>
   </w:docDefaults>
   <w:latentStyles w:defLockedState="0" w:defUIPriority="0" w:defSemiHidden="0" w:defUnhideWhenUsed="0" w:defQFormat="0" w:count="376">
+    <w:lsdException w:name="Table Classic 4" w:semiHidden="1" w:unhideWhenUsed="1"/>
+    <w:lsdException w:name="Table Simple 3" w:semiHidden="1" w:unhideWhenUsed="1"/>
+    <w:lsdException w:name="Medium Shading 1 Accent 1" w:uiPriority="63"/>
+    <w:lsdException w:name="Table Grid 8" w:semiHidden="1" w:unhideWhenUsed="1"/>
+    <w:lsdException w:name="HTML Preformatted" w:uiPriority="99"/>
+    <w:lsdException w:name="Medium Grid 2 Accent 4" w:uiPriority="68"/>
+    <w:lsdException w:name="Light Grid Accent 6" w:uiPriority="62"/>
+    <w:lsdException w:name="Medium List 2 Accent 4" w:uiPriority="66"/>
+    <w:lsdException w:name="heading 2" w:qFormat="1"/>
+    <w:lsdException w:name="toc 7" w:uiPriority="99"/>
+    <w:lsdException w:name="Table 3D effects 2" w:semiHidden="1" w:unhideWhenUsed="1"/>
+    <w:lsdException w:name="List Table 4 Accent 5" w:uiPriority="49"/>
+    <w:lsdException w:name="HTML Typewriter" w:uiPriority="99"/>
+    <w:lsdException w:name="Medium Shading 2 Accent 6" w:uiPriority="64"/>
+    <w:lsdException w:name="Dark List Accent 1" w:uiPriority="70"/>
+    <w:lsdException w:name="Medium Grid 1 Accent 2" w:uiPriority="67"/>
+    <w:lsdException w:name="Medium List 1 Accent 1" w:uiPriority="65"/>
+    <w:lsdException w:name="Colorful Grid Accent 6" w:uiPriority="73"/>
+    <w:lsdException w:name="Light Grid" w:uiPriority="62"/>
+    <w:lsdException w:name="Medium Grid 3 Accent 2" w:uiPriority="69"/>
+    <w:lsdException w:name="TOC Heading" w:uiPriority="39" w:semiHidden="1" w:unhideWhenUsed="1" w:qFormat="1"/>
+    <w:lsdException w:name="Light Shading Accent 2" w:uiPriority="60"/>
+    <w:lsdException w:name="Medium Grid 3 Accent 1" w:uiPriority="69"/>
+    <w:lsdException w:name="Table 3D effects 3" w:semiHidden="1" w:unhideWhenUsed="1"/>
+    <w:lsdException w:name="Table Grid 1" w:semiHidden="1" w:unhideWhenUsed="1"/>
+    <w:lsdException w:name="Hashtag" w:uiPriority="99" w:semiHidden="1" w:unhideWhenUsed="1"/>
+    <w:lsdException w:name="List Table 7 Colorful Accent 2" w:uiPriority="52"/>
+    <w:lsdException w:name="HTML Acronym" w:uiPriority="99"/>
+    <w:lsdException w:name="Table Classic 1" w:semiHidden="1" w:unhideWhenUsed="1"/>
+    <w:lsdException w:name="Grid Table 5 Dark Accent 6" w:uiPriority="50"/>
+    <w:lsdException w:name="List Table 6 Colorful Accent 5" w:uiPriority="51"/>
+    <w:lsdException w:name="Colorful List Accent 1" w:uiPriority="72"/>
+    <w:lsdException w:name="Dark List Accent 2" w:uiPriority="70"/>
+    <w:lsdException w:name="Colorful List Accent 4" w:uiPriority="72"/>
+    <w:lsdException w:name="Bibliography" w:uiPriority="37" w:semiHidden="1" w:unhideWhenUsed="1"/>
+    <w:lsdException w:name="Title" w:qFormat="1"/>
+    <w:lsdException w:name="Medium List 2 Accent 1" w:uiPriority="66"/>
+    <w:lsdException w:name="Book Title" w:uiPriority="33" w:qFormat="1"/>
+    <w:lsdException w:name="Grid Table 4 Accent 2" w:uiPriority="49"/>
+    <w:lsdException w:name="heading 3" w:qFormat="1"/>
+    <w:lsdException w:name="Medium Grid 2 Accent 2" w:uiPriority="68"/>
+    <w:lsdException w:name="HTML Address" w:uiPriority="99"/>
+    <w:lsdException w:name="Table Colorful 1" w:semiHidden="1" w:unhideWhenUsed="1"/>
+    <w:lsdException w:name="Grid Table 6 Colorful Accent 4" w:uiPriority="51"/>
+    <w:lsdException w:name="Grid Table 7 Colorful Accent 2" w:uiPriority="52"/>
+    <w:lsdException w:name="HTML Cite" w:uiPriority="99"/>
+    <w:lsdException w:name="Grid Table 2 Accent 4" w:uiPriority="47"/>
+    <w:lsdException w:name="List Table 1 Light Accent 1" w:uiPriority="46"/>
+    <w:lsdException w:name="List Table 6 Colorful Accent 4" w:uiPriority="51"/>
+    <w:lsdException w:name="List Table 5 Dark Accent 6" w:uiPriority="50"/>
+    <w:lsdException w:name="Table Columns 4" w:semiHidden="1" w:unhideWhenUsed="1"/>
+    <w:lsdException w:name="List Table 7 Colorful" w:uiPriority="52"/>
+    <w:lsdException w:name="List Table 6 Colorful" w:uiPriority="51"/>
+    <w:lsdException w:name="footnote reference" w:uiPriority="99" w:semiHidden="1" w:unhideWhenUsed="1"/>
+    <w:lsdException w:name="Smart Hyperlink" w:uiPriority="99" w:semiHidden="1" w:unhideWhenUsed="1"/>
+    <w:lsdException w:name="HTML Definition" w:uiPriority="99"/>
+    <w:lsdException w:name="Dark List Accent 4" w:uiPriority="70"/>
+    <w:lsdException w:name="List Table 6 Colorful Accent 2" w:uiPriority="51"/>
+    <w:lsdException w:name="Medium List 2 Accent 3" w:uiPriority="66"/>
+    <w:lsdException w:name="List Table 4 Accent 6" w:uiPriority="49"/>
+    <w:lsdException w:name="List Table 5 Dark Accent 4" w:uiPriority="50"/>
+    <w:lsdException w:name="List Table 3 Accent 3" w:uiPriority="48"/>
+    <w:lsdException w:name="Colorful Grid Accent 2" w:uiPriority="73"/>
+    <w:lsdException w:name="Light Grid Accent 4" w:uiPriority="62"/>
+    <w:lsdException w:name="List Table 3" w:uiPriority="48"/>
+    <w:lsdException w:name="List Table 3 Accent 1" w:uiPriority="48"/>
+    <w:lsdException w:name="Grid Table 3 Accent 4" w:uiPriority="48"/>
+    <w:lsdException w:name="Normal Table" w:uiPriority="99" w:semiHidden="1" w:unhideWhenUsed="1"/>
+    <w:lsdException w:name="No List" w:uiPriority="99" w:semiHidden="1" w:unhideWhenUsed="1"/>
+    <w:lsdException w:name="Mention" w:uiPriority="99" w:semiHidden="1" w:unhideWhenUsed="1"/>
+    <w:lsdException w:name="Medium Shading 2 Accent 3" w:uiPriority="64"/>
+    <w:lsdException w:name="List Table 6 Colorful Accent 6" w:uiPriority="51"/>
+    <w:lsdException w:name="Medium Shading 2 Accent 5" w:uiPriority="64"/>
+    <w:lsdException w:name="Grid Table 3 Accent 2" w:uiPriority="48"/>
+    <w:lsdException w:name="Colorful List" w:uiPriority="72"/>
+    <w:lsdException w:name="Table Grid 3" w:semiHidden="1" w:unhideWhenUsed="1"/>
+    <w:lsdException w:name="Table Grid 6" w:semiHidden="1" w:unhideWhenUsed="1"/>
+    <w:lsdException w:name="Grid Table 1 Light Accent 3" w:uiPriority="46"/>
+    <w:lsdException w:name="Colorful Shading Accent 5" w:uiPriority="71"/>
+    <w:lsdException w:name="Medium Grid 2 Accent 6" w:uiPriority="68"/>
+    <w:lsdException w:name="List Table 5 Dark Accent 3" w:uiPriority="50"/>
+    <w:lsdException w:name="Grid Table 4 Accent 1" w:uiPriority="49"/>
+    <w:lsdException w:name="Grid Table 4 Accent 3" w:uiPriority="49"/>
+    <w:lsdException w:name="Colorful Grid Accent 3" w:uiPriority="73"/>
+    <w:lsdException w:name="Grid Table 6 Colorful Accent 2" w:uiPriority="51"/>
+    <w:lsdException w:name="Table List 4" w:semiHidden="1" w:unhideWhenUsed="1"/>
+    <w:lsdException w:name="Colorful Shading Accent 2" w:uiPriority="71"/>
+    <w:lsdException w:name="List Table 1 Light Accent 2" w:uiPriority="46"/>
+    <w:lsdException w:name="Medium List 1 Accent 5" w:uiPriority="65"/>
+    <w:lsdException w:name="Outline List 3" w:uiPriority="99" w:semiHidden="1" w:unhideWhenUsed="1"/>
+    <w:lsdException w:name="Colorful Shading Accent 3" w:uiPriority="71"/>
+    <w:lsdException w:name="Medium Grid 1 Accent 5" w:uiPriority="67"/>
+    <w:lsdException w:name="Light Grid Accent 2" w:uiPriority="62"/>
+    <w:lsdException w:name="Table Columns 5" w:semiHidden="1" w:unhideWhenUsed="1"/>
+    <w:lsdException w:name="List Table 1 Light Accent 4" w:uiPriority="46"/>
+    <w:lsdException w:name="Outline List 1" w:uiPriority="99" w:semiHidden="1" w:unhideWhenUsed="1"/>
+    <w:lsdException w:name="Table Simple 1" w:semiHidden="1" w:unhideWhenUsed="1"/>
+    <w:lsdException w:name="Medium Grid 1" w:uiPriority="67"/>
+    <w:lsdException w:name="Medium Shading 1 Accent 2" w:uiPriority="63"/>
+    <w:lsdException w:name="Grid Table 3" w:uiPriority="48"/>
+    <w:lsdException w:name="List Table 4 Accent 2" w:uiPriority="49"/>
+    <w:lsdException w:name="Grid Table 5 Dark Accent 4" w:uiPriority="50"/>
+    <w:lsdException w:name="Medium List 1 Accent 4" w:uiPriority="65"/>
+    <w:lsdException w:name="heading 9" w:unhideWhenUsed="1" w:qFormat="1"/>
+    <w:lsdException w:name="Plain Table 2" w:uiPriority="42"/>
+    <w:lsdException w:name="List Table 7 Colorful Accent 5" w:uiPriority="52"/>
+    <w:lsdException w:name="Light Shading Accent 5" w:uiPriority="60"/>
+    <w:lsdException w:name="Table Web 1" w:semiHidden="1" w:unhideWhenUsed="1"/>
+    <w:lsdException w:name="Intense Quote" w:uiPriority="99"/>
+    <w:lsdException w:name="Smart Link" w:uiPriority="99" w:semiHidden="1" w:unhideWhenUsed="1"/>
+    <w:lsdException w:name="Colorful Shading" w:uiPriority="71"/>
+    <w:lsdException w:name="Colorful List Accent 3" w:uiPriority="72"/>
+    <w:lsdException w:name="List Table 1 Light Accent 3" w:uiPriority="46"/>
+    <w:lsdException w:name="Table Classic 2" w:semiHidden="1" w:unhideWhenUsed="1"/>
+    <w:lsdException w:name="List Table 2 Accent 2" w:uiPriority="47"/>
+    <w:lsdException w:name="Plain Table 4" w:uiPriority="44"/>
+    <w:lsdException w:name="Table Elegant" w:semiHidden="1" w:unhideWhenUsed="1"/>
+    <w:lsdException w:name="Grid Table 6 Colorful" w:uiPriority="51"/>
+    <w:lsdException w:name="Grid Table 6 Colorful Accent 6" w:uiPriority="51"/>
+    <w:lsdException w:name="Dark List Accent 6" w:uiPriority="70"/>
+    <w:lsdException w:name="Medium Grid 3" w:uiPriority="69"/>
+    <w:lsdException w:name="HTML Bottom of Form" w:uiPriority="99" w:semiHidden="1" w:unhideWhenUsed="1"/>
+    <w:lsdException w:name="HTML Keyboard" w:uiPriority="99"/>
+    <w:lsdException w:name="Medium Grid 2 Accent 5" w:uiPriority="68"/>
+    <w:lsdException w:name="Table List 2" w:semiHidden="1" w:unhideWhenUsed="1"/>
+    <w:lsdException w:name="HTML Sample" w:uiPriority="99"/>
+    <w:lsdException w:name="Plain Table 3" w:uiPriority="43"/>
+    <w:lsdException w:name="Table Columns 1" w:semiHidden="1" w:unhideWhenUsed="1"/>
+    <w:lsdException w:name="Table Columns 3" w:semiHidden="1" w:unhideWhenUsed="1"/>
+    <w:lsdException w:name="Table List 5" w:semiHidden="1" w:unhideWhenUsed="1"/>
+    <w:lsdException w:name="Light List Accent 6" w:uiPriority="61"/>
+    <w:lsdException w:name="Grid Table 5 Dark Accent 1" w:uiPriority="50"/>
+    <w:lsdException w:name="heading 7" w:unhideWhenUsed="1" w:qFormat="1"/>
+    <w:lsdException w:name="Light Grid Accent 3" w:uiPriority="62"/>
+    <w:lsdException w:name="Dark List Accent 5" w:uiPriority="70"/>
+    <w:lsdException w:name="Table Theme" w:semiHidden="1" w:unhideWhenUsed="1"/>
+    <w:lsdException w:name="List Table 4 Accent 4" w:uiPriority="49"/>
+    <w:lsdException w:name="List Paragraph" w:uiPriority="99"/>
+    <w:lsdException w:name="Table List 7" w:semiHidden="1" w:unhideWhenUsed="1"/>
+    <w:lsdException w:name="Medium Grid 2" w:uiPriority="68"/>
+    <w:lsdException w:name="Grid Table 7 Colorful Accent 4" w:uiPriority="52"/>
+    <w:lsdException w:name="Grid Table 1 Light Accent 2" w:uiPriority="46"/>
+    <w:lsdException w:name="Table Subtle 1" w:semiHidden="1" w:unhideWhenUsed="1"/>
+    <w:lsdException w:name="Intense Reference" w:uiPriority="32" w:qFormat="1"/>
     <w:lsdException w:name="Default Paragraph Font" w:uiPriority="1" w:semiHidden="1" w:unhideWhenUsed="1"/>
-    <w:lsdException w:name="Light Grid Accent 1" w:uiPriority="62"/>
+    <w:lsdException w:name="Grid Table 4 Accent 4" w:uiPriority="49"/>
+    <w:lsdException w:name="toc 3" w:uiPriority="99"/>
     <w:lsdException w:name="Dark List" w:uiPriority="70"/>
-    <w:lsdException w:name="Grid Table 1 Light Accent 6" w:uiPriority="46"/>
-    <w:lsdException w:name="toc 8" w:uiPriority="99"/>
-    <w:lsdException w:name="Table 3D effects 3" w:semiHidden="1" w:unhideWhenUsed="1"/>
-    <w:lsdException w:name="Table Colorful 3" w:semiHidden="1" w:unhideWhenUsed="1"/>
-    <w:lsdException w:name="Medium Grid 2 Accent 4" w:uiPriority="68"/>
-    <w:lsdException w:name="Table Columns 4" w:semiHidden="1" w:unhideWhenUsed="1"/>
-    <w:lsdException w:name="List Table 5 Dark Accent 4" w:uiPriority="50"/>
-    <w:lsdException w:name="Normal Table" w:uiPriority="99" w:semiHidden="1" w:unhideWhenUsed="1"/>
-    <w:lsdException w:name="Grid Table 3 Accent 4" w:uiPriority="48"/>
-    <w:lsdException w:name="Medium Grid 2 Accent 1" w:uiPriority="68"/>
-    <w:lsdException w:name="Grid Table 1 Light Accent 4" w:uiPriority="46"/>
-    <w:lsdException w:name="List Table 7 Colorful" w:uiPriority="52"/>
-    <w:lsdException w:name="List Table 7 Colorful Accent 4" w:uiPriority="52"/>
-    <w:lsdException w:name="Medium Grid 2" w:uiPriority="68"/>
-    <w:lsdException w:name="Table Columns 1" w:semiHidden="1" w:unhideWhenUsed="1"/>
-    <w:lsdException w:name="Medium Grid 3 Accent 4" w:uiPriority="69"/>
-    <w:lsdException w:name="Medium Grid 1 Accent 2" w:uiPriority="67"/>
-    <w:lsdException w:name="HTML Definition" w:uiPriority="99"/>
-    <w:lsdException w:name="Grid Table 7 Colorful Accent 1" w:uiPriority="52"/>
+    <w:lsdException w:name="Grid Table 3 Accent 6" w:uiPriority="48"/>
+    <w:lsdException w:name="Light Shading" w:uiPriority="60"/>
+    <w:lsdException w:name="Medium List 1 Accent 2" w:uiPriority="65"/>
+    <w:lsdException w:name="List Table 6 Colorful Accent 1" w:uiPriority="51"/>
+    <w:lsdException w:name="Colorful List Accent 6" w:uiPriority="72"/>
+    <w:lsdException w:name="Grid Table 7 Colorful Accent 6" w:uiPriority="52"/>
+    <w:lsdException w:name="Colorful Shading Accent 4" w:uiPriority="71"/>
+    <w:lsdException w:name="Medium Shading 1 Accent 4" w:uiPriority="63"/>
+    <w:lsdException w:name="Light List Accent 5" w:uiPriority="61"/>
+    <w:lsdException w:name="Medium Shading 2" w:uiPriority="64"/>
+    <w:lsdException w:name="Medium Grid 1 Accent 4" w:uiPriority="67"/>
+    <w:lsdException w:name="Table Grid 7" w:semiHidden="1" w:unhideWhenUsed="1"/>
+    <w:lsdException w:name="Colorful List Accent 5" w:uiPriority="72"/>
+    <w:lsdException w:name="Table Simple 2" w:semiHidden="1" w:unhideWhenUsed="1"/>
+    <w:lsdException w:name="Grid Table 7 Colorful Accent 3" w:uiPriority="52"/>
+    <w:lsdException w:name="Subtle Emphasis" w:uiPriority="19" w:qFormat="1"/>
+    <w:lsdException w:name="List Table 4" w:uiPriority="49"/>
+    <w:lsdException w:name="Table Grid 5" w:semiHidden="1" w:unhideWhenUsed="1"/>
+    <w:lsdException w:name="Grid Table 2 Accent 3" w:uiPriority="47"/>
+    <w:lsdException w:name="Grid Table 1 Light Accent 1" w:uiPriority="46"/>
+    <w:lsdException w:name="Light List Accent 1" w:uiPriority="61"/>
+    <w:lsdException w:name="Colorful Grid Accent 4" w:uiPriority="73"/>
+    <w:lsdException w:name="List Table 1 Light Accent 5" w:uiPriority="46"/>
+    <w:lsdException w:name="Medium List 1" w:uiPriority="65"/>
+    <w:lsdException w:name="Table 3D effects 1" w:semiHidden="1" w:unhideWhenUsed="1"/>
+    <w:lsdException w:name="Subtle Reference" w:uiPriority="31" w:qFormat="1"/>
+    <w:lsdException w:name="Colorful Grid Accent 1" w:uiPriority="73"/>
+    <w:lsdException w:name="List Table 5 Dark Accent 2" w:uiPriority="50"/>
+    <w:lsdException w:name="HTML Code" w:uiPriority="99"/>
+    <w:lsdException w:name="Light Shading Accent 1" w:uiPriority="60"/>
     <w:lsdException w:name="Medium Shading 1 Accent 3" w:uiPriority="63"/>
-    <w:lsdException w:name="Medium Shading 2 Accent 4" w:uiPriority="64"/>
-    <w:lsdException w:name="List Table 6 Colorful Accent 1" w:uiPriority="51"/>
-    <w:lsdException w:name="toc 2" w:uiPriority="99"/>
-    <w:lsdException w:name="Medium Shading 1 Accent 6" w:uiPriority="63"/>
-    <w:lsdException w:name="Light Shading Accent 3" w:uiPriority="60"/>
-    <w:lsdException w:name="heading 6" w:qFormat="1"/>
-    <w:lsdException w:name="List Table 1 Light" w:uiPriority="46"/>
-    <w:lsdException w:name="List Table 3 Accent 1" w:uiPriority="48"/>
-    <w:lsdException w:name="List Table 2" w:uiPriority="47"/>
-    <w:lsdException w:name="Subtitle" w:qFormat="1"/>
-    <w:lsdException w:name="Colorful Shading Accent 4" w:uiPriority="71"/>
-    <w:lsdException w:name="Colorful Shading Accent 6" w:uiPriority="71"/>
-    <w:lsdException w:name="Grid Table 2 Accent 6" w:uiPriority="47"/>
-    <w:lsdException w:name="heading 3" w:qFormat="1"/>
-    <w:lsdException w:name="Grid Table 3 Accent 2" w:uiPriority="48"/>
-    <w:lsdException w:name="Medium Shading 1 Accent 5" w:uiPriority="63"/>
-    <w:lsdException w:name="Medium Shading 1 Accent 2" w:uiPriority="63"/>
-    <w:lsdException w:name="Grid Table 3 Accent 1" w:uiPriority="48"/>
+    <w:lsdException w:name="Medium Shading 2 Accent 1" w:uiPriority="64"/>
+    <w:lsdException w:name="Medium Grid 3 Accent 6" w:uiPriority="69"/>
+    <w:lsdException w:name="Table Web 3" w:semiHidden="1" w:unhideWhenUsed="1"/>
+    <w:lsdException w:name="Grid Table 5 Dark Accent 3" w:uiPriority="50"/>
+    <w:lsdException w:name="Grid Table 2" w:uiPriority="47"/>
+    <w:lsdException w:name="Grid Table 2 Accent 1" w:uiPriority="47"/>
+    <w:lsdException w:name="List Table 1 Light Accent 6" w:uiPriority="46"/>
+    <w:lsdException w:name="toc 4" w:uiPriority="99"/>
+    <w:lsdException w:name="Grid Table 3 Accent 5" w:uiPriority="48"/>
     <w:lsdException w:name="List Table 7 Colorful Accent 3" w:uiPriority="52"/>
-    <w:lsdException w:name="Colorful List Accent 1" w:uiPriority="72"/>
-    <w:lsdException w:name="Table Grid" w:qFormat="1"/>
-    <w:lsdException w:name="Medium Grid 1 Accent 3" w:uiPriority="67"/>
-    <w:lsdException w:name="Book Title" w:uiPriority="33" w:qFormat="1"/>
-    <w:lsdException w:name="Grid Table 4 Accent 4" w:uiPriority="49"/>
-    <w:lsdException w:name="Medium List 1 Accent 3" w:uiPriority="65"/>
-    <w:lsdException w:name="Outline List 3" w:uiPriority="99" w:semiHidden="1" w:unhideWhenUsed="1"/>
-    <w:lsdException w:name="List Table 2 Accent 4" w:uiPriority="47"/>
-    <w:lsdException w:name="Medium List 1 Accent 6" w:uiPriority="65"/>
-    <w:lsdException w:name="Light Shading Accent 1" w:uiPriority="60"/>
-    <w:lsdException w:name="Medium Grid 1 Accent 5" w:uiPriority="67"/>
-    <w:lsdException w:name="Plain Table 3" w:uiPriority="43"/>
-    <w:lsdException w:name="Medium Grid 1 Accent 4" w:uiPriority="67"/>
-    <w:lsdException w:name="Grid Table 3" w:uiPriority="48"/>
-    <w:lsdException w:name="Colorful Shading" w:uiPriority="71"/>
-    <w:lsdException w:name="List Table 7 Colorful Accent 5" w:uiPriority="52"/>
-    <w:lsdException w:name="HTML Bottom of Form" w:uiPriority="99" w:semiHidden="1" w:unhideWhenUsed="1"/>
-    <w:lsdException w:name="Grid Table 5 Dark Accent 6" w:uiPriority="50"/>
-    <w:lsdException w:name="Table List 6" w:semiHidden="1" w:unhideWhenUsed="1"/>
-    <w:lsdException w:name="List Table 5 Dark Accent 6" w:uiPriority="50"/>
-    <w:lsdException w:name="Grid Table 4" w:uiPriority="49"/>
-    <w:lsdException w:name="Medium Shading 1" w:uiPriority="63"/>
-    <w:lsdException w:name="Light List Accent 6" w:uiPriority="61"/>
-    <w:lsdException w:name="Emphasis" w:qFormat="1"/>
-    <w:lsdException w:name="Light Grid Accent 6" w:uiPriority="62"/>
-    <w:lsdException w:name="HTML Preformatted" w:uiPriority="99"/>
-    <w:lsdException w:name="Table Subtle 1" w:semiHidden="1" w:unhideWhenUsed="1"/>
-    <w:lsdException w:name="Grid Table 3 Accent 5" w:uiPriority="48"/>
-    <w:lsdException w:name="Medium Grid 2 Accent 2" w:uiPriority="68"/>
-    <w:lsdException w:name="Grid Table Light" w:uiPriority="40"/>
-    <w:lsdException w:name="Grid Table 6 Colorful Accent 4" w:uiPriority="51"/>
-    <w:lsdException w:name="Table Columns 5" w:semiHidden="1" w:unhideWhenUsed="1"/>
-    <w:lsdException w:name="toc 7" w:uiPriority="99"/>
-    <w:lsdException w:name="Light Shading Accent 6" w:uiPriority="60"/>
-    <w:lsdException w:name="List Table 6 Colorful Accent 6" w:uiPriority="51"/>
-    <w:lsdException w:name="Medium Shading 1 Accent 1" w:uiPriority="63"/>
-    <w:lsdException w:name="Light List Accent 2" w:uiPriority="61"/>
-    <w:lsdException w:name="Table Grid 2" w:semiHidden="1" w:unhideWhenUsed="1"/>
-    <w:lsdException w:name="caption" w:semiHidden="1" w:unhideWhenUsed="1" w:qFormat="1"/>
-    <w:lsdException w:name="toc 3" w:uiPriority="99"/>
-    <w:lsdException w:name="Medium List 1 Accent 1" w:uiPriority="65"/>
-    <w:lsdException w:name="Grid Table 5 Dark Accent 5" w:uiPriority="50"/>
-    <w:lsdException w:name="Grid Table 6 Colorful Accent 6" w:uiPriority="51"/>
-    <w:lsdException w:name="Light List Accent 3" w:uiPriority="61"/>
-    <w:lsdException w:name="Light Shading Accent 5" w:uiPriority="60"/>
-    <w:lsdException w:name="Grid Table 5 Dark Accent 3" w:uiPriority="50"/>
-    <w:lsdException w:name="Colorful Shading Accent 2" w:uiPriority="71"/>
-    <w:lsdException w:name="Plain Table 5" w:uiPriority="45"/>
-    <w:lsdException w:name="Subtle Reference" w:uiPriority="31" w:qFormat="1"/>
-    <w:lsdException w:name="Table Grid 6" w:semiHidden="1" w:unhideWhenUsed="1"/>
-    <w:lsdException w:name="List Table 5 Dark Accent 5" w:uiPriority="50"/>
-    <w:lsdException w:name="List Table 4 Accent 3" w:uiPriority="49"/>
-    <w:lsdException w:name="List Table 3 Accent 2" w:uiPriority="48"/>
-    <w:lsdException w:name="Grid Table 2 Accent 5" w:uiPriority="47"/>
-    <w:lsdException w:name="List Paragraph" w:uiPriority="99"/>
-    <w:lsdException w:name="Unresolved Mention" w:uiPriority="99" w:semiHidden="1" w:unhideWhenUsed="1"/>
-    <w:lsdException w:name="Grid Table 2 Accent 1" w:uiPriority="47"/>
-    <w:lsdException w:name="Grid Table 6 Colorful Accent 5" w:uiPriority="51"/>
-    <w:lsdException w:name="Light List Accent 4" w:uiPriority="61"/>
-    <w:lsdException w:name="Dark List Accent 3" w:uiPriority="70"/>
-    <w:lsdException w:name="Dark List Accent 1" w:uiPriority="70"/>
-    <w:lsdException w:name="Table Web 1" w:semiHidden="1" w:unhideWhenUsed="1"/>
-    <w:lsdException w:name="Medium Grid 3 Accent 2" w:uiPriority="69"/>
-    <w:lsdException w:name="Medium List 1 Accent 5" w:uiPriority="65"/>
-    <w:lsdException w:name="Medium Grid 3 Accent 6" w:uiPriority="69"/>
-    <w:lsdException w:name="Light Grid Accent 2" w:uiPriority="62"/>
-    <w:lsdException w:name="Table Web 2" w:semiHidden="1" w:unhideWhenUsed="1"/>
-    <w:lsdException w:name="Dark List Accent 6" w:uiPriority="70"/>
-    <w:lsdException w:name="Table 3D effects 2" w:semiHidden="1" w:unhideWhenUsed="1"/>
-    <w:lsdException w:name="Colorful Shading Accent 1" w:uiPriority="71"/>
-    <w:lsdException w:name="Light Grid Accent 4" w:uiPriority="62"/>
-    <w:lsdException w:name="Grid Table 5 Dark" w:uiPriority="50"/>
-    <w:lsdException w:name="List Table 1 Light Accent 5" w:uiPriority="46"/>
-    <w:lsdException w:name="toc 1" w:uiPriority="99"/>
-    <w:lsdException w:name="List Table 1 Light Accent 1" w:uiPriority="46"/>
-    <w:lsdException w:name="Grid Table 2 Accent 2" w:uiPriority="47"/>
-    <w:lsdException w:name="Light List Accent 1" w:uiPriority="61"/>
-    <w:lsdException w:name="List Table 6 Colorful Accent 3" w:uiPriority="51"/>
-    <w:lsdException w:name="Grid Table 7 Colorful Accent 4" w:uiPriority="52"/>
-    <w:lsdException w:name="Medium List 2 Accent 4" w:uiPriority="66"/>
-    <w:lsdException w:name="Grid Table 2 Accent 4" w:uiPriority="47"/>
-    <w:lsdException w:name="Bibliography" w:uiPriority="37" w:semiHidden="1" w:unhideWhenUsed="1"/>
-    <w:lsdException w:name="Table Theme" w:semiHidden="1" w:unhideWhenUsed="1"/>
-    <w:lsdException w:name="toc 9" w:uiPriority="99"/>
-    <w:lsdException w:name="Table Colorful 1" w:semiHidden="1" w:unhideWhenUsed="1"/>
-    <w:lsdException w:name="List Table 2 Accent 2" w:uiPriority="47"/>
-    <w:lsdException w:name="List Table 3 Accent 5" w:uiPriority="48"/>
-    <w:lsdException w:name="List Table 6 Colorful Accent 2" w:uiPriority="51"/>
-    <w:lsdException w:name="List Table 5 Dark" w:uiPriority="50"/>
-    <w:lsdException w:name="toc 5" w:uiPriority="99"/>
-    <w:lsdException w:name="HTML Top of Form" w:uiPriority="99" w:semiHidden="1" w:unhideWhenUsed="1"/>
-    <w:lsdException w:name="heading 5" w:qFormat="1"/>
-    <w:lsdException w:name="Medium Grid 2 Accent 5" w:uiPriority="68"/>
-    <w:lsdException w:name="HTML Sample" w:uiPriority="99"/>
-    <w:lsdException w:name="Intense Reference" w:uiPriority="32" w:qFormat="1"/>
-    <w:lsdException w:name="Table List 2" w:semiHidden="1" w:unhideWhenUsed="1"/>
-    <w:lsdException w:name="Plain Table 4" w:uiPriority="44"/>
-    <w:lsdException w:name="Table Grid 4" w:semiHidden="1" w:unhideWhenUsed="1"/>
-    <w:lsdException w:name="heading 7" w:unhideWhenUsed="1" w:qFormat="1"/>
-    <w:lsdException w:name="Medium Shading 1 Accent 4" w:uiPriority="63"/>
-    <w:lsdException w:name="List Table 6 Colorful Accent 5" w:uiPriority="51"/>
-    <w:lsdException w:name="Grid Table 6 Colorful Accent 1" w:uiPriority="51"/>
-    <w:lsdException w:name="Grid Table 5 Dark Accent 2" w:uiPriority="50"/>
-    <w:lsdException w:name="Colorful Grid Accent 1" w:uiPriority="73"/>
-    <w:lsdException w:name="Colorful Shading Accent 5" w:uiPriority="71"/>
-    <w:lsdException w:name="Grid Table 4 Accent 5" w:uiPriority="49"/>
-    <w:lsdException w:name="Medium List 2 Accent 1" w:uiPriority="66"/>
-    <w:lsdException w:name="Light List Accent 5" w:uiPriority="61"/>
-    <w:lsdException w:name="Grid Table 5 Dark Accent 4" w:uiPriority="50"/>
-    <w:lsdException w:name="toc 4" w:uiPriority="99"/>
-    <w:lsdException w:name="Grid Table 6 Colorful" w:uiPriority="51"/>
-    <w:lsdException w:name="Medium Shading 2" w:uiPriority="64"/>
-    <w:lsdException w:name="Plain Table 1" w:uiPriority="41"/>
-    <w:lsdException w:name="heading 8" w:unhideWhenUsed="1" w:qFormat="1"/>
-    <w:lsdException w:name="Grid Table 6 Colorful Accent 2" w:uiPriority="51"/>
-    <w:lsdException w:name="List Table 2 Accent 5" w:uiPriority="47"/>
-    <w:lsdException w:name="Grid Table 3 Accent 6" w:uiPriority="48"/>
-    <w:lsdException w:name="Medium List 2 Accent 2" w:uiPriority="66"/>
-    <w:lsdException w:name="Table Columns 2" w:semiHidden="1" w:unhideWhenUsed="1"/>
-    <w:lsdException w:name="Table Simple 3" w:semiHidden="1" w:unhideWhenUsed="1"/>
-    <w:lsdException w:name="Grid Table 1 Light Accent 5" w:uiPriority="46"/>
-    <w:lsdException w:name="Grid Table 7 Colorful" w:uiPriority="52"/>
-    <w:lsdException w:name="HTML Keyboard" w:uiPriority="99"/>
-    <w:lsdException w:name="Medium Grid 3 Accent 1" w:uiPriority="69"/>
-    <w:lsdException w:name="List Table 2 Accent 3" w:uiPriority="47"/>
-    <w:lsdException w:name="Grid Table 7 Colorful Accent 5" w:uiPriority="52"/>
-    <w:lsdException w:name="Grid Table 3 Accent 3" w:uiPriority="48"/>
-    <w:lsdException w:name="Medium Grid 3 Accent 3" w:uiPriority="69"/>
-    <w:lsdException w:name="Light Shading Accent 2" w:uiPriority="60"/>
-    <w:lsdException w:name="Dark List Accent 5" w:uiPriority="70"/>
-    <w:lsdException w:name="Grid Table 4 Accent 3" w:uiPriority="49"/>
-    <w:lsdException w:name="Table List 4" w:semiHidden="1" w:unhideWhenUsed="1"/>
     <w:lsdException w:name="heading 1" w:qFormat="1"/>
     <w:lsdException w:name="Grid Table 4 Accent 6" w:uiPriority="49"/>
-    <w:lsdException w:name="Grid Table 1 Light Accent 1" w:uiPriority="46"/>
+    <w:lsdException w:name="Grid Table 1 Light" w:uiPriority="46"/>
+    <w:lsdException w:name="Light List Accent 3" w:uiPriority="61"/>
+    <w:lsdException w:name="HTML Top of Form" w:uiPriority="99" w:semiHidden="1" w:unhideWhenUsed="1"/>
+    <w:lsdException w:name="heading 4" w:qFormat="1"/>
+    <w:lsdException w:name="List Table 2" w:uiPriority="47"/>
+    <w:lsdException w:name="Grid Table 5 Dark Accent 2" w:uiPriority="50"/>
+    <w:lsdException w:name="Table List 8" w:semiHidden="1" w:unhideWhenUsed="1"/>
+    <w:lsdException w:name="Light Shading Accent 3" w:uiPriority="60"/>
+    <w:lsdException w:name="Medium List 1 Accent 3" w:uiPriority="65"/>
+    <w:lsdException w:name="Grid Table 2 Accent 5" w:uiPriority="47"/>
+    <w:lsdException w:name="Table Colorful 3" w:semiHidden="1" w:unhideWhenUsed="1"/>
+    <w:lsdException w:name="heading 8" w:unhideWhenUsed="1" w:qFormat="1"/>
+    <w:lsdException w:name="List Table 1 Light" w:uiPriority="46"/>
+    <w:lsdException w:name="Grid Table 4" w:uiPriority="49"/>
+    <w:lsdException w:name="Table Web 2" w:semiHidden="1" w:unhideWhenUsed="1"/>
+    <w:lsdException w:name="Medium Shading 2 Accent 4" w:uiPriority="64"/>
+    <w:lsdException w:name="Light List Accent 4" w:uiPriority="61"/>
+    <w:lsdException w:name="toc 8" w:uiPriority="99"/>
+    <w:lsdException w:name="Grid Table 3 Accent 3" w:uiPriority="48"/>
+    <w:lsdException w:name="Medium Shading 2 Accent 2" w:uiPriority="64"/>
+    <w:lsdException w:name="Table Classic 3" w:semiHidden="1" w:unhideWhenUsed="1"/>
+    <w:lsdException w:name="heading 6" w:qFormat="1"/>
+    <w:lsdException w:name="Colorful Shading Accent 1" w:uiPriority="71"/>
+    <w:lsdException w:name="Light List Accent 2" w:uiPriority="61"/>
+    <w:lsdException w:name="Medium Shading 1" w:uiPriority="63"/>
+    <w:lsdException w:name="List Table 2 Accent 1" w:uiPriority="47"/>
+    <w:lsdException w:name="List Table 4 Accent 3" w:uiPriority="49"/>
+    <w:lsdException w:name="Outline List 2" w:uiPriority="99" w:semiHidden="1" w:unhideWhenUsed="1"/>
+    <w:lsdException w:name="Table List 6" w:semiHidden="1" w:unhideWhenUsed="1"/>
+    <w:lsdException w:name="Medium Grid 2 Accent 1" w:uiPriority="68"/>
+    <w:lsdException w:name="List Table 5 Dark" w:uiPriority="50"/>
+    <w:lsdException w:name="List Table 2 Accent 4" w:uiPriority="47"/>
+    <w:lsdException w:name="Strong" w:qFormat="1"/>
+    <w:lsdException w:name="Grid Table 7 Colorful Accent 1" w:uiPriority="52"/>
+    <w:lsdException w:name="Intense Emphasis" w:uiPriority="21" w:qFormat="1"/>
+    <w:lsdException w:name="Colorful List Accent 2" w:uiPriority="72"/>
+    <w:lsdException w:name="Table List 3" w:semiHidden="1" w:unhideWhenUsed="1"/>
+    <w:lsdException w:name="Colorful Grid Accent 5" w:uiPriority="73"/>
+    <w:lsdException w:name="Grid Table 2 Accent 6" w:uiPriority="47"/>
+    <w:lsdException w:name="Quote" w:uiPriority="99"/>
+    <w:lsdException w:name="Colorful Grid" w:uiPriority="73"/>
+    <w:lsdException w:name="Table Grid 2" w:semiHidden="1" w:unhideWhenUsed="1"/>
+    <w:lsdException w:name="List Table 6 Colorful Accent 3" w:uiPriority="51"/>
+    <w:lsdException w:name="Medium Grid 1 Accent 3" w:uiPriority="67"/>
+    <w:lsdException w:name="Medium Shading 1 Accent 5" w:uiPriority="63"/>
+    <w:lsdException w:name="Plain Table 1" w:uiPriority="41"/>
+    <w:lsdException w:name="Grid Table 1 Light Accent 5" w:uiPriority="46"/>
+    <w:lsdException w:name="HTML Variable" w:uiPriority="99"/>
+    <w:lsdException w:name="List Table 4 Accent 1" w:uiPriority="49"/>
+    <w:lsdException w:name="Grid Table 7 Colorful Accent 5" w:uiPriority="52"/>
+    <w:lsdException w:name="List Table 3 Accent 2" w:uiPriority="48"/>
+    <w:lsdException w:name="Grid Table 1 Light Accent 4" w:uiPriority="46"/>
+    <w:lsdException w:name="List Table 7 Colorful Accent 6" w:uiPriority="52"/>
+    <w:lsdException w:name="List Table 2 Accent 3" w:uiPriority="47"/>
+    <w:lsdException w:name="Revision" w:uiPriority="99" w:semiHidden="1"/>
+    <w:lsdException w:name="List Table 3 Accent 5" w:uiPriority="48"/>
+    <w:lsdException w:name="Medium Grid 1 Accent 6" w:uiPriority="67"/>
+    <w:lsdException w:name="Grid Table 7 Colorful" w:uiPriority="52"/>
+    <w:lsdException w:name="Table Grid" w:qFormat="1"/>
+    <w:lsdException w:name="Emphasis" w:qFormat="1"/>
+    <w:lsdException w:name="Light List" w:uiPriority="61"/>
+    <w:lsdException w:name="toc 6" w:uiPriority="99"/>
+    <w:lsdException w:name="Grid Table 5 Dark Accent 5" w:uiPriority="50"/>
+    <w:lsdException w:name="Subtitle" w:qFormat="1"/>
+    <w:lsdException w:name="Medium Shading 1 Accent 6" w:uiPriority="63"/>
+    <w:lsdException w:name="Dark List Accent 3" w:uiPriority="70"/>
+    <w:lsdException w:name="caption" w:semiHidden="1" w:unhideWhenUsed="1" w:qFormat="1"/>
+    <w:lsdException w:name="Grid Table 1 Light Accent 6" w:uiPriority="46"/>
+    <w:lsdException w:name="Normal" w:qFormat="1"/>
+    <w:lsdException w:name="Light Shading Accent 6" w:uiPriority="60"/>
+    <w:lsdException w:name="Medium List 2" w:uiPriority="66"/>
+    <w:lsdException w:name="List Table 2 Accent 5" w:uiPriority="47"/>
+    <w:lsdException w:name="List Table 5 Dark Accent 5" w:uiPriority="50"/>
+    <w:lsdException w:name="Placeholder Text" w:uiPriority="99" w:semiHidden="1"/>
+    <w:lsdException w:name="Colorful Shading Accent 6" w:uiPriority="71"/>
+    <w:lsdException w:name="toc 9" w:uiPriority="99"/>
+    <w:lsdException w:name="Table Contemporary" w:semiHidden="1" w:unhideWhenUsed="1"/>
+    <w:lsdException w:name="List Table 2 Accent 6" w:uiPriority="47"/>
+    <w:lsdException w:name="Medium List 2 Accent 5" w:uiPriority="66"/>
+    <w:lsdException w:name="Light Shading Accent 4" w:uiPriority="60"/>
+    <w:lsdException w:name="List Table 5 Dark Accent 1" w:uiPriority="50"/>
+    <w:lsdException w:name="Grid Table Light" w:uiPriority="40"/>
+    <w:lsdException w:name="Light Grid Accent 1" w:uiPriority="62"/>
+    <w:lsdException w:name="Table Professional" w:semiHidden="1" w:unhideWhenUsed="1"/>
+    <w:lsdException w:name="heading 5" w:qFormat="1"/>
+    <w:lsdException w:name="List Table 3 Accent 4" w:uiPriority="48"/>
+    <w:lsdException w:name="Grid Table 5 Dark" w:uiPriority="50"/>
+    <w:lsdException w:name="Medium List 2 Accent 2" w:uiPriority="66"/>
+    <w:lsdException w:name="List Table 7 Colorful Accent 1" w:uiPriority="52"/>
+    <w:lsdException w:name="List Table 3 Accent 6" w:uiPriority="48"/>
+    <w:lsdException w:name="Table Grid 4" w:semiHidden="1" w:unhideWhenUsed="1"/>
+    <w:lsdException w:name="Plain Table 5" w:uiPriority="45"/>
+    <w:lsdException w:name="Grid Table 6 Colorful Accent 1" w:uiPriority="51"/>
+    <w:lsdException w:name="Medium List 2 Accent 6" w:uiPriority="66"/>
+    <w:lsdException w:name="Table Subtle 2" w:semiHidden="1" w:unhideWhenUsed="1"/>
+    <w:lsdException w:name="toc 2" w:uiPriority="99"/>
     <w:lsdException w:name="Medium Grid 3 Accent 5" w:uiPriority="69"/>
-    <w:lsdException w:name="Table Contemporary" w:semiHidden="1" w:unhideWhenUsed="1"/>
-    <w:lsdException w:name="Medium Grid 3" w:uiPriority="69"/>
-    <w:lsdException w:name="Medium Shading 2 Accent 3" w:uiPriority="64"/>
-    <w:lsdException w:name="Light List" w:uiPriority="61"/>
-    <w:lsdException w:name="Light Shading" w:uiPriority="60"/>
-    <w:lsdException w:name="Table Professional" w:semiHidden="1" w:unhideWhenUsed="1"/>
-    <w:lsdException w:name="List Table 2 Accent 1" w:uiPriority="47"/>
-    <w:lsdException w:name="Colorful Grid Accent 5" w:uiPriority="73"/>
-    <w:lsdException w:name="Colorful Grid" w:uiPriority="73"/>
-    <w:lsdException w:name="Normal" w:qFormat="1"/>
-    <w:lsdException w:name="Grid Table 5 Dark Accent 1" w:uiPriority="50"/>
-    <w:lsdException w:name="Medium List 1 Accent 2" w:uiPriority="65"/>
-    <w:lsdException w:name="List Table 1 Light Accent 3" w:uiPriority="46"/>
-    <w:lsdException w:name="Grid Table 2 Accent 3" w:uiPriority="47"/>
+    <w:lsdException w:name="Grid Table 6 Colorful Accent 5" w:uiPriority="51"/>
+    <w:lsdException w:name="Medium List 1 Accent 6" w:uiPriority="65"/>
+    <w:lsdException w:name="Medium Grid 3 Accent 3" w:uiPriority="69"/>
     <w:lsdException w:name="Medium Grid 1 Accent 1" w:uiPriority="67"/>
-    <w:lsdException w:name="HTML Cite" w:uiPriority="99"/>
-    <w:lsdException w:name="List Table 7 Colorful Accent 6" w:uiPriority="52"/>
-    <w:lsdException w:name="Placeholder Text" w:uiPriority="99" w:semiHidden="1"/>
-    <w:lsdException w:name="List Table 5 Dark Accent 2" w:uiPriority="50"/>
-    <w:lsdException w:name="Outline List 1" w:uiPriority="99" w:semiHidden="1" w:unhideWhenUsed="1"/>
-    <w:lsdException w:name="Table 3D effects 1" w:semiHidden="1" w:unhideWhenUsed="1"/>
-    <w:lsdException w:name="Table Grid 7" w:semiHidden="1" w:unhideWhenUsed="1"/>
+    <w:lsdException w:name="Grid Table 3 Accent 1" w:uiPriority="48"/>
+    <w:lsdException w:name="Table Columns 2" w:semiHidden="1" w:unhideWhenUsed="1"/>
+    <w:lsdException w:name="Unresolved Mention" w:uiPriority="99" w:semiHidden="1" w:unhideWhenUsed="1"/>
+    <w:lsdException w:name="Table Colorful 2" w:semiHidden="1" w:unhideWhenUsed="1"/>
+    <w:lsdException w:name="toc 1" w:uiPriority="99"/>
+    <w:lsdException w:name="footnote text" w:uiPriority="99" w:semiHidden="1" w:unhideWhenUsed="1"/>
+    <w:lsdException w:name="Grid Table 4 Accent 5" w:uiPriority="49"/>
+    <w:lsdException w:name="Grid Table 2 Accent 2" w:uiPriority="47"/>
+    <w:lsdException w:name="toc 5" w:uiPriority="99"/>
     <w:lsdException w:name="Light Grid Accent 5" w:uiPriority="62"/>
-    <w:lsdException w:name="List Table 3 Accent 6" w:uiPriority="48"/>
-    <w:lsdException w:name="Medium Shading 2 Accent 2" w:uiPriority="64"/>
-    <w:lsdException w:name="Medium Shading 2 Accent 5" w:uiPriority="64"/>
-    <w:lsdException w:name="Light Grid Accent 3" w:uiPriority="62"/>
-    <w:lsdException w:name="Table List 3" w:semiHidden="1" w:unhideWhenUsed="1"/>
-    <w:lsdException w:name="TOC Heading" w:uiPriority="39" w:semiHidden="1" w:unhideWhenUsed="1" w:qFormat="1"/>
-    <w:lsdException w:name="Medium List 1" w:uiPriority="65"/>
-    <w:lsdException w:name="List Table 4 Accent 2" w:uiPriority="49"/>
-    <w:lsdException w:name="Colorful List Accent 2" w:uiPriority="72"/>
-    <w:lsdException w:name="List Table 7 Colorful Accent 2" w:uiPriority="52"/>
-    <w:lsdException w:name="List Table 1 Light Accent 4" w:uiPriority="46"/>
-    <w:lsdException w:name="List Table 5 Dark Accent 3" w:uiPriority="50"/>
-    <w:lsdException w:name="footnote text" w:uiPriority="99" w:semiHidden="1" w:unhideWhenUsed="1"/>
-    <w:lsdException w:name="Grid Table 1 Light Accent 3" w:uiPriority="46"/>
-    <w:lsdException w:name="heading 2" w:qFormat="1"/>
-    <w:lsdException w:name="Grid Table 1 Light" w:uiPriority="46"/>
-    <w:lsdException w:name="Grid Table 4 Accent 1" w:uiPriority="49"/>
-    <w:lsdException w:name="Table Classic 3" w:semiHidden="1" w:unhideWhenUsed="1"/>
-    <w:lsdException w:name="Subtle Emphasis" w:uiPriority="19" w:qFormat="1"/>
-    <w:lsdException w:name="Medium Grid 1" w:uiPriority="67"/>
-    <w:lsdException w:name="toc 6" w:uiPriority="99"/>
-    <w:lsdException w:name="Table Grid 1" w:semiHidden="1" w:unhideWhenUsed="1"/>
-    <w:lsdException w:name="Colorful Grid Accent 2" w:uiPriority="73"/>
-    <w:lsdException w:name="Colorful Shading Accent 3" w:uiPriority="71"/>
-    <w:lsdException w:name="HTML Address" w:uiPriority="99"/>
-    <w:lsdException w:name="Title" w:qFormat="1"/>
-    <w:lsdException w:name="List Table 6 Colorful Accent 4" w:uiPriority="51"/>
-    <w:lsdException w:name="List Table 4 Accent 6" w:uiPriority="49"/>
-    <w:lsdException w:name="Medium List 2" w:uiPriority="66"/>
-    <w:lsdException w:name="Grid Table 7 Colorful Accent 3" w:uiPriority="52"/>
-    <w:lsdException w:name="Table Simple 1" w:semiHidden="1" w:unhideWhenUsed="1"/>
-    <w:lsdException w:name="HTML Acronym" w:uiPriority="99"/>
-    <w:lsdException w:name="Grid Table 4 Accent 2" w:uiPriority="49"/>
-    <w:lsdException w:name="Table Grid 3" w:semiHidden="1" w:unhideWhenUsed="1"/>
-    <w:lsdException w:name="Table Classic 2" w:semiHidden="1" w:unhideWhenUsed="1"/>
-    <w:lsdException w:name="Medium List 2 Accent 5" w:uiPriority="66"/>
-    <w:lsdException w:name="Table List 8" w:semiHidden="1" w:unhideWhenUsed="1"/>
-    <w:lsdException w:name="Medium Grid 1 Accent 6" w:uiPriority="67"/>
-    <w:lsdException w:name="heading 4" w:qFormat="1"/>
-    <w:lsdException w:name="Medium List 1 Accent 4" w:uiPriority="65"/>
-    <w:lsdException w:name="List Table 7 Colorful Accent 1" w:uiPriority="52"/>
-    <w:lsdException w:name="Table Classic 4" w:semiHidden="1" w:unhideWhenUsed="1"/>
-    <w:lsdException w:name="Outline List 2" w:uiPriority="99" w:semiHidden="1" w:unhideWhenUsed="1"/>
-    <w:lsdException w:name="Table Simple 2" w:semiHidden="1" w:unhideWhenUsed="1"/>
-    <w:lsdException w:name="footnote reference" w:uiPriority="99" w:semiHidden="1" w:unhideWhenUsed="1"/>
-    <w:lsdException w:name="Table Grid 8" w:semiHidden="1" w:unhideWhenUsed="1"/>
-    <w:lsdException w:name="Medium Shading 2 Accent 1" w:uiPriority="64"/>
-    <w:lsdException w:name="Colorful List Accent 6" w:uiPriority="72"/>
-    <w:lsdException w:name="Table Classic 1" w:semiHidden="1" w:unhideWhenUsed="1"/>
-    <w:lsdException w:name="Table Colorful 2" w:semiHidden="1" w:unhideWhenUsed="1"/>
-    <w:lsdException w:name="Smart Hyperlink" w:uiPriority="99" w:semiHidden="1" w:unhideWhenUsed="1"/>
-    <w:lsdException w:name="List Table 3" w:uiPriority="48"/>
-    <w:lsdException w:name="Table List 5" w:semiHidden="1" w:unhideWhenUsed="1"/>
-    <w:lsdException w:name="Mention" w:uiPriority="99" w:semiHidden="1" w:unhideWhenUsed="1"/>
-    <w:lsdException w:name="Grid Table 2" w:uiPriority="47"/>
-    <w:lsdException w:name="Colorful Grid Accent 4" w:uiPriority="73"/>
-    <w:lsdException w:name="Table Columns 3" w:semiHidden="1" w:unhideWhenUsed="1"/>
-    <w:lsdException w:name="heading 9" w:unhideWhenUsed="1" w:qFormat="1"/>
-    <w:lsdException w:name="List Table 4 Accent 4" w:uiPriority="49"/>
-    <w:lsdException w:name="Colorful Grid Accent 3" w:uiPriority="73"/>
-    <w:lsdException w:name="Table Subtle 2" w:semiHidden="1" w:unhideWhenUsed="1"/>
-    <w:lsdException w:name="List Table 4" w:uiPriority="49"/>
-    <w:lsdException w:name="Hashtag" w:uiPriority="99" w:semiHidden="1" w:unhideWhenUsed="1"/>
-    <w:lsdException w:name="Colorful List" w:uiPriority="72"/>
-    <w:lsdException w:name="List Table 2 Accent 6" w:uiPriority="47"/>
-    <w:lsdException w:name="List Table 4 Accent 5" w:uiPriority="49"/>
-    <w:lsdException w:name="Medium List 2 Accent 6" w:uiPriority="66"/>
-    <w:lsdException w:name="List Table 4 Accent 1" w:uiPriority="49"/>
-    <w:lsdException w:name="Medium Grid 2 Accent 6" w:uiPriority="68"/>
-    <w:lsdException w:name="Grid Table 7 Colorful Accent 2" w:uiPriority="52"/>
-    <w:lsdException w:name="List Table 5 Dark Accent 1" w:uiPriority="50"/>
-    <w:lsdException w:name="Table Elegant" w:semiHidden="1" w:unhideWhenUsed="1"/>
-    <w:lsdException w:name="Intense Quote" w:uiPriority="99"/>
-    <w:lsdException w:name="Light Grid" w:uiPriority="62"/>
-    <w:lsdException w:name="Strong" w:qFormat="1"/>
-    <w:lsdException w:name="Plain Table 2" w:uiPriority="42"/>
-    <w:lsdException w:name="Intense Emphasis" w:uiPriority="21" w:qFormat="1"/>
-    <w:lsdException w:name="Quote" w:uiPriority="99"/>
-    <w:lsdException w:name="No List" w:uiPriority="99" w:semiHidden="1" w:unhideWhenUsed="1"/>
-    <w:lsdException w:name="Table List 7" w:semiHidden="1" w:unhideWhenUsed="1"/>
-    <w:lsdException w:name="List Table 3 Accent 4" w:uiPriority="48"/>
     <w:lsdException w:name="No Spacing" w:uiPriority="99"/>
-    <w:lsdException w:name="Colorful List Accent 4" w:uiPriority="72"/>
-    <w:lsdException w:name="Colorful Grid Accent 6" w:uiPriority="73"/>
-    <w:lsdException w:name="List Table 6 Colorful" w:uiPriority="51"/>
+    <w:lsdException w:name="Medium Grid 3 Accent 4" w:uiPriority="69"/>
     <w:lsdException w:name="Table List 1" w:semiHidden="1" w:unhideWhenUsed="1"/>
-    <w:lsdException w:name="Dark List Accent 2" w:uiPriority="70"/>
-    <w:lsdException w:name="List Table 3 Accent 3" w:uiPriority="48"/>
-    <w:lsdException w:name="Colorful List Accent 5" w:uiPriority="72"/>
-    <w:lsdException w:name="Smart Link" w:uiPriority="99" w:semiHidden="1" w:unhideWhenUsed="1"/>
-    <w:lsdException w:name="Table Web 3" w:semiHidden="1" w:unhideWhenUsed="1"/>
-    <w:lsdException w:name="Medium Shading 2 Accent 6" w:uiPriority="64"/>
-    <w:lsdException w:name="Revision" w:uiPriority="99" w:semiHidden="1"/>
+    <w:lsdException w:name="List Table 7 Colorful Accent 4" w:uiPriority="52"/>
+    <w:lsdException w:name="Medium Grid 2 Accent 3" w:uiPriority="68"/>
     <w:lsdException w:name="Grid Table 6 Colorful Accent 3" w:uiPriority="51"/>
-    <w:lsdException w:name="Colorful List Accent 3" w:uiPriority="72"/>
-    <w:lsdException w:name="HTML Code" w:uiPriority="99"/>
-    <w:lsdException w:name="Light Shading Accent 4" w:uiPriority="60"/>
-    <w:lsdException w:name="HTML Typewriter" w:uiPriority="99"/>
-    <w:lsdException w:name="List Table 1 Light Accent 6" w:uiPriority="46"/>
-    <w:lsdException w:name="Grid Table 7 Colorful Accent 6" w:uiPriority="52"/>
-    <w:lsdException w:name="Medium Grid 2 Accent 3" w:uiPriority="68"/>
-    <w:lsdException w:name="Medium List 2 Accent 3" w:uiPriority="66"/>
-    <w:lsdException w:name="Table Grid 5" w:semiHidden="1" w:unhideWhenUsed="1"/>
-    <w:lsdException w:name="Dark List Accent 4" w:uiPriority="70"/>
-    <w:lsdException w:name="Grid Table 1 Light Accent 2" w:uiPriority="46"/>
-    <w:lsdException w:name="HTML Variable" w:uiPriority="99"/>
-    <w:lsdException w:name="List Table 1 Light Accent 2" w:uiPriority="46"/>
   </w:latentStyles>
+  <w:style w:type="paragraph" w:styleId="000010">
+    <w:name w:val="Subtitle"/>
+    <w:basedOn w:val="000001"/>
+    <w:next w:val="000001"/>
+    <w:link w:val="000011"/>
+    <w:qFormat w:val="1"/>
+    <w:pPr>
+      <w:jc w:val="center"/>
+      <w:outlineLvl w:val="1"/>
+    </w:pPr>
+    <w:rPr>
+      <w:rFonts w:cstheme="minorBidi"/>
+      <w:b w:val="1"/>
+      <w:bCs w:val="1"/>
+      <w:kern w:val="28"/>
+      <w:sz w:val="44"/>
+      <w:szCs w:val="32"/>
+    </w:rPr>
+  </w:style>
+  <w:style w:type="character" w:styleId="000015">
+    <w:name w:val="Hyperlink"/>
+    <w:basedOn w:val="00000b"/>
+    <w:rPr>
+      <w:color w:val="1E6FFF"/>
+      <w:u w:val="single"/>
+    </w:rPr>
+  </w:style>
+  <w:style w:type="table" w:styleId="00000c" w:default="1">
+    <w:name w:val="Normal Table"/>
+    <w:uiPriority w:val="99"/>
+    <w:semiHidden w:val="1"/>
+    <w:unhideWhenUsed w:val="1"/>
+    <w:tblPr>
+      <w:tblInd w:w="0" w:type="dxa"/>
+      <w:tblCellMar>
+        <w:top w:w="0" w:type="dxa"/>
+        <w:left w:w="108" w:type="dxa"/>
+        <w:bottom w:w="0" w:type="dxa"/>
+        <w:right w:w="108" w:type="dxa"/>
+      </w:tblCellMar>
+    </w:tblPr>
+  </w:style>
+  <w:style w:type="paragraph" w:styleId="000007">
+    <w:name w:val="heading 6"/>
+    <w:basedOn w:val="000001"/>
+    <w:next w:val="000001"/>
+    <w:qFormat w:val="1"/>
+    <w:pPr>
+      <w:keepNext w:val="1"/>
+      <w:keepLines w:val="1"/>
+      <w:spacing w:line="480" w:lineRule="auto"/>
+      <w:outlineLvl w:val="5"/>
+    </w:pPr>
+    <w:rPr>
+      <w:b w:val="1"/>
+    </w:rPr>
+  </w:style>
   <w:style w:type="paragraph" w:styleId="000008">
     <w:name w:val="heading 7"/>
     <w:basedOn w:val="000001"/>
@@ -812,25 +869,133 @@
       <w:b w:val="1"/>
     </w:rPr>
   </w:style>
-  <w:style w:type="paragraph" w:styleId="000001" w:default="1">
-    <w:name w:val="Normal"/>
+  <w:style w:type="paragraph" w:styleId="000005">
+    <w:name w:val="heading 4"/>
+    <w:basedOn w:val="000001"/>
+    <w:next w:val="000001"/>
     <w:qFormat w:val="1"/>
     <w:pPr>
-      <w:widowControl w:val="0"/>
-      <w:spacing w:before="60" w:after="60"/>
-      <w:jc w:val="both"/>
-    </w:pPr>
-    <w:rPr>
-      <w:color w:val="333333"/>
+      <w:keepNext w:val="1"/>
+      <w:keepLines w:val="1"/>
+      <w:outlineLvl w:val="3"/>
+    </w:pPr>
+    <w:rPr>
+      <w:b w:val="1"/>
+      <w:sz w:val="24"/>
+    </w:rPr>
+  </w:style>
+  <w:style w:type="character" w:styleId="000013" w:customStyle="1">
+    <w:name w:val="标题 字符"/>
+    <w:basedOn w:val="00000b"/>
+    <w:link w:val="000012"/>
+    <w:rPr>
+      <w:rFonts w:ascii="Arial" w:hAnsi="Arial" w:eastAsia="微软雅黑" w:cstheme="majorBidi"/>
+      <w:b w:val="1"/>
+      <w:bCs w:val="1"/>
       <w:kern w:val="2"/>
-      <w:sz w:val="22"/>
-      <w:szCs w:val="24"/>
-    </w:rPr>
-  </w:style>
-  <w:style w:type="paragraph" w:styleId="00000e">
-    <w:name w:val="footer"/>
+      <w:sz w:val="48"/>
+      <w:szCs w:val="32"/>
+    </w:rPr>
+  </w:style>
+  <w:style w:type="numbering" w:styleId="00000d" w:default="1">
+    <w:name w:val="No List"/>
+    <w:uiPriority w:val="99"/>
+    <w:semiHidden w:val="1"/>
+    <w:unhideWhenUsed w:val="1"/>
+  </w:style>
+  <w:style w:type="paragraph" w:styleId="000004">
+    <w:name w:val="heading 3"/>
     <w:basedOn w:val="000001"/>
-    <w:pPr>
+    <w:next w:val="000001"/>
+    <w:qFormat w:val="1"/>
+    <w:pPr>
+      <w:keepNext w:val="1"/>
+      <w:keepLines w:val="1"/>
+      <w:outlineLvl w:val="2"/>
+    </w:pPr>
+    <w:rPr>
+      <w:b w:val="1"/>
+      <w:sz w:val="28"/>
+    </w:rPr>
+  </w:style>
+  <w:style w:type="character" w:styleId="000016" w:customStyle="1">
+    <w:name w:val="melo-codeblock-Base-theme-char"/>
+    <w:uiPriority w:val="99"/>
+    <w:rPr>
+      <w:rFonts w:ascii="Monaco" w:hAnsi="Monaco" w:eastAsia="Monaco" w:cs="Monaco"/>
+      <w:color w:val="000000"/>
+      <w:sz w:val="21"/>
+    </w:rPr>
+  </w:style>
+  <w:style w:type="paragraph" w:styleId="000017" w:customStyle="1">
+    <w:name w:val="melo-codeblock-Base-theme-para"/>
+    <w:uiPriority w:val="99"/>
+    <w:pPr>
+      <w:snapToGrid w:val="0"/>
+      <w:spacing w:line="360" w:lineRule="auto"/>
+    </w:pPr>
+    <w:rPr>
+      <w:rFonts w:ascii="Monaco" w:hAnsi="Monaco" w:eastAsia="Monaco" w:cs="Monaco"/>
+      <w:color w:val="000000"/>
+      <w:sz w:val="21"/>
+    </w:rPr>
+  </w:style>
+  <w:style w:type="paragraph" w:styleId="000009">
+    <w:name w:val="heading 8"/>
+    <w:basedOn w:val="000001"/>
+    <w:next w:val="000001"/>
+    <w:unhideWhenUsed w:val="1"/>
+    <w:qFormat w:val="1"/>
+    <w:pPr>
+      <w:keepNext w:val="1"/>
+      <w:keepLines w:val="1"/>
+      <w:spacing w:line="480" w:lineRule="auto"/>
+      <w:outlineLvl w:val="7"/>
+    </w:pPr>
+    <w:rPr>
+      <w:b w:val="1"/>
+    </w:rPr>
+  </w:style>
+  <w:style w:type="paragraph" w:styleId="000012">
+    <w:name w:val="Title"/>
+    <w:basedOn w:val="000001"/>
+    <w:next w:val="000001"/>
+    <w:link w:val="000013"/>
+    <w:qFormat w:val="1"/>
+    <w:pPr>
+      <w:jc w:val="center"/>
+      <w:outlineLvl w:val="0"/>
+    </w:pPr>
+    <w:rPr>
+      <w:rFonts w:cstheme="majorBidi"/>
+      <w:b w:val="1"/>
+      <w:bCs w:val="1"/>
+      <w:sz w:val="48"/>
+      <w:szCs w:val="32"/>
+    </w:rPr>
+  </w:style>
+  <w:style w:type="paragraph" w:styleId="000003">
+    <w:name w:val="heading 2"/>
+    <w:basedOn w:val="000001"/>
+    <w:next w:val="000001"/>
+    <w:qFormat w:val="1"/>
+    <w:pPr>
+      <w:keepNext w:val="1"/>
+      <w:keepLines w:val="1"/>
+      <w:outlineLvl w:val="1"/>
+    </w:pPr>
+    <w:rPr>
+      <w:b w:val="1"/>
+      <w:sz w:val="32"/>
+    </w:rPr>
+  </w:style>
+  <w:style w:type="paragraph" w:styleId="00000f">
+    <w:name w:val="header"/>
+    <w:basedOn w:val="000001"/>
+    <w:pPr>
+      <w:pBdr>
+        <w:bottom w:val="single" w:color="auto" w:sz="6" w:space="1"/>
+      </w:pBdr>
       <w:tabs>
         <w:tab w:val="center" w:pos="4153"/>
         <w:tab w:val="right" w:pos="8306"/>
@@ -843,20 +1008,69 @@
       <w:szCs w:val="18"/>
     </w:rPr>
   </w:style>
-  <w:style w:type="paragraph" w:styleId="000002">
-    <w:name w:val="heading 1"/>
+  <w:style w:type="character" w:styleId="000011" w:customStyle="1">
+    <w:name w:val="副标题 字符"/>
+    <w:basedOn w:val="00000b"/>
+    <w:link w:val="000010"/>
+    <w:rPr>
+      <w:rFonts w:ascii="Arial" w:hAnsi="Arial" w:eastAsia="微软雅黑" w:cstheme="minorBidi"/>
+      <w:b w:val="1"/>
+      <w:bCs w:val="1"/>
+      <w:kern w:val="28"/>
+      <w:sz w:val="44"/>
+      <w:szCs w:val="32"/>
+    </w:rPr>
+  </w:style>
+  <w:style w:type="paragraph" w:styleId="00000a">
+    <w:name w:val="heading 9"/>
+    <w:basedOn w:val="000001"/>
+    <w:next w:val="000001"/>
+    <w:unhideWhenUsed w:val="1"/>
+    <w:qFormat w:val="1"/>
+    <w:pPr>
+      <w:keepNext w:val="1"/>
+      <w:keepLines w:val="1"/>
+      <w:spacing w:line="480" w:lineRule="auto"/>
+      <w:outlineLvl w:val="8"/>
+    </w:pPr>
+    <w:rPr>
+      <w:b w:val="1"/>
+    </w:rPr>
+  </w:style>
+  <w:style w:type="paragraph" w:styleId="000001" w:default="1">
+    <w:name w:val="Normal"/>
+    <w:qFormat w:val="1"/>
+    <w:pPr>
+      <w:widowControl w:val="0"/>
+      <w:spacing w:before="60" w:after="60"/>
+      <w:jc w:val="both"/>
+    </w:pPr>
+    <w:rPr>
+      <w:color w:val="333333"/>
+      <w:kern w:val="2"/>
+      <w:sz w:val="22"/>
+      <w:szCs w:val="24"/>
+    </w:rPr>
+  </w:style>
+  <w:style w:type="character" w:styleId="00000b" w:default="1">
+    <w:name w:val="Default Paragraph Font"/>
+    <w:uiPriority w:val="1"/>
+    <w:semiHidden w:val="1"/>
+    <w:unhideWhenUsed w:val="1"/>
+  </w:style>
+  <w:style w:type="paragraph" w:styleId="000006">
+    <w:name w:val="heading 5"/>
     <w:basedOn w:val="000001"/>
     <w:next w:val="000001"/>
     <w:qFormat w:val="1"/>
     <w:pPr>
       <w:keepNext w:val="1"/>
       <w:keepLines w:val="1"/>
-      <w:outlineLvl w:val="0"/>
+      <w:spacing w:line="480" w:lineRule="auto"/>
+      <w:outlineLvl w:val="4"/>
     </w:pPr>
     <w:rPr>
       <w:b w:val="1"/>
-      <w:kern w:val="44"/>
-      <w:sz w:val="36"/>
     </w:rPr>
   </w:style>
   <w:style w:type="table" w:styleId="000014">
@@ -876,151 +1090,26 @@
       <w:vAlign w:val="center"/>
     </w:tcPr>
   </w:style>
-  <w:style w:type="character" w:styleId="000015">
-    <w:name w:val="Hyperlink"/>
-    <w:basedOn w:val="00000b"/>
-    <w:rPr>
-      <w:color w:val="1E6FFF"/>
-      <w:u w:val="single"/>
-    </w:rPr>
-  </w:style>
-  <w:style w:type="paragraph" w:styleId="000005">
-    <w:name w:val="heading 4"/>
+  <w:style w:type="paragraph" w:styleId="000002">
+    <w:name w:val="heading 1"/>
     <w:basedOn w:val="000001"/>
     <w:next w:val="000001"/>
     <w:qFormat w:val="1"/>
     <w:pPr>
       <w:keepNext w:val="1"/>
       <w:keepLines w:val="1"/>
-      <w:outlineLvl w:val="3"/>
+      <w:outlineLvl w:val="0"/>
     </w:pPr>
     <w:rPr>
       <w:b w:val="1"/>
-      <w:sz w:val="24"/>
-    </w:rPr>
-  </w:style>
-  <w:style w:type="character" w:styleId="00000b" w:default="1">
-    <w:name w:val="Default Paragraph Font"/>
-    <w:uiPriority w:val="1"/>
-    <w:semiHidden w:val="1"/>
-    <w:unhideWhenUsed w:val="1"/>
-  </w:style>
-  <w:style w:type="paragraph" w:styleId="000007">
-    <w:name w:val="heading 6"/>
+      <w:kern w:val="44"/>
+      <w:sz w:val="36"/>
+    </w:rPr>
+  </w:style>
+  <w:style w:type="paragraph" w:styleId="00000e">
+    <w:name w:val="footer"/>
     <w:basedOn w:val="000001"/>
-    <w:next w:val="000001"/>
-    <w:qFormat w:val="1"/>
-    <w:pPr>
-      <w:keepNext w:val="1"/>
-      <w:keepLines w:val="1"/>
-      <w:spacing w:line="480" w:lineRule="auto"/>
-      <w:outlineLvl w:val="5"/>
-    </w:pPr>
-    <w:rPr>
-      <w:b w:val="1"/>
-    </w:rPr>
-  </w:style>
-  <w:style w:type="paragraph" w:styleId="000017" w:customStyle="1">
-    <w:name w:val="melo-codeblock-Base-theme-para"/>
-    <w:uiPriority w:val="99"/>
-    <w:pPr>
-      <w:snapToGrid w:val="0"/>
-      <w:spacing w:line="360" w:lineRule="auto"/>
-    </w:pPr>
-    <w:rPr>
-      <w:rFonts w:ascii="Monaco" w:hAnsi="Monaco" w:eastAsia="Monaco" w:cs="Monaco"/>
-      <w:color w:val="000000"/>
-      <w:sz w:val="21"/>
-    </w:rPr>
-  </w:style>
-  <w:style w:type="character" w:styleId="000013" w:customStyle="1">
-    <w:name w:val="标题 字符"/>
-    <w:basedOn w:val="00000b"/>
-    <w:link w:val="000012"/>
-    <w:rPr>
-      <w:rFonts w:ascii="Arial" w:hAnsi="Arial" w:eastAsia="微软雅黑" w:cstheme="majorBidi"/>
-      <w:b w:val="1"/>
-      <w:bCs w:val="1"/>
-      <w:kern w:val="2"/>
-      <w:sz w:val="48"/>
-      <w:szCs w:val="32"/>
-    </w:rPr>
-  </w:style>
-  <w:style w:type="paragraph" w:styleId="000010">
-    <w:name w:val="Subtitle"/>
-    <w:basedOn w:val="000001"/>
-    <w:next w:val="000001"/>
-    <w:link w:val="000011"/>
-    <w:qFormat w:val="1"/>
-    <w:pPr>
-      <w:jc w:val="center"/>
-      <w:outlineLvl w:val="1"/>
-    </w:pPr>
-    <w:rPr>
-      <w:rFonts w:cstheme="minorBidi"/>
-      <w:b w:val="1"/>
-      <w:bCs w:val="1"/>
-      <w:kern w:val="28"/>
-      <w:sz w:val="44"/>
-      <w:szCs w:val="32"/>
-    </w:rPr>
-  </w:style>
-  <w:style w:type="numbering" w:styleId="00000d" w:default="1">
-    <w:name w:val="No List"/>
-    <w:uiPriority w:val="99"/>
-    <w:semiHidden w:val="1"/>
-    <w:unhideWhenUsed w:val="1"/>
-  </w:style>
-  <w:style w:type="paragraph" w:styleId="000012">
-    <w:name w:val="Title"/>
-    <w:basedOn w:val="000001"/>
-    <w:next w:val="000001"/>
-    <w:link w:val="000013"/>
-    <w:qFormat w:val="1"/>
-    <w:pPr>
-      <w:jc w:val="center"/>
-      <w:outlineLvl w:val="0"/>
-    </w:pPr>
-    <w:rPr>
-      <w:rFonts w:cstheme="majorBidi"/>
-      <w:b w:val="1"/>
-      <w:bCs w:val="1"/>
-      <w:sz w:val="48"/>
-      <w:szCs w:val="32"/>
-    </w:rPr>
-  </w:style>
-  <w:style w:type="character" w:styleId="000016" w:customStyle="1">
-    <w:name w:val="melo-codeblock-Base-theme-char"/>
-    <w:uiPriority w:val="99"/>
-    <w:rPr>
-      <w:rFonts w:ascii="Monaco" w:hAnsi="Monaco" w:eastAsia="Monaco" w:cs="Monaco"/>
-      <w:color w:val="000000"/>
-      <w:sz w:val="21"/>
-    </w:rPr>
-  </w:style>
-  <w:style w:type="paragraph" w:styleId="000009">
-    <w:name w:val="heading 8"/>
-    <w:basedOn w:val="000001"/>
-    <w:next w:val="000001"/>
-    <w:unhideWhenUsed w:val="1"/>
-    <w:qFormat w:val="1"/>
-    <w:pPr>
-      <w:keepNext w:val="1"/>
-      <w:keepLines w:val="1"/>
-      <w:spacing w:line="480" w:lineRule="auto"/>
-      <w:outlineLvl w:val="7"/>
-    </w:pPr>
-    <w:rPr>
-      <w:b w:val="1"/>
-    </w:rPr>
-  </w:style>
-  <w:style w:type="paragraph" w:styleId="00000f">
-    <w:name w:val="header"/>
-    <w:basedOn w:val="000001"/>
-    <w:pPr>
-      <w:pBdr>
-        <w:bottom w:val="single" w:color="auto" w:sz="6" w:space="1"/>
-      </w:pBdr>
+    <w:pPr>
       <w:tabs>
         <w:tab w:val="center" w:pos="4153"/>
         <w:tab w:val="right" w:pos="8306"/>
@@ -1031,95 +1120,6 @@
     <w:rPr>
       <w:sz w:val="18"/>
       <w:szCs w:val="18"/>
-    </w:rPr>
-  </w:style>
-  <w:style w:type="table" w:styleId="00000c" w:default="1">
-    <w:name w:val="Normal Table"/>
-    <w:uiPriority w:val="99"/>
-    <w:semiHidden w:val="1"/>
-    <w:unhideWhenUsed w:val="1"/>
-    <w:tblPr>
-      <w:tblInd w:w="0" w:type="dxa"/>
-      <w:tblCellMar>
-        <w:top w:w="0" w:type="dxa"/>
-        <w:left w:w="108" w:type="dxa"/>
-        <w:bottom w:w="0" w:type="dxa"/>
-        <w:right w:w="108" w:type="dxa"/>
-      </w:tblCellMar>
-    </w:tblPr>
-  </w:style>
-  <w:style w:type="paragraph" w:styleId="000004">
-    <w:name w:val="heading 3"/>
-    <w:basedOn w:val="000001"/>
-    <w:next w:val="000001"/>
-    <w:qFormat w:val="1"/>
-    <w:pPr>
-      <w:keepNext w:val="1"/>
-      <w:keepLines w:val="1"/>
-      <w:outlineLvl w:val="2"/>
-    </w:pPr>
-    <w:rPr>
-      <w:b w:val="1"/>
-      <w:sz w:val="28"/>
-    </w:rPr>
-  </w:style>
-  <w:style w:type="character" w:styleId="000011" w:customStyle="1">
-    <w:name w:val="副标题 字符"/>
-    <w:basedOn w:val="00000b"/>
-    <w:link w:val="000010"/>
-    <w:rPr>
-      <w:rFonts w:ascii="Arial" w:hAnsi="Arial" w:eastAsia="微软雅黑" w:cstheme="minorBidi"/>
-      <w:b w:val="1"/>
-      <w:bCs w:val="1"/>
-      <w:kern w:val="28"/>
-      <w:sz w:val="44"/>
-      <w:szCs w:val="32"/>
-    </w:rPr>
-  </w:style>
-  <w:style w:type="paragraph" w:styleId="00000a">
-    <w:name w:val="heading 9"/>
-    <w:basedOn w:val="000001"/>
-    <w:next w:val="000001"/>
-    <w:unhideWhenUsed w:val="1"/>
-    <w:qFormat w:val="1"/>
-    <w:pPr>
-      <w:keepNext w:val="1"/>
-      <w:keepLines w:val="1"/>
-      <w:spacing w:line="480" w:lineRule="auto"/>
-      <w:outlineLvl w:val="8"/>
-    </w:pPr>
-    <w:rPr>
-      <w:b w:val="1"/>
-    </w:rPr>
-  </w:style>
-  <w:style w:type="paragraph" w:styleId="000003">
-    <w:name w:val="heading 2"/>
-    <w:basedOn w:val="000001"/>
-    <w:next w:val="000001"/>
-    <w:qFormat w:val="1"/>
-    <w:pPr>
-      <w:keepNext w:val="1"/>
-      <w:keepLines w:val="1"/>
-      <w:outlineLvl w:val="1"/>
-    </w:pPr>
-    <w:rPr>
-      <w:b w:val="1"/>
-      <w:sz w:val="32"/>
-    </w:rPr>
-  </w:style>
-  <w:style w:type="paragraph" w:styleId="000006">
-    <w:name w:val="heading 5"/>
-    <w:basedOn w:val="000001"/>
-    <w:next w:val="000001"/>
-    <w:qFormat w:val="1"/>
-    <w:pPr>
-      <w:keepNext w:val="1"/>
-      <w:keepLines w:val="1"/>
-      <w:spacing w:line="480" w:lineRule="auto"/>
-      <w:outlineLvl w:val="4"/>
-    </w:pPr>
-    <w:rPr>
-      <w:b w:val="1"/>
     </w:rPr>
   </w:style>
 </w:styles>

--- a/Word/边缘系统.docx
+++ b/Word/边缘系统.docx
@@ -487,315 +487,374 @@
     <w:pPrDefault/>
   </w:docDefaults>
   <w:latentStyles w:defLockedState="0" w:defUIPriority="0" w:defSemiHidden="0" w:defUnhideWhenUsed="0" w:defQFormat="0" w:count="376">
+    <w:lsdException w:name="Title" w:qFormat="1"/>
+    <w:lsdException w:name="List Table 2 Accent 6" w:uiPriority="47"/>
+    <w:lsdException w:name="Table List 5" w:semiHidden="1" w:unhideWhenUsed="1"/>
+    <w:lsdException w:name="Grid Table 2 Accent 1" w:uiPriority="47"/>
+    <w:lsdException w:name="List Table 5 Dark Accent 5" w:uiPriority="50"/>
+    <w:lsdException w:name="Dark List" w:uiPriority="70"/>
+    <w:lsdException w:name="Grid Table 3 Accent 2" w:uiPriority="48"/>
+    <w:lsdException w:name="List Table 7 Colorful" w:uiPriority="52"/>
+    <w:lsdException w:name="Outline List 1" w:uiPriority="99" w:semiHidden="1" w:unhideWhenUsed="1"/>
+    <w:lsdException w:name="Table Web 3" w:semiHidden="1" w:unhideWhenUsed="1"/>
+    <w:lsdException w:name="footnote text" w:uiPriority="99" w:semiHidden="1" w:unhideWhenUsed="1"/>
+    <w:lsdException w:name="List Table 6 Colorful Accent 1" w:uiPriority="51"/>
+    <w:lsdException w:name="Medium Shading 1 Accent 3" w:uiPriority="63"/>
+    <w:lsdException w:name="Colorful Grid Accent 5" w:uiPriority="73"/>
+    <w:lsdException w:name="Table Grid 4" w:semiHidden="1" w:unhideWhenUsed="1"/>
+    <w:lsdException w:name="List Table 1 Light Accent 1" w:uiPriority="46"/>
+    <w:lsdException w:name="toc 1" w:uiPriority="99"/>
+    <w:lsdException w:name="Table Grid 6" w:semiHidden="1" w:unhideWhenUsed="1"/>
+    <w:lsdException w:name="Grid Table 6 Colorful Accent 3" w:uiPriority="51"/>
+    <w:lsdException w:name="Colorful List Accent 3" w:uiPriority="72"/>
+    <w:lsdException w:name="HTML Code" w:uiPriority="99"/>
+    <w:lsdException w:name="Table Classic 2" w:semiHidden="1" w:unhideWhenUsed="1"/>
+    <w:lsdException w:name="Medium Shading 2" w:uiPriority="64"/>
+    <w:lsdException w:name="Table Classic 3" w:semiHidden="1" w:unhideWhenUsed="1"/>
+    <w:lsdException w:name="Grid Table 1 Light Accent 1" w:uiPriority="46"/>
+    <w:lsdException w:name="Grid Table 6 Colorful Accent 6" w:uiPriority="51"/>
+    <w:lsdException w:name="Mention" w:uiPriority="99" w:semiHidden="1" w:unhideWhenUsed="1"/>
+    <w:lsdException w:name="Medium Grid 2 Accent 6" w:uiPriority="68"/>
+    <w:lsdException w:name="List Table 7 Colorful Accent 1" w:uiPriority="52"/>
+    <w:lsdException w:name="Colorful List Accent 4" w:uiPriority="72"/>
+    <w:lsdException w:name="Light Shading Accent 6" w:uiPriority="60"/>
+    <w:lsdException w:name="Grid Table 3 Accent 5" w:uiPriority="48"/>
+    <w:lsdException w:name="toc 8" w:uiPriority="99"/>
+    <w:lsdException w:name="Light List Accent 3" w:uiPriority="61"/>
+    <w:lsdException w:name="Bibliography" w:uiPriority="37" w:semiHidden="1" w:unhideWhenUsed="1"/>
+    <w:lsdException w:name="Medium Shading 1 Accent 2" w:uiPriority="63"/>
+    <w:lsdException w:name="Medium Grid 2" w:uiPriority="68"/>
+    <w:lsdException w:name="Medium List 1 Accent 4" w:uiPriority="65"/>
+    <w:lsdException w:name="Grid Table 7 Colorful Accent 3" w:uiPriority="52"/>
+    <w:lsdException w:name="List Table 7 Colorful Accent 3" w:uiPriority="52"/>
+    <w:lsdException w:name="HTML Cite" w:uiPriority="99"/>
+    <w:lsdException w:name="Table Simple 3" w:semiHidden="1" w:unhideWhenUsed="1"/>
+    <w:lsdException w:name="Grid Table 5 Dark Accent 4" w:uiPriority="50"/>
+    <w:lsdException w:name="Medium Shading 2 Accent 3" w:uiPriority="64"/>
+    <w:lsdException w:name="List Table 4 Accent 3" w:uiPriority="49"/>
+    <w:lsdException w:name="Medium Grid 2 Accent 1" w:uiPriority="68"/>
+    <w:lsdException w:name="List Table 1 Light Accent 5" w:uiPriority="46"/>
+    <w:lsdException w:name="List Table 7 Colorful Accent 4" w:uiPriority="52"/>
+    <w:lsdException w:name="List Table 3 Accent 2" w:uiPriority="48"/>
+    <w:lsdException w:name="Table Grid" w:qFormat="1"/>
+    <w:lsdException w:name="Medium Grid 1 Accent 2" w:uiPriority="67"/>
+    <w:lsdException w:name="Subtitle" w:qFormat="1"/>
+    <w:lsdException w:name="Table Columns 2" w:semiHidden="1" w:unhideWhenUsed="1"/>
+    <w:lsdException w:name="Grid Table 2 Accent 6" w:uiPriority="47"/>
+    <w:lsdException w:name="Table Web 2" w:semiHidden="1" w:unhideWhenUsed="1"/>
+    <w:lsdException w:name="Grid Table 3" w:uiPriority="48"/>
+    <w:lsdException w:name="Table Grid 3" w:semiHidden="1" w:unhideWhenUsed="1"/>
+    <w:lsdException w:name="Grid Table 6 Colorful" w:uiPriority="51"/>
+    <w:lsdException w:name="List Table 1 Light" w:uiPriority="46"/>
+    <w:lsdException w:name="List Table 3 Accent 3" w:uiPriority="48"/>
+    <w:lsdException w:name="HTML Variable" w:uiPriority="99"/>
+    <w:lsdException w:name="Grid Table 7 Colorful" w:uiPriority="52"/>
+    <w:lsdException w:name="No List" w:uiPriority="99" w:semiHidden="1" w:unhideWhenUsed="1"/>
+    <w:lsdException w:name="Light Shading Accent 4" w:uiPriority="60"/>
+    <w:lsdException w:name="Medium Shading 1" w:uiPriority="63"/>
+    <w:lsdException w:name="Table Subtle 2" w:semiHidden="1" w:unhideWhenUsed="1"/>
+    <w:lsdException w:name="Grid Table 2 Accent 2" w:uiPriority="47"/>
+    <w:lsdException w:name="heading 2" w:qFormat="1"/>
+    <w:lsdException w:name="Medium Grid 1 Accent 6" w:uiPriority="67"/>
+    <w:lsdException w:name="Colorful Shading Accent 1" w:uiPriority="71"/>
+    <w:lsdException w:name="List Table 6 Colorful Accent 4" w:uiPriority="51"/>
+    <w:lsdException w:name="List Table 6 Colorful Accent 2" w:uiPriority="51"/>
+    <w:lsdException w:name="Light Grid Accent 6" w:uiPriority="62"/>
+    <w:lsdException w:name="Medium Grid 3" w:uiPriority="69"/>
+    <w:lsdException w:name="Plain Table 1" w:uiPriority="41"/>
+    <w:lsdException w:name="Light Grid Accent 2" w:uiPriority="62"/>
+    <w:lsdException w:name="Grid Table 5 Dark Accent 2" w:uiPriority="50"/>
+    <w:lsdException w:name="List Table 3 Accent 5" w:uiPriority="48"/>
+    <w:lsdException w:name="Intense Emphasis" w:uiPriority="21" w:qFormat="1"/>
+    <w:lsdException w:name="List Table 5 Dark Accent 6" w:uiPriority="50"/>
+    <w:lsdException w:name="heading 9" w:unhideWhenUsed="1" w:qFormat="1"/>
+    <w:lsdException w:name="Plain Table 5" w:uiPriority="45"/>
+    <w:lsdException w:name="Medium Shading 1 Accent 4" w:uiPriority="63"/>
+    <w:lsdException w:name="Medium List 2" w:uiPriority="66"/>
+    <w:lsdException w:name="Grid Table 3 Accent 3" w:uiPriority="48"/>
+    <w:lsdException w:name="Table List 4" w:semiHidden="1" w:unhideWhenUsed="1"/>
+    <w:lsdException w:name="Table Professional" w:semiHidden="1" w:unhideWhenUsed="1"/>
+    <w:lsdException w:name="HTML Preformatted" w:uiPriority="99"/>
+    <w:lsdException w:name="Medium List 1 Accent 3" w:uiPriority="65"/>
+    <w:lsdException w:name="heading 1" w:qFormat="1"/>
+    <w:lsdException w:name="Medium Shading 2 Accent 1" w:uiPriority="64"/>
+    <w:lsdException w:name="Table List 7" w:semiHidden="1" w:unhideWhenUsed="1"/>
+    <w:lsdException w:name="List Table 4 Accent 5" w:uiPriority="49"/>
+    <w:lsdException w:name="toc 4" w:uiPriority="99"/>
+    <w:lsdException w:name="Table List 1" w:semiHidden="1" w:unhideWhenUsed="1"/>
+    <w:lsdException w:name="Medium List 2 Accent 4" w:uiPriority="66"/>
+    <w:lsdException w:name="List Table 2 Accent 5" w:uiPriority="47"/>
+    <w:lsdException w:name="Dark List Accent 1" w:uiPriority="70"/>
+    <w:lsdException w:name="Medium List 2 Accent 1" w:uiPriority="66"/>
     <w:lsdException w:name="Table Classic 4" w:semiHidden="1" w:unhideWhenUsed="1"/>
-    <w:lsdException w:name="Table Simple 3" w:semiHidden="1" w:unhideWhenUsed="1"/>
+    <w:lsdException w:name="Light Grid Accent 1" w:uiPriority="62"/>
+    <w:lsdException w:name="Grid Table 4 Accent 5" w:uiPriority="49"/>
+    <w:lsdException w:name="Table List 3" w:semiHidden="1" w:unhideWhenUsed="1"/>
+    <w:lsdException w:name="Medium List 2 Accent 2" w:uiPriority="66"/>
+    <w:lsdException w:name="Light Shading" w:uiPriority="60"/>
+    <w:lsdException w:name="Intense Quote" w:uiPriority="99"/>
+    <w:lsdException w:name="Colorful List Accent 6" w:uiPriority="72"/>
+    <w:lsdException w:name="Table Elegant" w:semiHidden="1" w:unhideWhenUsed="1"/>
+    <w:lsdException w:name="List Table 6 Colorful Accent 3" w:uiPriority="51"/>
+    <w:lsdException w:name="HTML Sample" w:uiPriority="99"/>
+    <w:lsdException w:name="List Table 5 Dark Accent 1" w:uiPriority="50"/>
+    <w:lsdException w:name="List Table 3 Accent 1" w:uiPriority="48"/>
+    <w:lsdException w:name="Medium Grid 1 Accent 3" w:uiPriority="67"/>
+    <w:lsdException w:name="Colorful Grid Accent 4" w:uiPriority="73"/>
+    <w:lsdException w:name="Medium Grid 3 Accent 6" w:uiPriority="69"/>
+    <w:lsdException w:name="Grid Table 7 Colorful Accent 5" w:uiPriority="52"/>
+    <w:lsdException w:name="Revision" w:uiPriority="99" w:semiHidden="1"/>
+    <w:lsdException w:name="Emphasis" w:qFormat="1"/>
+    <w:lsdException w:name="Medium Grid 3 Accent 1" w:uiPriority="69"/>
+    <w:lsdException w:name="Light Shading Accent 2" w:uiPriority="60"/>
+    <w:lsdException w:name="HTML Keyboard" w:uiPriority="99"/>
+    <w:lsdException w:name="Medium Grid 2 Accent 3" w:uiPriority="68"/>
+    <w:lsdException w:name="toc 2" w:uiPriority="99"/>
+    <w:lsdException w:name="List Table 4 Accent 1" w:uiPriority="49"/>
+    <w:lsdException w:name="List Table 5 Dark Accent 3" w:uiPriority="50"/>
+    <w:lsdException w:name="Normal" w:qFormat="1"/>
+    <w:lsdException w:name="caption" w:semiHidden="1" w:unhideWhenUsed="1" w:qFormat="1"/>
+    <w:lsdException w:name="heading 6" w:qFormat="1"/>
+    <w:lsdException w:name="List Table 6 Colorful" w:uiPriority="51"/>
+    <w:lsdException w:name="Medium List 2 Accent 5" w:uiPriority="66"/>
+    <w:lsdException w:name="Grid Table 6 Colorful Accent 1" w:uiPriority="51"/>
+    <w:lsdException w:name="Medium Grid 2 Accent 4" w:uiPriority="68"/>
+    <w:lsdException w:name="Grid Table 4 Accent 3" w:uiPriority="49"/>
+    <w:lsdException w:name="Table Columns 4" w:semiHidden="1" w:unhideWhenUsed="1"/>
+    <w:lsdException w:name="Medium Shading 2 Accent 6" w:uiPriority="64"/>
+    <w:lsdException w:name="Medium List 1 Accent 2" w:uiPriority="65"/>
+    <w:lsdException w:name="Table Colorful 2" w:semiHidden="1" w:unhideWhenUsed="1"/>
+    <w:lsdException w:name="Medium List 1" w:uiPriority="65"/>
+    <w:lsdException w:name="Grid Table 5 Dark Accent 3" w:uiPriority="50"/>
+    <w:lsdException w:name="Grid Table 2 Accent 4" w:uiPriority="47"/>
+    <w:lsdException w:name="List Table 2 Accent 1" w:uiPriority="47"/>
+    <w:lsdException w:name="Table Columns 1" w:semiHidden="1" w:unhideWhenUsed="1"/>
+    <w:lsdException w:name="Medium Grid 1 Accent 5" w:uiPriority="67"/>
+    <w:lsdException w:name="Light Shading Accent 3" w:uiPriority="60"/>
+    <w:lsdException w:name="List Table 6 Colorful Accent 6" w:uiPriority="51"/>
+    <w:lsdException w:name="toc 3" w:uiPriority="99"/>
+    <w:lsdException w:name="Table Grid 1" w:semiHidden="1" w:unhideWhenUsed="1"/>
+    <w:lsdException w:name="Table Colorful 3" w:semiHidden="1" w:unhideWhenUsed="1"/>
+    <w:lsdException w:name="Medium Shading 1 Accent 6" w:uiPriority="63"/>
+    <w:lsdException w:name="Table Web 1" w:semiHidden="1" w:unhideWhenUsed="1"/>
+    <w:lsdException w:name="Light List" w:uiPriority="61"/>
+    <w:lsdException w:name="Smart Link" w:uiPriority="99" w:semiHidden="1" w:unhideWhenUsed="1"/>
+    <w:lsdException w:name="List Table 2 Accent 4" w:uiPriority="47"/>
+    <w:lsdException w:name="Table 3D effects 2" w:semiHidden="1" w:unhideWhenUsed="1"/>
+    <w:lsdException w:name="Light Shading Accent 5" w:uiPriority="60"/>
+    <w:lsdException w:name="Dark List Accent 2" w:uiPriority="70"/>
+    <w:lsdException w:name="HTML Address" w:uiPriority="99"/>
+    <w:lsdException w:name="Colorful Grid Accent 6" w:uiPriority="73"/>
+    <w:lsdException w:name="List Table 4 Accent 2" w:uiPriority="49"/>
+    <w:lsdException w:name="Table List 8" w:semiHidden="1" w:unhideWhenUsed="1"/>
+    <w:lsdException w:name="Plain Table 4" w:uiPriority="44"/>
+    <w:lsdException w:name="Table 3D effects 3" w:semiHidden="1" w:unhideWhenUsed="1"/>
+    <w:lsdException w:name="List Table 2" w:uiPriority="47"/>
+    <w:lsdException w:name="Grid Table 6 Colorful Accent 2" w:uiPriority="51"/>
+    <w:lsdException w:name="heading 3" w:qFormat="1"/>
+    <w:lsdException w:name="Grid Table 1 Light Accent 3" w:uiPriority="46"/>
+    <w:lsdException w:name="Medium List 1 Accent 5" w:uiPriority="65"/>
+    <w:lsdException w:name="Medium Shading 1 Accent 5" w:uiPriority="63"/>
+    <w:lsdException w:name="Colorful Shading Accent 2" w:uiPriority="71"/>
+    <w:lsdException w:name="TOC Heading" w:uiPriority="39" w:semiHidden="1" w:unhideWhenUsed="1" w:qFormat="1"/>
+    <w:lsdException w:name="List Table 7 Colorful Accent 5" w:uiPriority="52"/>
+    <w:lsdException w:name="Table Simple 2" w:semiHidden="1" w:unhideWhenUsed="1"/>
+    <w:lsdException w:name="Colorful Shading Accent 3" w:uiPriority="71"/>
+    <w:lsdException w:name="List Table 4 Accent 4" w:uiPriority="49"/>
+    <w:lsdException w:name="Medium List 2 Accent 6" w:uiPriority="66"/>
+    <w:lsdException w:name="Colorful List Accent 5" w:uiPriority="72"/>
+    <w:lsdException w:name="Light Grid" w:uiPriority="62"/>
+    <w:lsdException w:name="Medium Shading 2 Accent 5" w:uiPriority="64"/>
+    <w:lsdException w:name="HTML Typewriter" w:uiPriority="99"/>
+    <w:lsdException w:name="Colorful List" w:uiPriority="72"/>
+    <w:lsdException w:name="Colorful Grid Accent 1" w:uiPriority="73"/>
+    <w:lsdException w:name="Medium List 1 Accent 6" w:uiPriority="65"/>
+    <w:lsdException w:name="Grid Table 6 Colorful Accent 5" w:uiPriority="51"/>
+    <w:lsdException w:name="Light Shading Accent 1" w:uiPriority="60"/>
+    <w:lsdException w:name="List Table 1 Light Accent 2" w:uiPriority="46"/>
     <w:lsdException w:name="Medium Shading 1 Accent 1" w:uiPriority="63"/>
+    <w:lsdException w:name="List Table 4 Accent 6" w:uiPriority="49"/>
+    <w:lsdException w:name="List Table 1 Light Accent 6" w:uiPriority="46"/>
+    <w:lsdException w:name="HTML Definition" w:uiPriority="99"/>
+    <w:lsdException w:name="Table List 2" w:semiHidden="1" w:unhideWhenUsed="1"/>
+    <w:lsdException w:name="HTML Bottom of Form" w:uiPriority="99" w:semiHidden="1" w:unhideWhenUsed="1"/>
+    <w:lsdException w:name="No Spacing" w:uiPriority="99"/>
+    <w:lsdException w:name="Grid Table 1 Light Accent 4" w:uiPriority="46"/>
+    <w:lsdException w:name="Grid Table 4 Accent 2" w:uiPriority="49"/>
+    <w:lsdException w:name="HTML Top of Form" w:uiPriority="99" w:semiHidden="1" w:unhideWhenUsed="1"/>
+    <w:lsdException w:name="Colorful List Accent 1" w:uiPriority="72"/>
+    <w:lsdException w:name="List Table 2 Accent 2" w:uiPriority="47"/>
+    <w:lsdException w:name="Light List Accent 4" w:uiPriority="61"/>
+    <w:lsdException w:name="Outline List 2" w:uiPriority="99" w:semiHidden="1" w:unhideWhenUsed="1"/>
+    <w:lsdException w:name="Dark List Accent 6" w:uiPriority="70"/>
+    <w:lsdException w:name="Unresolved Mention" w:uiPriority="99" w:semiHidden="1" w:unhideWhenUsed="1"/>
+    <w:lsdException w:name="heading 7" w:unhideWhenUsed="1" w:qFormat="1"/>
+    <w:lsdException w:name="Medium Grid 3 Accent 5" w:uiPriority="69"/>
     <w:lsdException w:name="Table Grid 8" w:semiHidden="1" w:unhideWhenUsed="1"/>
-    <w:lsdException w:name="HTML Preformatted" w:uiPriority="99"/>
-    <w:lsdException w:name="Medium Grid 2 Accent 4" w:uiPriority="68"/>
-    <w:lsdException w:name="Light Grid Accent 6" w:uiPriority="62"/>
-    <w:lsdException w:name="Medium List 2 Accent 4" w:uiPriority="66"/>
-    <w:lsdException w:name="heading 2" w:qFormat="1"/>
+    <w:lsdException w:name="Grid Table 3 Accent 4" w:uiPriority="48"/>
+    <w:lsdException w:name="Table Contemporary" w:semiHidden="1" w:unhideWhenUsed="1"/>
+    <w:lsdException w:name="Table List 6" w:semiHidden="1" w:unhideWhenUsed="1"/>
+    <w:lsdException w:name="Grid Table 1 Light Accent 5" w:uiPriority="46"/>
+    <w:lsdException w:name="Table Theme" w:semiHidden="1" w:unhideWhenUsed="1"/>
+    <w:lsdException w:name="Grid Table Light" w:uiPriority="40"/>
+    <w:lsdException w:name="Grid Table 5 Dark Accent 1" w:uiPriority="50"/>
+    <w:lsdException w:name="Medium Shading 2 Accent 2" w:uiPriority="64"/>
+    <w:lsdException w:name="List Table 3 Accent 4" w:uiPriority="48"/>
+    <w:lsdException w:name="footnote reference" w:uiPriority="99" w:semiHidden="1" w:unhideWhenUsed="1"/>
+    <w:lsdException w:name="List Table 7 Colorful Accent 6" w:uiPriority="52"/>
+    <w:lsdException w:name="Light Grid Accent 3" w:uiPriority="62"/>
+    <w:lsdException w:name="Light List Accent 1" w:uiPriority="61"/>
+    <w:lsdException w:name="Grid Table 4 Accent 4" w:uiPriority="49"/>
+    <w:lsdException w:name="Grid Table 7 Colorful Accent 2" w:uiPriority="52"/>
+    <w:lsdException w:name="Colorful Grid" w:uiPriority="73"/>
+    <w:lsdException w:name="Grid Table 4" w:uiPriority="49"/>
+    <w:lsdException w:name="List Table 3 Accent 6" w:uiPriority="48"/>
+    <w:lsdException w:name="Smart Hyperlink" w:uiPriority="99" w:semiHidden="1" w:unhideWhenUsed="1"/>
+    <w:lsdException w:name="Dark List Accent 5" w:uiPriority="70"/>
+    <w:lsdException w:name="HTML Acronym" w:uiPriority="99"/>
+    <w:lsdException w:name="Medium Shading 2 Accent 4" w:uiPriority="64"/>
+    <w:lsdException w:name="Grid Table 7 Colorful Accent 4" w:uiPriority="52"/>
+    <w:lsdException w:name="Light List Accent 6" w:uiPriority="61"/>
+    <w:lsdException w:name="List Table 2 Accent 3" w:uiPriority="47"/>
+    <w:lsdException w:name="Light List Accent 5" w:uiPriority="61"/>
+    <w:lsdException w:name="Strong" w:qFormat="1"/>
+    <w:lsdException w:name="List Table 5 Dark Accent 4" w:uiPriority="50"/>
+    <w:lsdException w:name="Plain Table 2" w:uiPriority="42"/>
+    <w:lsdException w:name="toc 6" w:uiPriority="99"/>
+    <w:lsdException w:name="Placeholder Text" w:uiPriority="99" w:semiHidden="1"/>
+    <w:lsdException w:name="Table Subtle 1" w:semiHidden="1" w:unhideWhenUsed="1"/>
+    <w:lsdException w:name="Table Grid 2" w:semiHidden="1" w:unhideWhenUsed="1"/>
+    <w:lsdException w:name="Table Grid 5" w:semiHidden="1" w:unhideWhenUsed="1"/>
+    <w:lsdException w:name="Grid Table 7 Colorful Accent 1" w:uiPriority="52"/>
+    <w:lsdException w:name="Medium List 2 Accent 3" w:uiPriority="66"/>
+    <w:lsdException w:name="Light List Accent 2" w:uiPriority="61"/>
+    <w:lsdException w:name="Colorful Grid Accent 3" w:uiPriority="73"/>
+    <w:lsdException w:name="Table Grid 7" w:semiHidden="1" w:unhideWhenUsed="1"/>
+    <w:lsdException w:name="List Table 6 Colorful Accent 5" w:uiPriority="51"/>
+    <w:lsdException w:name="Table Colorful 1" w:semiHidden="1" w:unhideWhenUsed="1"/>
+    <w:lsdException w:name="Medium List 1 Accent 1" w:uiPriority="65"/>
+    <w:lsdException w:name="Table Columns 3" w:semiHidden="1" w:unhideWhenUsed="1"/>
+    <w:lsdException w:name="Medium Grid 1" w:uiPriority="67"/>
+    <w:lsdException w:name="Colorful Shading Accent 4" w:uiPriority="71"/>
+    <w:lsdException w:name="Intense Reference" w:uiPriority="32" w:qFormat="1"/>
+    <w:lsdException w:name="Medium Grid 2 Accent 5" w:uiPriority="68"/>
+    <w:lsdException w:name="Grid Table 2 Accent 5" w:uiPriority="47"/>
+    <w:lsdException w:name="Colorful Shading Accent 5" w:uiPriority="71"/>
+    <w:lsdException w:name="Colorful Grid Accent 2" w:uiPriority="73"/>
+    <w:lsdException w:name="Grid Table 5 Dark" w:uiPriority="50"/>
+    <w:lsdException w:name="Outline List 3" w:uiPriority="99" w:semiHidden="1" w:unhideWhenUsed="1"/>
+    <w:lsdException w:name="toc 5" w:uiPriority="99"/>
+    <w:lsdException w:name="Grid Table 4 Accent 1" w:uiPriority="49"/>
+    <w:lsdException w:name="Normal Table" w:uiPriority="99" w:semiHidden="1" w:unhideWhenUsed="1"/>
+    <w:lsdException w:name="Colorful Shading Accent 6" w:uiPriority="71"/>
+    <w:lsdException w:name="List Table 7 Colorful Accent 2" w:uiPriority="52"/>
+    <w:lsdException w:name="Quote" w:uiPriority="99"/>
+    <w:lsdException w:name="List Table 3" w:uiPriority="48"/>
+    <w:lsdException w:name="Default Paragraph Font" w:uiPriority="1" w:semiHidden="1" w:unhideWhenUsed="1"/>
+    <w:lsdException w:name="List Table 1 Light Accent 4" w:uiPriority="46"/>
+    <w:lsdException w:name="Medium Grid 2 Accent 2" w:uiPriority="68"/>
+    <w:lsdException w:name="Grid Table 6 Colorful Accent 4" w:uiPriority="51"/>
+    <w:lsdException w:name="Medium Grid 3 Accent 2" w:uiPriority="69"/>
+    <w:lsdException w:name="Grid Table 5 Dark Accent 5" w:uiPriority="50"/>
+    <w:lsdException w:name="List Paragraph" w:uiPriority="99"/>
+    <w:lsdException w:name="Medium Grid 3 Accent 4" w:uiPriority="69"/>
+    <w:lsdException w:name="Medium Grid 1 Accent 1" w:uiPriority="67"/>
+    <w:lsdException w:name="Table Classic 1" w:semiHidden="1" w:unhideWhenUsed="1"/>
+    <w:lsdException w:name="Grid Table 1 Light Accent 2" w:uiPriority="46"/>
+    <w:lsdException w:name="Colorful List Accent 2" w:uiPriority="72"/>
+    <w:lsdException w:name="Light Grid Accent 5" w:uiPriority="62"/>
+    <w:lsdException w:name="Dark List Accent 4" w:uiPriority="70"/>
+    <w:lsdException w:name="Plain Table 3" w:uiPriority="43"/>
+    <w:lsdException w:name="Grid Table 4 Accent 6" w:uiPriority="49"/>
+    <w:lsdException w:name="Table Columns 5" w:semiHidden="1" w:unhideWhenUsed="1"/>
+    <w:lsdException w:name="Grid Table 2 Accent 3" w:uiPriority="47"/>
+    <w:lsdException w:name="List Table 1 Light Accent 3" w:uiPriority="46"/>
+    <w:lsdException w:name="Subtle Reference" w:uiPriority="31" w:qFormat="1"/>
+    <w:lsdException w:name="Subtle Emphasis" w:uiPriority="19" w:qFormat="1"/>
+    <w:lsdException w:name="Dark List Accent 3" w:uiPriority="70"/>
+    <w:lsdException w:name="List Table 4" w:uiPriority="49"/>
+    <w:lsdException w:name="heading 4" w:qFormat="1"/>
+    <w:lsdException w:name="Grid Table 1 Light" w:uiPriority="46"/>
+    <w:lsdException w:name="Colorful Shading" w:uiPriority="71"/>
+    <w:lsdException w:name="Grid Table 3 Accent 6" w:uiPriority="48"/>
+    <w:lsdException w:name="List Table 5 Dark Accent 2" w:uiPriority="50"/>
+    <w:lsdException w:name="heading 8" w:unhideWhenUsed="1" w:qFormat="1"/>
+    <w:lsdException w:name="Table Simple 1" w:semiHidden="1" w:unhideWhenUsed="1"/>
+    <w:lsdException w:name="Grid Table 3 Accent 1" w:uiPriority="48"/>
+    <w:lsdException w:name="Light Grid Accent 4" w:uiPriority="62"/>
+    <w:lsdException w:name="List Table 5 Dark" w:uiPriority="50"/>
+    <w:lsdException w:name="Grid Table 7 Colorful Accent 6" w:uiPriority="52"/>
+    <w:lsdException w:name="Grid Table 5 Dark Accent 6" w:uiPriority="50"/>
+    <w:lsdException w:name="Hashtag" w:uiPriority="99" w:semiHidden="1" w:unhideWhenUsed="1"/>
+    <w:lsdException w:name="heading 5" w:qFormat="1"/>
+    <w:lsdException w:name="Table 3D effects 1" w:semiHidden="1" w:unhideWhenUsed="1"/>
+    <w:lsdException w:name="Medium Grid 1 Accent 4" w:uiPriority="67"/>
+    <w:lsdException w:name="Medium Grid 3 Accent 3" w:uiPriority="69"/>
+    <w:lsdException w:name="Grid Table 1 Light Accent 6" w:uiPriority="46"/>
     <w:lsdException w:name="toc 7" w:uiPriority="99"/>
-    <w:lsdException w:name="Table 3D effects 2" w:semiHidden="1" w:unhideWhenUsed="1"/>
-    <w:lsdException w:name="List Table 4 Accent 5" w:uiPriority="49"/>
-    <w:lsdException w:name="HTML Typewriter" w:uiPriority="99"/>
-    <w:lsdException w:name="Medium Shading 2 Accent 6" w:uiPriority="64"/>
-    <w:lsdException w:name="Dark List Accent 1" w:uiPriority="70"/>
-    <w:lsdException w:name="Medium Grid 1 Accent 2" w:uiPriority="67"/>
-    <w:lsdException w:name="Medium List 1 Accent 1" w:uiPriority="65"/>
-    <w:lsdException w:name="Colorful Grid Accent 6" w:uiPriority="73"/>
-    <w:lsdException w:name="Light Grid" w:uiPriority="62"/>
-    <w:lsdException w:name="Medium Grid 3 Accent 2" w:uiPriority="69"/>
-    <w:lsdException w:name="TOC Heading" w:uiPriority="39" w:semiHidden="1" w:unhideWhenUsed="1" w:qFormat="1"/>
-    <w:lsdException w:name="Light Shading Accent 2" w:uiPriority="60"/>
-    <w:lsdException w:name="Medium Grid 3 Accent 1" w:uiPriority="69"/>
-    <w:lsdException w:name="Table 3D effects 3" w:semiHidden="1" w:unhideWhenUsed="1"/>
-    <w:lsdException w:name="Table Grid 1" w:semiHidden="1" w:unhideWhenUsed="1"/>
-    <w:lsdException w:name="Hashtag" w:uiPriority="99" w:semiHidden="1" w:unhideWhenUsed="1"/>
-    <w:lsdException w:name="List Table 7 Colorful Accent 2" w:uiPriority="52"/>
-    <w:lsdException w:name="HTML Acronym" w:uiPriority="99"/>
-    <w:lsdException w:name="Table Classic 1" w:semiHidden="1" w:unhideWhenUsed="1"/>
-    <w:lsdException w:name="Grid Table 5 Dark Accent 6" w:uiPriority="50"/>
-    <w:lsdException w:name="List Table 6 Colorful Accent 5" w:uiPriority="51"/>
-    <w:lsdException w:name="Colorful List Accent 1" w:uiPriority="72"/>
-    <w:lsdException w:name="Dark List Accent 2" w:uiPriority="70"/>
-    <w:lsdException w:name="Colorful List Accent 4" w:uiPriority="72"/>
-    <w:lsdException w:name="Bibliography" w:uiPriority="37" w:semiHidden="1" w:unhideWhenUsed="1"/>
-    <w:lsdException w:name="Title" w:qFormat="1"/>
-    <w:lsdException w:name="Medium List 2 Accent 1" w:uiPriority="66"/>
     <w:lsdException w:name="Book Title" w:uiPriority="33" w:qFormat="1"/>
-    <w:lsdException w:name="Grid Table 4 Accent 2" w:uiPriority="49"/>
-    <w:lsdException w:name="heading 3" w:qFormat="1"/>
-    <w:lsdException w:name="Medium Grid 2 Accent 2" w:uiPriority="68"/>
-    <w:lsdException w:name="HTML Address" w:uiPriority="99"/>
-    <w:lsdException w:name="Table Colorful 1" w:semiHidden="1" w:unhideWhenUsed="1"/>
-    <w:lsdException w:name="Grid Table 6 Colorful Accent 4" w:uiPriority="51"/>
-    <w:lsdException w:name="Grid Table 7 Colorful Accent 2" w:uiPriority="52"/>
-    <w:lsdException w:name="HTML Cite" w:uiPriority="99"/>
-    <w:lsdException w:name="Grid Table 2 Accent 4" w:uiPriority="47"/>
-    <w:lsdException w:name="List Table 1 Light Accent 1" w:uiPriority="46"/>
-    <w:lsdException w:name="List Table 6 Colorful Accent 4" w:uiPriority="51"/>
-    <w:lsdException w:name="List Table 5 Dark Accent 6" w:uiPriority="50"/>
-    <w:lsdException w:name="Table Columns 4" w:semiHidden="1" w:unhideWhenUsed="1"/>
-    <w:lsdException w:name="List Table 7 Colorful" w:uiPriority="52"/>
-    <w:lsdException w:name="List Table 6 Colorful" w:uiPriority="51"/>
-    <w:lsdException w:name="footnote reference" w:uiPriority="99" w:semiHidden="1" w:unhideWhenUsed="1"/>
-    <w:lsdException w:name="Smart Hyperlink" w:uiPriority="99" w:semiHidden="1" w:unhideWhenUsed="1"/>
-    <w:lsdException w:name="HTML Definition" w:uiPriority="99"/>
-    <w:lsdException w:name="Dark List Accent 4" w:uiPriority="70"/>
-    <w:lsdException w:name="List Table 6 Colorful Accent 2" w:uiPriority="51"/>
-    <w:lsdException w:name="Medium List 2 Accent 3" w:uiPriority="66"/>
-    <w:lsdException w:name="List Table 4 Accent 6" w:uiPriority="49"/>
-    <w:lsdException w:name="List Table 5 Dark Accent 4" w:uiPriority="50"/>
-    <w:lsdException w:name="List Table 3 Accent 3" w:uiPriority="48"/>
-    <w:lsdException w:name="Colorful Grid Accent 2" w:uiPriority="73"/>
-    <w:lsdException w:name="Light Grid Accent 4" w:uiPriority="62"/>
-    <w:lsdException w:name="List Table 3" w:uiPriority="48"/>
-    <w:lsdException w:name="List Table 3 Accent 1" w:uiPriority="48"/>
-    <w:lsdException w:name="Grid Table 3 Accent 4" w:uiPriority="48"/>
-    <w:lsdException w:name="Normal Table" w:uiPriority="99" w:semiHidden="1" w:unhideWhenUsed="1"/>
-    <w:lsdException w:name="No List" w:uiPriority="99" w:semiHidden="1" w:unhideWhenUsed="1"/>
-    <w:lsdException w:name="Mention" w:uiPriority="99" w:semiHidden="1" w:unhideWhenUsed="1"/>
-    <w:lsdException w:name="Medium Shading 2 Accent 3" w:uiPriority="64"/>
-    <w:lsdException w:name="List Table 6 Colorful Accent 6" w:uiPriority="51"/>
-    <w:lsdException w:name="Medium Shading 2 Accent 5" w:uiPriority="64"/>
-    <w:lsdException w:name="Grid Table 3 Accent 2" w:uiPriority="48"/>
-    <w:lsdException w:name="Colorful List" w:uiPriority="72"/>
-    <w:lsdException w:name="Table Grid 3" w:semiHidden="1" w:unhideWhenUsed="1"/>
-    <w:lsdException w:name="Table Grid 6" w:semiHidden="1" w:unhideWhenUsed="1"/>
-    <w:lsdException w:name="Grid Table 1 Light Accent 3" w:uiPriority="46"/>
-    <w:lsdException w:name="Colorful Shading Accent 5" w:uiPriority="71"/>
-    <w:lsdException w:name="Medium Grid 2 Accent 6" w:uiPriority="68"/>
-    <w:lsdException w:name="List Table 5 Dark Accent 3" w:uiPriority="50"/>
-    <w:lsdException w:name="Grid Table 4 Accent 1" w:uiPriority="49"/>
-    <w:lsdException w:name="Grid Table 4 Accent 3" w:uiPriority="49"/>
-    <w:lsdException w:name="Colorful Grid Accent 3" w:uiPriority="73"/>
-    <w:lsdException w:name="Grid Table 6 Colorful Accent 2" w:uiPriority="51"/>
-    <w:lsdException w:name="Table List 4" w:semiHidden="1" w:unhideWhenUsed="1"/>
-    <w:lsdException w:name="Colorful Shading Accent 2" w:uiPriority="71"/>
-    <w:lsdException w:name="List Table 1 Light Accent 2" w:uiPriority="46"/>
-    <w:lsdException w:name="Medium List 1 Accent 5" w:uiPriority="65"/>
-    <w:lsdException w:name="Outline List 3" w:uiPriority="99" w:semiHidden="1" w:unhideWhenUsed="1"/>
-    <w:lsdException w:name="Colorful Shading Accent 3" w:uiPriority="71"/>
-    <w:lsdException w:name="Medium Grid 1 Accent 5" w:uiPriority="67"/>
-    <w:lsdException w:name="Light Grid Accent 2" w:uiPriority="62"/>
-    <w:lsdException w:name="Table Columns 5" w:semiHidden="1" w:unhideWhenUsed="1"/>
-    <w:lsdException w:name="List Table 1 Light Accent 4" w:uiPriority="46"/>
-    <w:lsdException w:name="Outline List 1" w:uiPriority="99" w:semiHidden="1" w:unhideWhenUsed="1"/>
-    <w:lsdException w:name="Table Simple 1" w:semiHidden="1" w:unhideWhenUsed="1"/>
-    <w:lsdException w:name="Medium Grid 1" w:uiPriority="67"/>
-    <w:lsdException w:name="Medium Shading 1 Accent 2" w:uiPriority="63"/>
-    <w:lsdException w:name="Grid Table 3" w:uiPriority="48"/>
-    <w:lsdException w:name="List Table 4 Accent 2" w:uiPriority="49"/>
-    <w:lsdException w:name="Grid Table 5 Dark Accent 4" w:uiPriority="50"/>
-    <w:lsdException w:name="Medium List 1 Accent 4" w:uiPriority="65"/>
-    <w:lsdException w:name="heading 9" w:unhideWhenUsed="1" w:qFormat="1"/>
-    <w:lsdException w:name="Plain Table 2" w:uiPriority="42"/>
-    <w:lsdException w:name="List Table 7 Colorful Accent 5" w:uiPriority="52"/>
-    <w:lsdException w:name="Light Shading Accent 5" w:uiPriority="60"/>
-    <w:lsdException w:name="Table Web 1" w:semiHidden="1" w:unhideWhenUsed="1"/>
-    <w:lsdException w:name="Intense Quote" w:uiPriority="99"/>
-    <w:lsdException w:name="Smart Link" w:uiPriority="99" w:semiHidden="1" w:unhideWhenUsed="1"/>
-    <w:lsdException w:name="Colorful Shading" w:uiPriority="71"/>
-    <w:lsdException w:name="Colorful List Accent 3" w:uiPriority="72"/>
-    <w:lsdException w:name="List Table 1 Light Accent 3" w:uiPriority="46"/>
-    <w:lsdException w:name="Table Classic 2" w:semiHidden="1" w:unhideWhenUsed="1"/>
-    <w:lsdException w:name="List Table 2 Accent 2" w:uiPriority="47"/>
-    <w:lsdException w:name="Plain Table 4" w:uiPriority="44"/>
-    <w:lsdException w:name="Table Elegant" w:semiHidden="1" w:unhideWhenUsed="1"/>
-    <w:lsdException w:name="Grid Table 6 Colorful" w:uiPriority="51"/>
-    <w:lsdException w:name="Grid Table 6 Colorful Accent 6" w:uiPriority="51"/>
-    <w:lsdException w:name="Dark List Accent 6" w:uiPriority="70"/>
-    <w:lsdException w:name="Medium Grid 3" w:uiPriority="69"/>
-    <w:lsdException w:name="HTML Bottom of Form" w:uiPriority="99" w:semiHidden="1" w:unhideWhenUsed="1"/>
-    <w:lsdException w:name="HTML Keyboard" w:uiPriority="99"/>
-    <w:lsdException w:name="Medium Grid 2 Accent 5" w:uiPriority="68"/>
-    <w:lsdException w:name="Table List 2" w:semiHidden="1" w:unhideWhenUsed="1"/>
-    <w:lsdException w:name="HTML Sample" w:uiPriority="99"/>
-    <w:lsdException w:name="Plain Table 3" w:uiPriority="43"/>
-    <w:lsdException w:name="Table Columns 1" w:semiHidden="1" w:unhideWhenUsed="1"/>
-    <w:lsdException w:name="Table Columns 3" w:semiHidden="1" w:unhideWhenUsed="1"/>
-    <w:lsdException w:name="Table List 5" w:semiHidden="1" w:unhideWhenUsed="1"/>
-    <w:lsdException w:name="Light List Accent 6" w:uiPriority="61"/>
-    <w:lsdException w:name="Grid Table 5 Dark Accent 1" w:uiPriority="50"/>
-    <w:lsdException w:name="heading 7" w:unhideWhenUsed="1" w:qFormat="1"/>
-    <w:lsdException w:name="Light Grid Accent 3" w:uiPriority="62"/>
-    <w:lsdException w:name="Dark List Accent 5" w:uiPriority="70"/>
-    <w:lsdException w:name="Table Theme" w:semiHidden="1" w:unhideWhenUsed="1"/>
-    <w:lsdException w:name="List Table 4 Accent 4" w:uiPriority="49"/>
-    <w:lsdException w:name="List Paragraph" w:uiPriority="99"/>
-    <w:lsdException w:name="Table List 7" w:semiHidden="1" w:unhideWhenUsed="1"/>
-    <w:lsdException w:name="Medium Grid 2" w:uiPriority="68"/>
-    <w:lsdException w:name="Grid Table 7 Colorful Accent 4" w:uiPriority="52"/>
-    <w:lsdException w:name="Grid Table 1 Light Accent 2" w:uiPriority="46"/>
-    <w:lsdException w:name="Table Subtle 1" w:semiHidden="1" w:unhideWhenUsed="1"/>
-    <w:lsdException w:name="Intense Reference" w:uiPriority="32" w:qFormat="1"/>
-    <w:lsdException w:name="Default Paragraph Font" w:uiPriority="1" w:semiHidden="1" w:unhideWhenUsed="1"/>
-    <w:lsdException w:name="Grid Table 4 Accent 4" w:uiPriority="49"/>
-    <w:lsdException w:name="toc 3" w:uiPriority="99"/>
-    <w:lsdException w:name="Dark List" w:uiPriority="70"/>
-    <w:lsdException w:name="Grid Table 3 Accent 6" w:uiPriority="48"/>
-    <w:lsdException w:name="Light Shading" w:uiPriority="60"/>
-    <w:lsdException w:name="Medium List 1 Accent 2" w:uiPriority="65"/>
-    <w:lsdException w:name="List Table 6 Colorful Accent 1" w:uiPriority="51"/>
-    <w:lsdException w:name="Colorful List Accent 6" w:uiPriority="72"/>
-    <w:lsdException w:name="Grid Table 7 Colorful Accent 6" w:uiPriority="52"/>
-    <w:lsdException w:name="Colorful Shading Accent 4" w:uiPriority="71"/>
-    <w:lsdException w:name="Medium Shading 1 Accent 4" w:uiPriority="63"/>
-    <w:lsdException w:name="Light List Accent 5" w:uiPriority="61"/>
-    <w:lsdException w:name="Medium Shading 2" w:uiPriority="64"/>
-    <w:lsdException w:name="Medium Grid 1 Accent 4" w:uiPriority="67"/>
-    <w:lsdException w:name="Table Grid 7" w:semiHidden="1" w:unhideWhenUsed="1"/>
-    <w:lsdException w:name="Colorful List Accent 5" w:uiPriority="72"/>
-    <w:lsdException w:name="Table Simple 2" w:semiHidden="1" w:unhideWhenUsed="1"/>
-    <w:lsdException w:name="Grid Table 7 Colorful Accent 3" w:uiPriority="52"/>
-    <w:lsdException w:name="Subtle Emphasis" w:uiPriority="19" w:qFormat="1"/>
-    <w:lsdException w:name="List Table 4" w:uiPriority="49"/>
-    <w:lsdException w:name="Table Grid 5" w:semiHidden="1" w:unhideWhenUsed="1"/>
-    <w:lsdException w:name="Grid Table 2 Accent 3" w:uiPriority="47"/>
-    <w:lsdException w:name="Grid Table 1 Light Accent 1" w:uiPriority="46"/>
-    <w:lsdException w:name="Light List Accent 1" w:uiPriority="61"/>
-    <w:lsdException w:name="Colorful Grid Accent 4" w:uiPriority="73"/>
-    <w:lsdException w:name="List Table 1 Light Accent 5" w:uiPriority="46"/>
-    <w:lsdException w:name="Medium List 1" w:uiPriority="65"/>
-    <w:lsdException w:name="Table 3D effects 1" w:semiHidden="1" w:unhideWhenUsed="1"/>
-    <w:lsdException w:name="Subtle Reference" w:uiPriority="31" w:qFormat="1"/>
-    <w:lsdException w:name="Colorful Grid Accent 1" w:uiPriority="73"/>
-    <w:lsdException w:name="List Table 5 Dark Accent 2" w:uiPriority="50"/>
-    <w:lsdException w:name="HTML Code" w:uiPriority="99"/>
-    <w:lsdException w:name="Light Shading Accent 1" w:uiPriority="60"/>
-    <w:lsdException w:name="Medium Shading 1 Accent 3" w:uiPriority="63"/>
-    <w:lsdException w:name="Medium Shading 2 Accent 1" w:uiPriority="64"/>
-    <w:lsdException w:name="Medium Grid 3 Accent 6" w:uiPriority="69"/>
-    <w:lsdException w:name="Table Web 3" w:semiHidden="1" w:unhideWhenUsed="1"/>
-    <w:lsdException w:name="Grid Table 5 Dark Accent 3" w:uiPriority="50"/>
+    <w:lsdException w:name="toc 9" w:uiPriority="99"/>
     <w:lsdException w:name="Grid Table 2" w:uiPriority="47"/>
-    <w:lsdException w:name="Grid Table 2 Accent 1" w:uiPriority="47"/>
-    <w:lsdException w:name="List Table 1 Light Accent 6" w:uiPriority="46"/>
-    <w:lsdException w:name="toc 4" w:uiPriority="99"/>
-    <w:lsdException w:name="Grid Table 3 Accent 5" w:uiPriority="48"/>
-    <w:lsdException w:name="List Table 7 Colorful Accent 3" w:uiPriority="52"/>
-    <w:lsdException w:name="heading 1" w:qFormat="1"/>
-    <w:lsdException w:name="Grid Table 4 Accent 6" w:uiPriority="49"/>
-    <w:lsdException w:name="Grid Table 1 Light" w:uiPriority="46"/>
-    <w:lsdException w:name="Light List Accent 3" w:uiPriority="61"/>
-    <w:lsdException w:name="HTML Top of Form" w:uiPriority="99" w:semiHidden="1" w:unhideWhenUsed="1"/>
-    <w:lsdException w:name="heading 4" w:qFormat="1"/>
-    <w:lsdException w:name="List Table 2" w:uiPriority="47"/>
-    <w:lsdException w:name="Grid Table 5 Dark Accent 2" w:uiPriority="50"/>
-    <w:lsdException w:name="Table List 8" w:semiHidden="1" w:unhideWhenUsed="1"/>
-    <w:lsdException w:name="Light Shading Accent 3" w:uiPriority="60"/>
-    <w:lsdException w:name="Medium List 1 Accent 3" w:uiPriority="65"/>
-    <w:lsdException w:name="Grid Table 2 Accent 5" w:uiPriority="47"/>
-    <w:lsdException w:name="Table Colorful 3" w:semiHidden="1" w:unhideWhenUsed="1"/>
-    <w:lsdException w:name="heading 8" w:unhideWhenUsed="1" w:qFormat="1"/>
-    <w:lsdException w:name="List Table 1 Light" w:uiPriority="46"/>
-    <w:lsdException w:name="Grid Table 4" w:uiPriority="49"/>
-    <w:lsdException w:name="Table Web 2" w:semiHidden="1" w:unhideWhenUsed="1"/>
-    <w:lsdException w:name="Medium Shading 2 Accent 4" w:uiPriority="64"/>
-    <w:lsdException w:name="Light List Accent 4" w:uiPriority="61"/>
-    <w:lsdException w:name="toc 8" w:uiPriority="99"/>
-    <w:lsdException w:name="Grid Table 3 Accent 3" w:uiPriority="48"/>
-    <w:lsdException w:name="Medium Shading 2 Accent 2" w:uiPriority="64"/>
-    <w:lsdException w:name="Table Classic 3" w:semiHidden="1" w:unhideWhenUsed="1"/>
-    <w:lsdException w:name="heading 6" w:qFormat="1"/>
-    <w:lsdException w:name="Colorful Shading Accent 1" w:uiPriority="71"/>
-    <w:lsdException w:name="Light List Accent 2" w:uiPriority="61"/>
-    <w:lsdException w:name="Medium Shading 1" w:uiPriority="63"/>
-    <w:lsdException w:name="List Table 2 Accent 1" w:uiPriority="47"/>
-    <w:lsdException w:name="List Table 4 Accent 3" w:uiPriority="49"/>
-    <w:lsdException w:name="Outline List 2" w:uiPriority="99" w:semiHidden="1" w:unhideWhenUsed="1"/>
-    <w:lsdException w:name="Table List 6" w:semiHidden="1" w:unhideWhenUsed="1"/>
-    <w:lsdException w:name="Medium Grid 2 Accent 1" w:uiPriority="68"/>
-    <w:lsdException w:name="List Table 5 Dark" w:uiPriority="50"/>
-    <w:lsdException w:name="List Table 2 Accent 4" w:uiPriority="47"/>
-    <w:lsdException w:name="Strong" w:qFormat="1"/>
-    <w:lsdException w:name="Grid Table 7 Colorful Accent 1" w:uiPriority="52"/>
-    <w:lsdException w:name="Intense Emphasis" w:uiPriority="21" w:qFormat="1"/>
-    <w:lsdException w:name="Colorful List Accent 2" w:uiPriority="72"/>
-    <w:lsdException w:name="Table List 3" w:semiHidden="1" w:unhideWhenUsed="1"/>
-    <w:lsdException w:name="Colorful Grid Accent 5" w:uiPriority="73"/>
-    <w:lsdException w:name="Grid Table 2 Accent 6" w:uiPriority="47"/>
-    <w:lsdException w:name="Quote" w:uiPriority="99"/>
-    <w:lsdException w:name="Colorful Grid" w:uiPriority="73"/>
-    <w:lsdException w:name="Table Grid 2" w:semiHidden="1" w:unhideWhenUsed="1"/>
-    <w:lsdException w:name="List Table 6 Colorful Accent 3" w:uiPriority="51"/>
-    <w:lsdException w:name="Medium Grid 1 Accent 3" w:uiPriority="67"/>
-    <w:lsdException w:name="Medium Shading 1 Accent 5" w:uiPriority="63"/>
-    <w:lsdException w:name="Plain Table 1" w:uiPriority="41"/>
-    <w:lsdException w:name="Grid Table 1 Light Accent 5" w:uiPriority="46"/>
-    <w:lsdException w:name="HTML Variable" w:uiPriority="99"/>
-    <w:lsdException w:name="List Table 4 Accent 1" w:uiPriority="49"/>
-    <w:lsdException w:name="Grid Table 7 Colorful Accent 5" w:uiPriority="52"/>
-    <w:lsdException w:name="List Table 3 Accent 2" w:uiPriority="48"/>
-    <w:lsdException w:name="Grid Table 1 Light Accent 4" w:uiPriority="46"/>
-    <w:lsdException w:name="List Table 7 Colorful Accent 6" w:uiPriority="52"/>
-    <w:lsdException w:name="List Table 2 Accent 3" w:uiPriority="47"/>
-    <w:lsdException w:name="Revision" w:uiPriority="99" w:semiHidden="1"/>
-    <w:lsdException w:name="List Table 3 Accent 5" w:uiPriority="48"/>
-    <w:lsdException w:name="Medium Grid 1 Accent 6" w:uiPriority="67"/>
-    <w:lsdException w:name="Grid Table 7 Colorful" w:uiPriority="52"/>
-    <w:lsdException w:name="Table Grid" w:qFormat="1"/>
-    <w:lsdException w:name="Emphasis" w:qFormat="1"/>
-    <w:lsdException w:name="Light List" w:uiPriority="61"/>
-    <w:lsdException w:name="toc 6" w:uiPriority="99"/>
-    <w:lsdException w:name="Grid Table 5 Dark Accent 5" w:uiPriority="50"/>
-    <w:lsdException w:name="Subtitle" w:qFormat="1"/>
-    <w:lsdException w:name="Medium Shading 1 Accent 6" w:uiPriority="63"/>
-    <w:lsdException w:name="Dark List Accent 3" w:uiPriority="70"/>
-    <w:lsdException w:name="caption" w:semiHidden="1" w:unhideWhenUsed="1" w:qFormat="1"/>
-    <w:lsdException w:name="Grid Table 1 Light Accent 6" w:uiPriority="46"/>
-    <w:lsdException w:name="Normal" w:qFormat="1"/>
-    <w:lsdException w:name="Light Shading Accent 6" w:uiPriority="60"/>
-    <w:lsdException w:name="Medium List 2" w:uiPriority="66"/>
-    <w:lsdException w:name="List Table 2 Accent 5" w:uiPriority="47"/>
-    <w:lsdException w:name="List Table 5 Dark Accent 5" w:uiPriority="50"/>
-    <w:lsdException w:name="Placeholder Text" w:uiPriority="99" w:semiHidden="1"/>
-    <w:lsdException w:name="Colorful Shading Accent 6" w:uiPriority="71"/>
-    <w:lsdException w:name="toc 9" w:uiPriority="99"/>
-    <w:lsdException w:name="Table Contemporary" w:semiHidden="1" w:unhideWhenUsed="1"/>
-    <w:lsdException w:name="List Table 2 Accent 6" w:uiPriority="47"/>
-    <w:lsdException w:name="Medium List 2 Accent 5" w:uiPriority="66"/>
-    <w:lsdException w:name="Light Shading Accent 4" w:uiPriority="60"/>
-    <w:lsdException w:name="List Table 5 Dark Accent 1" w:uiPriority="50"/>
-    <w:lsdException w:name="Grid Table Light" w:uiPriority="40"/>
-    <w:lsdException w:name="Light Grid Accent 1" w:uiPriority="62"/>
-    <w:lsdException w:name="Table Professional" w:semiHidden="1" w:unhideWhenUsed="1"/>
-    <w:lsdException w:name="heading 5" w:qFormat="1"/>
-    <w:lsdException w:name="List Table 3 Accent 4" w:uiPriority="48"/>
-    <w:lsdException w:name="Grid Table 5 Dark" w:uiPriority="50"/>
-    <w:lsdException w:name="Medium List 2 Accent 2" w:uiPriority="66"/>
-    <w:lsdException w:name="List Table 7 Colorful Accent 1" w:uiPriority="52"/>
-    <w:lsdException w:name="List Table 3 Accent 6" w:uiPriority="48"/>
-    <w:lsdException w:name="Table Grid 4" w:semiHidden="1" w:unhideWhenUsed="1"/>
-    <w:lsdException w:name="Plain Table 5" w:uiPriority="45"/>
-    <w:lsdException w:name="Grid Table 6 Colorful Accent 1" w:uiPriority="51"/>
-    <w:lsdException w:name="Medium List 2 Accent 6" w:uiPriority="66"/>
-    <w:lsdException w:name="Table Subtle 2" w:semiHidden="1" w:unhideWhenUsed="1"/>
-    <w:lsdException w:name="toc 2" w:uiPriority="99"/>
-    <w:lsdException w:name="Medium Grid 3 Accent 5" w:uiPriority="69"/>
-    <w:lsdException w:name="Grid Table 6 Colorful Accent 5" w:uiPriority="51"/>
-    <w:lsdException w:name="Medium List 1 Accent 6" w:uiPriority="65"/>
-    <w:lsdException w:name="Medium Grid 3 Accent 3" w:uiPriority="69"/>
-    <w:lsdException w:name="Medium Grid 1 Accent 1" w:uiPriority="67"/>
-    <w:lsdException w:name="Grid Table 3 Accent 1" w:uiPriority="48"/>
-    <w:lsdException w:name="Table Columns 2" w:semiHidden="1" w:unhideWhenUsed="1"/>
-    <w:lsdException w:name="Unresolved Mention" w:uiPriority="99" w:semiHidden="1" w:unhideWhenUsed="1"/>
-    <w:lsdException w:name="Table Colorful 2" w:semiHidden="1" w:unhideWhenUsed="1"/>
-    <w:lsdException w:name="toc 1" w:uiPriority="99"/>
-    <w:lsdException w:name="footnote text" w:uiPriority="99" w:semiHidden="1" w:unhideWhenUsed="1"/>
-    <w:lsdException w:name="Grid Table 4 Accent 5" w:uiPriority="49"/>
-    <w:lsdException w:name="Grid Table 2 Accent 2" w:uiPriority="47"/>
-    <w:lsdException w:name="toc 5" w:uiPriority="99"/>
-    <w:lsdException w:name="Light Grid Accent 5" w:uiPriority="62"/>
-    <w:lsdException w:name="No Spacing" w:uiPriority="99"/>
-    <w:lsdException w:name="Medium Grid 3 Accent 4" w:uiPriority="69"/>
-    <w:lsdException w:name="Table List 1" w:semiHidden="1" w:unhideWhenUsed="1"/>
-    <w:lsdException w:name="List Table 7 Colorful Accent 4" w:uiPriority="52"/>
-    <w:lsdException w:name="Medium Grid 2 Accent 3" w:uiPriority="68"/>
-    <w:lsdException w:name="Grid Table 6 Colorful Accent 3" w:uiPriority="51"/>
   </w:latentStyles>
+  <w:style w:type="character" w:styleId="000015">
+    <w:name w:val="Hyperlink"/>
+    <w:basedOn w:val="00000b"/>
+    <w:rPr>
+      <w:color w:val="1E6FFF"/>
+      <w:u w:val="single"/>
+    </w:rPr>
+  </w:style>
+  <w:style w:type="paragraph" w:styleId="000017" w:customStyle="1">
+    <w:name w:val="melo-codeblock-Base-theme-para"/>
+    <w:uiPriority w:val="99"/>
+    <w:pPr>
+      <w:snapToGrid w:val="0"/>
+      <w:spacing w:line="360" w:lineRule="auto"/>
+    </w:pPr>
+    <w:rPr>
+      <w:rFonts w:ascii="Monaco" w:hAnsi="Monaco" w:eastAsia="Monaco" w:cs="Monaco"/>
+      <w:color w:val="000000"/>
+      <w:sz w:val="21"/>
+    </w:rPr>
+  </w:style>
+  <w:style w:type="character" w:styleId="000013" w:customStyle="1">
+    <w:name w:val="标题 字符"/>
+    <w:basedOn w:val="00000b"/>
+    <w:link w:val="000012"/>
+    <w:rPr>
+      <w:rFonts w:ascii="Arial" w:hAnsi="Arial" w:eastAsia="微软雅黑" w:cstheme="majorBidi"/>
+      <w:b w:val="1"/>
+      <w:bCs w:val="1"/>
+      <w:kern w:val="2"/>
+      <w:sz w:val="48"/>
+      <w:szCs w:val="32"/>
+    </w:rPr>
+  </w:style>
+  <w:style w:type="paragraph" w:styleId="00000a">
+    <w:name w:val="heading 9"/>
+    <w:basedOn w:val="000001"/>
+    <w:next w:val="000001"/>
+    <w:unhideWhenUsed w:val="1"/>
+    <w:qFormat w:val="1"/>
+    <w:pPr>
+      <w:keepNext w:val="1"/>
+      <w:keepLines w:val="1"/>
+      <w:spacing w:line="480" w:lineRule="auto"/>
+      <w:outlineLvl w:val="8"/>
+    </w:pPr>
+    <w:rPr>
+      <w:b w:val="1"/>
+    </w:rPr>
+  </w:style>
+  <w:style w:type="character" w:styleId="000016" w:customStyle="1">
+    <w:name w:val="melo-codeblock-Base-theme-char"/>
+    <w:uiPriority w:val="99"/>
+    <w:rPr>
+      <w:rFonts w:ascii="Monaco" w:hAnsi="Monaco" w:eastAsia="Monaco" w:cs="Monaco"/>
+      <w:color w:val="000000"/>
+      <w:sz w:val="21"/>
+    </w:rPr>
+  </w:style>
   <w:style w:type="paragraph" w:styleId="000010">
     <w:name w:val="Subtitle"/>
     <w:basedOn w:val="000001"/>
@@ -815,12 +874,66 @@
       <w:szCs w:val="32"/>
     </w:rPr>
   </w:style>
-  <w:style w:type="character" w:styleId="000015">
-    <w:name w:val="Hyperlink"/>
-    <w:basedOn w:val="00000b"/>
-    <w:rPr>
-      <w:color w:val="1E6FFF"/>
-      <w:u w:val="single"/>
+  <w:style w:type="paragraph" w:styleId="000004">
+    <w:name w:val="heading 3"/>
+    <w:basedOn w:val="000001"/>
+    <w:next w:val="000001"/>
+    <w:qFormat w:val="1"/>
+    <w:pPr>
+      <w:keepNext w:val="1"/>
+      <w:keepLines w:val="1"/>
+      <w:outlineLvl w:val="2"/>
+    </w:pPr>
+    <w:rPr>
+      <w:b w:val="1"/>
+      <w:sz w:val="28"/>
+    </w:rPr>
+  </w:style>
+  <w:style w:type="paragraph" w:styleId="000001" w:default="1">
+    <w:name w:val="Normal"/>
+    <w:qFormat w:val="1"/>
+    <w:pPr>
+      <w:widowControl w:val="0"/>
+      <w:spacing w:before="60" w:after="60"/>
+      <w:jc w:val="both"/>
+    </w:pPr>
+    <w:rPr>
+      <w:color w:val="333333"/>
+      <w:kern w:val="2"/>
+      <w:sz w:val="22"/>
+      <w:szCs w:val="24"/>
+    </w:rPr>
+  </w:style>
+  <w:style w:type="paragraph" w:styleId="000002">
+    <w:name w:val="heading 1"/>
+    <w:basedOn w:val="000001"/>
+    <w:next w:val="000001"/>
+    <w:qFormat w:val="1"/>
+    <w:pPr>
+      <w:keepNext w:val="1"/>
+      <w:keepLines w:val="1"/>
+      <w:outlineLvl w:val="0"/>
+    </w:pPr>
+    <w:rPr>
+      <w:b w:val="1"/>
+      <w:kern w:val="44"/>
+      <w:sz w:val="36"/>
+    </w:rPr>
+  </w:style>
+  <w:style w:type="paragraph" w:styleId="000008">
+    <w:name w:val="heading 7"/>
+    <w:basedOn w:val="000001"/>
+    <w:next w:val="000001"/>
+    <w:unhideWhenUsed w:val="1"/>
+    <w:qFormat w:val="1"/>
+    <w:pPr>
+      <w:keepNext w:val="1"/>
+      <w:keepLines w:val="1"/>
+      <w:spacing w:line="480" w:lineRule="auto"/>
+      <w:outlineLvl w:val="6"/>
+    </w:pPr>
+    <w:rPr>
+      <w:b w:val="1"/>
     </w:rPr>
   </w:style>
   <w:style w:type="table" w:styleId="00000c" w:default="1">
@@ -838,240 +951,11 @@
       </w:tblCellMar>
     </w:tblPr>
   </w:style>
-  <w:style w:type="paragraph" w:styleId="000007">
-    <w:name w:val="heading 6"/>
-    <w:basedOn w:val="000001"/>
-    <w:next w:val="000001"/>
-    <w:qFormat w:val="1"/>
-    <w:pPr>
-      <w:keepNext w:val="1"/>
-      <w:keepLines w:val="1"/>
-      <w:spacing w:line="480" w:lineRule="auto"/>
-      <w:outlineLvl w:val="5"/>
-    </w:pPr>
-    <w:rPr>
-      <w:b w:val="1"/>
-    </w:rPr>
-  </w:style>
-  <w:style w:type="paragraph" w:styleId="000008">
-    <w:name w:val="heading 7"/>
-    <w:basedOn w:val="000001"/>
-    <w:next w:val="000001"/>
-    <w:unhideWhenUsed w:val="1"/>
-    <w:qFormat w:val="1"/>
-    <w:pPr>
-      <w:keepNext w:val="1"/>
-      <w:keepLines w:val="1"/>
-      <w:spacing w:line="480" w:lineRule="auto"/>
-      <w:outlineLvl w:val="6"/>
-    </w:pPr>
-    <w:rPr>
-      <w:b w:val="1"/>
-    </w:rPr>
-  </w:style>
-  <w:style w:type="paragraph" w:styleId="000005">
-    <w:name w:val="heading 4"/>
-    <w:basedOn w:val="000001"/>
-    <w:next w:val="000001"/>
-    <w:qFormat w:val="1"/>
-    <w:pPr>
-      <w:keepNext w:val="1"/>
-      <w:keepLines w:val="1"/>
-      <w:outlineLvl w:val="3"/>
-    </w:pPr>
-    <w:rPr>
-      <w:b w:val="1"/>
-      <w:sz w:val="24"/>
-    </w:rPr>
-  </w:style>
-  <w:style w:type="character" w:styleId="000013" w:customStyle="1">
-    <w:name w:val="标题 字符"/>
-    <w:basedOn w:val="00000b"/>
-    <w:link w:val="000012"/>
-    <w:rPr>
-      <w:rFonts w:ascii="Arial" w:hAnsi="Arial" w:eastAsia="微软雅黑" w:cstheme="majorBidi"/>
-      <w:b w:val="1"/>
-      <w:bCs w:val="1"/>
-      <w:kern w:val="2"/>
-      <w:sz w:val="48"/>
-      <w:szCs w:val="32"/>
-    </w:rPr>
-  </w:style>
   <w:style w:type="numbering" w:styleId="00000d" w:default="1">
     <w:name w:val="No List"/>
     <w:uiPriority w:val="99"/>
     <w:semiHidden w:val="1"/>
     <w:unhideWhenUsed w:val="1"/>
-  </w:style>
-  <w:style w:type="paragraph" w:styleId="000004">
-    <w:name w:val="heading 3"/>
-    <w:basedOn w:val="000001"/>
-    <w:next w:val="000001"/>
-    <w:qFormat w:val="1"/>
-    <w:pPr>
-      <w:keepNext w:val="1"/>
-      <w:keepLines w:val="1"/>
-      <w:outlineLvl w:val="2"/>
-    </w:pPr>
-    <w:rPr>
-      <w:b w:val="1"/>
-      <w:sz w:val="28"/>
-    </w:rPr>
-  </w:style>
-  <w:style w:type="character" w:styleId="000016" w:customStyle="1">
-    <w:name w:val="melo-codeblock-Base-theme-char"/>
-    <w:uiPriority w:val="99"/>
-    <w:rPr>
-      <w:rFonts w:ascii="Monaco" w:hAnsi="Monaco" w:eastAsia="Monaco" w:cs="Monaco"/>
-      <w:color w:val="000000"/>
-      <w:sz w:val="21"/>
-    </w:rPr>
-  </w:style>
-  <w:style w:type="paragraph" w:styleId="000017" w:customStyle="1">
-    <w:name w:val="melo-codeblock-Base-theme-para"/>
-    <w:uiPriority w:val="99"/>
-    <w:pPr>
-      <w:snapToGrid w:val="0"/>
-      <w:spacing w:line="360" w:lineRule="auto"/>
-    </w:pPr>
-    <w:rPr>
-      <w:rFonts w:ascii="Monaco" w:hAnsi="Monaco" w:eastAsia="Monaco" w:cs="Monaco"/>
-      <w:color w:val="000000"/>
-      <w:sz w:val="21"/>
-    </w:rPr>
-  </w:style>
-  <w:style w:type="paragraph" w:styleId="000009">
-    <w:name w:val="heading 8"/>
-    <w:basedOn w:val="000001"/>
-    <w:next w:val="000001"/>
-    <w:unhideWhenUsed w:val="1"/>
-    <w:qFormat w:val="1"/>
-    <w:pPr>
-      <w:keepNext w:val="1"/>
-      <w:keepLines w:val="1"/>
-      <w:spacing w:line="480" w:lineRule="auto"/>
-      <w:outlineLvl w:val="7"/>
-    </w:pPr>
-    <w:rPr>
-      <w:b w:val="1"/>
-    </w:rPr>
-  </w:style>
-  <w:style w:type="paragraph" w:styleId="000012">
-    <w:name w:val="Title"/>
-    <w:basedOn w:val="000001"/>
-    <w:next w:val="000001"/>
-    <w:link w:val="000013"/>
-    <w:qFormat w:val="1"/>
-    <w:pPr>
-      <w:jc w:val="center"/>
-      <w:outlineLvl w:val="0"/>
-    </w:pPr>
-    <w:rPr>
-      <w:rFonts w:cstheme="majorBidi"/>
-      <w:b w:val="1"/>
-      <w:bCs w:val="1"/>
-      <w:sz w:val="48"/>
-      <w:szCs w:val="32"/>
-    </w:rPr>
-  </w:style>
-  <w:style w:type="paragraph" w:styleId="000003">
-    <w:name w:val="heading 2"/>
-    <w:basedOn w:val="000001"/>
-    <w:next w:val="000001"/>
-    <w:qFormat w:val="1"/>
-    <w:pPr>
-      <w:keepNext w:val="1"/>
-      <w:keepLines w:val="1"/>
-      <w:outlineLvl w:val="1"/>
-    </w:pPr>
-    <w:rPr>
-      <w:b w:val="1"/>
-      <w:sz w:val="32"/>
-    </w:rPr>
-  </w:style>
-  <w:style w:type="paragraph" w:styleId="00000f">
-    <w:name w:val="header"/>
-    <w:basedOn w:val="000001"/>
-    <w:pPr>
-      <w:pBdr>
-        <w:bottom w:val="single" w:color="auto" w:sz="6" w:space="1"/>
-      </w:pBdr>
-      <w:tabs>
-        <w:tab w:val="center" w:pos="4153"/>
-        <w:tab w:val="right" w:pos="8306"/>
-      </w:tabs>
-      <w:snapToGrid w:val="0"/>
-      <w:jc w:val="center"/>
-    </w:pPr>
-    <w:rPr>
-      <w:sz w:val="18"/>
-      <w:szCs w:val="18"/>
-    </w:rPr>
-  </w:style>
-  <w:style w:type="character" w:styleId="000011" w:customStyle="1">
-    <w:name w:val="副标题 字符"/>
-    <w:basedOn w:val="00000b"/>
-    <w:link w:val="000010"/>
-    <w:rPr>
-      <w:rFonts w:ascii="Arial" w:hAnsi="Arial" w:eastAsia="微软雅黑" w:cstheme="minorBidi"/>
-      <w:b w:val="1"/>
-      <w:bCs w:val="1"/>
-      <w:kern w:val="28"/>
-      <w:sz w:val="44"/>
-      <w:szCs w:val="32"/>
-    </w:rPr>
-  </w:style>
-  <w:style w:type="paragraph" w:styleId="00000a">
-    <w:name w:val="heading 9"/>
-    <w:basedOn w:val="000001"/>
-    <w:next w:val="000001"/>
-    <w:unhideWhenUsed w:val="1"/>
-    <w:qFormat w:val="1"/>
-    <w:pPr>
-      <w:keepNext w:val="1"/>
-      <w:keepLines w:val="1"/>
-      <w:spacing w:line="480" w:lineRule="auto"/>
-      <w:outlineLvl w:val="8"/>
-    </w:pPr>
-    <w:rPr>
-      <w:b w:val="1"/>
-    </w:rPr>
-  </w:style>
-  <w:style w:type="paragraph" w:styleId="000001" w:default="1">
-    <w:name w:val="Normal"/>
-    <w:qFormat w:val="1"/>
-    <w:pPr>
-      <w:widowControl w:val="0"/>
-      <w:spacing w:before="60" w:after="60"/>
-      <w:jc w:val="both"/>
-    </w:pPr>
-    <w:rPr>
-      <w:color w:val="333333"/>
-      <w:kern w:val="2"/>
-      <w:sz w:val="22"/>
-      <w:szCs w:val="24"/>
-    </w:rPr>
-  </w:style>
-  <w:style w:type="character" w:styleId="00000b" w:default="1">
-    <w:name w:val="Default Paragraph Font"/>
-    <w:uiPriority w:val="1"/>
-    <w:semiHidden w:val="1"/>
-    <w:unhideWhenUsed w:val="1"/>
-  </w:style>
-  <w:style w:type="paragraph" w:styleId="000006">
-    <w:name w:val="heading 5"/>
-    <w:basedOn w:val="000001"/>
-    <w:next w:val="000001"/>
-    <w:qFormat w:val="1"/>
-    <w:pPr>
-      <w:keepNext w:val="1"/>
-      <w:keepLines w:val="1"/>
-      <w:spacing w:line="480" w:lineRule="auto"/>
-      <w:outlineLvl w:val="4"/>
-    </w:pPr>
-    <w:rPr>
-      <w:b w:val="1"/>
-    </w:rPr>
   </w:style>
   <w:style w:type="table" w:styleId="000014">
     <w:name w:val="Table Grid"/>
@@ -1090,22 +974,6 @@
       <w:vAlign w:val="center"/>
     </w:tcPr>
   </w:style>
-  <w:style w:type="paragraph" w:styleId="000002">
-    <w:name w:val="heading 1"/>
-    <w:basedOn w:val="000001"/>
-    <w:next w:val="000001"/>
-    <w:qFormat w:val="1"/>
-    <w:pPr>
-      <w:keepNext w:val="1"/>
-      <w:keepLines w:val="1"/>
-      <w:outlineLvl w:val="0"/>
-    </w:pPr>
-    <w:rPr>
-      <w:b w:val="1"/>
-      <w:kern w:val="44"/>
-      <w:sz w:val="36"/>
-    </w:rPr>
-  </w:style>
   <w:style w:type="paragraph" w:styleId="00000e">
     <w:name w:val="footer"/>
     <w:basedOn w:val="000001"/>
@@ -1120,6 +988,138 @@
     <w:rPr>
       <w:sz w:val="18"/>
       <w:szCs w:val="18"/>
+    </w:rPr>
+  </w:style>
+  <w:style w:type="paragraph" w:styleId="00000f">
+    <w:name w:val="header"/>
+    <w:basedOn w:val="000001"/>
+    <w:pPr>
+      <w:pBdr>
+        <w:bottom w:val="single" w:color="auto" w:sz="6" w:space="1"/>
+      </w:pBdr>
+      <w:tabs>
+        <w:tab w:val="center" w:pos="4153"/>
+        <w:tab w:val="right" w:pos="8306"/>
+      </w:tabs>
+      <w:snapToGrid w:val="0"/>
+      <w:jc w:val="center"/>
+    </w:pPr>
+    <w:rPr>
+      <w:sz w:val="18"/>
+      <w:szCs w:val="18"/>
+    </w:rPr>
+  </w:style>
+  <w:style w:type="paragraph" w:styleId="000007">
+    <w:name w:val="heading 6"/>
+    <w:basedOn w:val="000001"/>
+    <w:next w:val="000001"/>
+    <w:qFormat w:val="1"/>
+    <w:pPr>
+      <w:keepNext w:val="1"/>
+      <w:keepLines w:val="1"/>
+      <w:spacing w:line="480" w:lineRule="auto"/>
+      <w:outlineLvl w:val="5"/>
+    </w:pPr>
+    <w:rPr>
+      <w:b w:val="1"/>
+    </w:rPr>
+  </w:style>
+  <w:style w:type="paragraph" w:styleId="000005">
+    <w:name w:val="heading 4"/>
+    <w:basedOn w:val="000001"/>
+    <w:next w:val="000001"/>
+    <w:qFormat w:val="1"/>
+    <w:pPr>
+      <w:keepNext w:val="1"/>
+      <w:keepLines w:val="1"/>
+      <w:outlineLvl w:val="3"/>
+    </w:pPr>
+    <w:rPr>
+      <w:b w:val="1"/>
+      <w:sz w:val="24"/>
+    </w:rPr>
+  </w:style>
+  <w:style w:type="character" w:styleId="00000b" w:default="1">
+    <w:name w:val="Default Paragraph Font"/>
+    <w:uiPriority w:val="1"/>
+    <w:semiHidden w:val="1"/>
+    <w:unhideWhenUsed w:val="1"/>
+  </w:style>
+  <w:style w:type="paragraph" w:styleId="000012">
+    <w:name w:val="Title"/>
+    <w:basedOn w:val="000001"/>
+    <w:next w:val="000001"/>
+    <w:link w:val="000013"/>
+    <w:qFormat w:val="1"/>
+    <w:pPr>
+      <w:jc w:val="center"/>
+      <w:outlineLvl w:val="0"/>
+    </w:pPr>
+    <w:rPr>
+      <w:rFonts w:cstheme="majorBidi"/>
+      <w:b w:val="1"/>
+      <w:bCs w:val="1"/>
+      <w:sz w:val="48"/>
+      <w:szCs w:val="32"/>
+    </w:rPr>
+  </w:style>
+  <w:style w:type="paragraph" w:styleId="000006">
+    <w:name w:val="heading 5"/>
+    <w:basedOn w:val="000001"/>
+    <w:next w:val="000001"/>
+    <w:qFormat w:val="1"/>
+    <w:pPr>
+      <w:keepNext w:val="1"/>
+      <w:keepLines w:val="1"/>
+      <w:spacing w:line="480" w:lineRule="auto"/>
+      <w:outlineLvl w:val="4"/>
+    </w:pPr>
+    <w:rPr>
+      <w:b w:val="1"/>
+    </w:rPr>
+  </w:style>
+  <w:style w:type="character" w:styleId="000011" w:customStyle="1">
+    <w:name w:val="副标题 字符"/>
+    <w:basedOn w:val="00000b"/>
+    <w:link w:val="000010"/>
+    <w:rPr>
+      <w:rFonts w:ascii="Arial" w:hAnsi="Arial" w:eastAsia="微软雅黑" w:cstheme="minorBidi"/>
+      <w:b w:val="1"/>
+      <w:bCs w:val="1"/>
+      <w:kern w:val="28"/>
+      <w:sz w:val="44"/>
+      <w:szCs w:val="32"/>
+    </w:rPr>
+  </w:style>
+  <w:style w:type="paragraph" w:styleId="000003">
+    <w:name w:val="heading 2"/>
+    <w:basedOn w:val="000001"/>
+    <w:next w:val="000001"/>
+    <w:qFormat w:val="1"/>
+    <w:pPr>
+      <w:keepNext w:val="1"/>
+      <w:keepLines w:val="1"/>
+      <w:outlineLvl w:val="1"/>
+    </w:pPr>
+    <w:rPr>
+      <w:b w:val="1"/>
+      <w:sz w:val="32"/>
+    </w:rPr>
+  </w:style>
+  <w:style w:type="paragraph" w:styleId="000009">
+    <w:name w:val="heading 8"/>
+    <w:basedOn w:val="000001"/>
+    <w:next w:val="000001"/>
+    <w:unhideWhenUsed w:val="1"/>
+    <w:qFormat w:val="1"/>
+    <w:pPr>
+      <w:keepNext w:val="1"/>
+      <w:keepLines w:val="1"/>
+      <w:spacing w:line="480" w:lineRule="auto"/>
+      <w:outlineLvl w:val="7"/>
+    </w:pPr>
+    <w:rPr>
+      <w:b w:val="1"/>
     </w:rPr>
   </w:style>
 </w:styles>

--- a/Word/边缘系统.docx
+++ b/Word/边缘系统.docx
@@ -214,7 +214,7 @@
         <w:rPr>
           <w:rFonts w:hint="eastAsia"/>
         </w:rPr>
-        <w:t>怪物刷新规则：</w:t>
+        <w:t>怪物组刷新规则：</w:t>
       </w:r>
     </w:p>
     <w:p>
@@ -230,19 +230,7 @@
         <w:rPr>
           <w:rFonts w:hint="eastAsia"/>
         </w:rPr>
-        <w:t>1）</w:t>
-      </w:r>
-      <w:r>
-        <w:rPr>
-          <w:rFonts w:hint="eastAsia"/>
-        </w:rPr>
-        <w:t>怪物根据城镇酒馆运行增长时间刷新</w:t>
-      </w:r>
-      <w:r>
-        <w:rPr>
-          <w:rFonts w:hint="eastAsia"/>
-        </w:rPr>
-        <w:t>。</w:t>
+        <w:t>1）每次游戏日切换时进行一次刷新判定，以同一种怪物组成的怪物组为单位生成。</w:t>
       </w:r>
     </w:p>
     <w:p>
@@ -258,7 +246,7 @@
         <w:rPr>
           <w:rFonts w:hint="eastAsia"/>
         </w:rPr>
-        <w:t>2）城镇怪物刷新上限为5，怪物刷新数量上限为20。</w:t>
+        <w:t>2）城镇中存活怪物上限为5只，全地图存活怪物上限为20只，均按组内个体计数。整组会使任一上限超出时，本次不生成。</w:t>
       </w:r>
     </w:p>
     <w:p>
@@ -332,7 +320,7 @@
           <w:color w:val="000000"/>
           <w:u w:val="none"/>
         </w:rPr>
-        <w:t>4）各阶段怪物池解锁后累计，如2阶段怪物解锁，怪物池将从1+2阶段怪物中抽取。</w:t>
+        <w:t>4）各阶段解锁后累计，2阶段解锁后从1、2阶段的怪物组中抽取；组内个体属性读取同一怪物模板。</w:t>
       </w:r>
     </w:p>
     <w:p>
@@ -356,30 +344,50 @@
           <w:color w:val="000000"/>
           <w:u w:val="none"/>
         </w:rPr>
-        <w:t>5）</w:t>
+        <w:t>5）先从当前阶段已解锁的模板中按权重抽取一种，抽中概率＝该模板权重÷可选模板权重总和；再按group_count生成整组。</w:t>
       </w:r>
-      <w:r>
-        <w:rPr>
-          <w:rFonts w:hint="eastAsia"/>
+    </w:p>
+    <w:p>
+      <w:pPr>
+        <w:snapToGrid w:val="1"/>
+        <w:spacing w:line="240"/>
+        <w:ind/>
+        <w:rPr>
           <w:i w:val="0"/>
           <w:strike w:val="0"/>
           <w:color w:val="000000"/>
           <w:u w:val="none"/>
         </w:rPr>
-        <w:t>单种怪物刷新概率＝该怪物权重÷池内所有怪物权重之和。</w:t>
-      </w:r>
-    </w:p>
-    <w:p>
-      <w:pPr>
-        <w:snapToGrid w:val="1"/>
-        <w:spacing w:line="240"/>
-        <w:ind/>
-        <w:rPr>
+      </w:pPr>
+      <w:r>
+        <w:rPr>
+          <w:rFonts w:hint="eastAsia"/>
           <w:i w:val="0"/>
           <w:strike w:val="0"/>
           <w:color w:val="000000"/>
           <w:u w:val="none"/>
         </w:rPr>
+        <w:t>6）本期按已交付外观配置8种史莱姆，group_count初始均为3只。单只图读取resource_name，群组图读取group_resource_name；图片中堆叠的只数不作为实际数量。怪物参数详见</w:t>
+      </w:r>
+    </w:p>
+    <w:p>
+      <w:pPr>
+        <w:pStyle w:val="000003"/>
+        <w:pBdr/>
+        <w:ind/>
+      </w:pPr>
+      <w:r>
+        <w:rPr>
+          <w:rFonts w:hint="eastAsia"/>
+        </w:rPr>
+        <w:t>地图场景</w:t>
+      </w:r>
+    </w:p>
+    <w:p>
+      <w:pPr>
+        <w:snapToGrid w:val="1"/>
+        <w:spacing w:line="240"/>
+        <w:ind/>
       </w:pPr>
       <w:r>
         <w:rPr>
@@ -389,37 +397,7 @@
           <w:color w:val="000000"/>
           <w:u w:val="none"/>
         </w:rPr>
-        <w:t>6）怪物参数详见</w:t>
-      </w:r>
-    </w:p>
-    <w:p>
-      <w:pPr>
-        <w:pStyle w:val="000003"/>
-        <w:pBdr/>
-        <w:ind/>
-      </w:pPr>
-      <w:r>
-        <w:rPr>
-          <w:rFonts w:hint="eastAsia"/>
-        </w:rPr>
-        <w:t>地图场景</w:t>
-      </w:r>
-    </w:p>
-    <w:p>
-      <w:pPr>
-        <w:snapToGrid w:val="1"/>
-        <w:spacing w:line="240"/>
-        <w:ind/>
-      </w:pPr>
-      <w:r>
-        <w:rPr>
-          <w:rFonts w:hint="eastAsia"/>
-          <w:i w:val="0"/>
-          <w:strike w:val="0"/>
-          <w:color w:val="000000"/>
-          <w:u w:val="none"/>
-        </w:rPr>
-        <w:t>1）怪物出现场地共6个，包括1个城镇和5个城镇外场地。</w:t>
+        <w:t>1）可刷新场地沿用map表1—6：城镇、黑松林、石牙矿洞、沉雾沼泽、白骨古墓、黑曜城堡。酒馆编号7不参与刷新。</w:t>
       </w:r>
     </w:p>
     <w:p>
@@ -445,7 +423,7 @@
           <w:color w:val="000000"/>
           <w:u w:val="none"/>
         </w:rPr>
-        <w:t>2）location为怪物出现场地编号：1=城镇，2=黑松林，3=石牙矿洞，4=沉雾沼泽，5=白骨古墓，6=黑曜城堡。</w:t>
+        <w:t>2）怪物模板不绑定场地。每次从已开放且能容纳整组的场地中等概率抽取一个，整组出现在同一场地；没有合适场地则跳过本次刷新，不拆组补位。</w:t>
       </w:r>
     </w:p>
     <w:p>
@@ -487,374 +465,315 @@
     <w:pPrDefault/>
   </w:docDefaults>
   <w:latentStyles w:defLockedState="0" w:defUIPriority="0" w:defSemiHidden="0" w:defUnhideWhenUsed="0" w:defQFormat="0" w:count="376">
+    <w:lsdException w:name="Medium List 1 Accent 5" w:uiPriority="65"/>
+    <w:lsdException w:name="Medium Grid 2 Accent 2" w:uiPriority="68"/>
+    <w:lsdException w:name="Plain Table 1" w:uiPriority="41"/>
+    <w:lsdException w:name="Grid Table 7 Colorful Accent 2" w:uiPriority="52"/>
+    <w:lsdException w:name="List Table 6 Colorful Accent 3" w:uiPriority="51"/>
+    <w:lsdException w:name="heading 3" w:qFormat="1"/>
+    <w:lsdException w:name="List Table 1 Light Accent 5" w:uiPriority="46"/>
+    <w:lsdException w:name="Outline List 3" w:uiPriority="99" w:semiHidden="1" w:unhideWhenUsed="1"/>
+    <w:lsdException w:name="Table 3D effects 1" w:semiHidden="1" w:unhideWhenUsed="1"/>
+    <w:lsdException w:name="Book Title" w:uiPriority="33" w:qFormat="1"/>
+    <w:lsdException w:name="Table Columns 5" w:semiHidden="1" w:unhideWhenUsed="1"/>
+    <w:lsdException w:name="Light Shading Accent 4" w:uiPriority="60"/>
+    <w:lsdException w:name="Light List Accent 2" w:uiPriority="61"/>
+    <w:lsdException w:name="List Table 2 Accent 6" w:uiPriority="47"/>
+    <w:lsdException w:name="Colorful Grid Accent 4" w:uiPriority="73"/>
+    <w:lsdException w:name="Table Columns 1" w:semiHidden="1" w:unhideWhenUsed="1"/>
+    <w:lsdException w:name="List Table 2 Accent 2" w:uiPriority="47"/>
+    <w:lsdException w:name="List Table 3 Accent 1" w:uiPriority="48"/>
+    <w:lsdException w:name="Table Grid 2" w:semiHidden="1" w:unhideWhenUsed="1"/>
+    <w:lsdException w:name="List Table 6 Colorful Accent 6" w:uiPriority="51"/>
+    <w:lsdException w:name="Medium List 2 Accent 2" w:uiPriority="66"/>
     <w:lsdException w:name="Title" w:qFormat="1"/>
-    <w:lsdException w:name="List Table 2 Accent 6" w:uiPriority="47"/>
+    <w:lsdException w:name="List Table 5 Dark Accent 4" w:uiPriority="50"/>
+    <w:lsdException w:name="Medium Grid 3 Accent 3" w:uiPriority="69"/>
+    <w:lsdException w:name="Table List 4" w:semiHidden="1" w:unhideWhenUsed="1"/>
+    <w:lsdException w:name="Table Classic 3" w:semiHidden="1" w:unhideWhenUsed="1"/>
+    <w:lsdException w:name="Grid Table 6 Colorful" w:uiPriority="51"/>
+    <w:lsdException w:name="Dark List Accent 1" w:uiPriority="70"/>
+    <w:lsdException w:name="Grid Table 3 Accent 2" w:uiPriority="48"/>
+    <w:lsdException w:name="toc 3" w:uiPriority="99"/>
+    <w:lsdException w:name="Table List 1" w:semiHidden="1" w:unhideWhenUsed="1"/>
+    <w:lsdException w:name="Medium Grid 1 Accent 1" w:uiPriority="67"/>
+    <w:lsdException w:name="List Table 1 Light Accent 2" w:uiPriority="46"/>
+    <w:lsdException w:name="Medium Grid 2 Accent 5" w:uiPriority="68"/>
+    <w:lsdException w:name="Table Simple 1" w:semiHidden="1" w:unhideWhenUsed="1"/>
+    <w:lsdException w:name="Medium List 1 Accent 4" w:uiPriority="65"/>
+    <w:lsdException w:name="Intense Quote" w:uiPriority="99"/>
+    <w:lsdException w:name="Normal" w:qFormat="1"/>
+    <w:lsdException w:name="List Table 2 Accent 4" w:uiPriority="47"/>
+    <w:lsdException w:name="Revision" w:uiPriority="99" w:semiHidden="1"/>
+    <w:lsdException w:name="No List" w:uiPriority="99" w:semiHidden="1" w:unhideWhenUsed="1"/>
+    <w:lsdException w:name="Emphasis" w:qFormat="1"/>
+    <w:lsdException w:name="Grid Table 3 Accent 4" w:uiPriority="48"/>
+    <w:lsdException w:name="Medium Shading 2 Accent 1" w:uiPriority="64"/>
+    <w:lsdException w:name="Medium List 2" w:uiPriority="66"/>
+    <w:lsdException w:name="Dark List Accent 6" w:uiPriority="70"/>
+    <w:lsdException w:name="Grid Table 2 Accent 3" w:uiPriority="47"/>
+    <w:lsdException w:name="HTML Typewriter" w:uiPriority="99"/>
+    <w:lsdException w:name="Grid Table 5 Dark Accent 1" w:uiPriority="50"/>
+    <w:lsdException w:name="Medium List 1" w:uiPriority="65"/>
+    <w:lsdException w:name="Grid Table 2" w:uiPriority="47"/>
+    <w:lsdException w:name="Mention" w:uiPriority="99" w:semiHidden="1" w:unhideWhenUsed="1"/>
+    <w:lsdException w:name="Grid Table 1 Light Accent 1" w:uiPriority="46"/>
+    <w:lsdException w:name="List Table 2 Accent 5" w:uiPriority="47"/>
+    <w:lsdException w:name="Intense Reference" w:uiPriority="32" w:qFormat="1"/>
+    <w:lsdException w:name="Light Grid Accent 6" w:uiPriority="62"/>
+    <w:lsdException w:name="heading 2" w:qFormat="1"/>
+    <w:lsdException w:name="List Table 3" w:uiPriority="48"/>
+    <w:lsdException w:name="List Table 2 Accent 1" w:uiPriority="47"/>
+    <w:lsdException w:name="Subtitle" w:qFormat="1"/>
+    <w:lsdException w:name="List Table 5 Dark Accent 5" w:uiPriority="50"/>
+    <w:lsdException w:name="Grid Table 7 Colorful" w:uiPriority="52"/>
+    <w:lsdException w:name="Table Grid 5" w:semiHidden="1" w:unhideWhenUsed="1"/>
+    <w:lsdException w:name="Colorful List" w:uiPriority="72"/>
+    <w:lsdException w:name="Grid Table 4 Accent 6" w:uiPriority="49"/>
+    <w:lsdException w:name="Medium Shading 1 Accent 3" w:uiPriority="63"/>
+    <w:lsdException w:name="List Table 3 Accent 5" w:uiPriority="48"/>
+    <w:lsdException w:name="Subtle Reference" w:uiPriority="31" w:qFormat="1"/>
+    <w:lsdException w:name="toc 4" w:uiPriority="99"/>
+    <w:lsdException w:name="toc 1" w:uiPriority="99"/>
+    <w:lsdException w:name="List Table 5 Dark Accent 6" w:uiPriority="50"/>
+    <w:lsdException w:name="Grid Table 5 Dark Accent 5" w:uiPriority="50"/>
+    <w:lsdException w:name="Colorful Grid" w:uiPriority="73"/>
+    <w:lsdException w:name="Light List Accent 5" w:uiPriority="61"/>
+    <w:lsdException w:name="Placeholder Text" w:uiPriority="99" w:semiHidden="1"/>
+    <w:lsdException w:name="Colorful Shading Accent 6" w:uiPriority="71"/>
+    <w:lsdException w:name="List Table 4 Accent 3" w:uiPriority="49"/>
+    <w:lsdException w:name="List Table 7 Colorful Accent 4" w:uiPriority="52"/>
+    <w:lsdException w:name="List Table 5 Dark Accent 3" w:uiPriority="50"/>
+    <w:lsdException w:name="Grid Table 6 Colorful Accent 2" w:uiPriority="51"/>
+    <w:lsdException w:name="Table List 3" w:semiHidden="1" w:unhideWhenUsed="1"/>
+    <w:lsdException w:name="toc 2" w:uiPriority="99"/>
+    <w:lsdException w:name="Table Classic 2" w:semiHidden="1" w:unhideWhenUsed="1"/>
+    <w:lsdException w:name="Colorful Grid Accent 1" w:uiPriority="73"/>
+    <w:lsdException w:name="toc 8" w:uiPriority="99"/>
+    <w:lsdException w:name="Medium Shading 2 Accent 3" w:uiPriority="64"/>
+    <w:lsdException w:name="Medium Grid 3 Accent 4" w:uiPriority="69"/>
+    <w:lsdException w:name="Grid Table 4" w:uiPriority="49"/>
+    <w:lsdException w:name="Table List 8" w:semiHidden="1" w:unhideWhenUsed="1"/>
+    <w:lsdException w:name="Grid Table 2 Accent 2" w:uiPriority="47"/>
+    <w:lsdException w:name="Medium Shading 1 Accent 5" w:uiPriority="63"/>
+    <w:lsdException w:name="HTML Acronym" w:uiPriority="99"/>
+    <w:lsdException w:name="Table Grid 7" w:semiHidden="1" w:unhideWhenUsed="1"/>
+    <w:lsdException w:name="Plain Table 3" w:uiPriority="43"/>
+    <w:lsdException w:name="HTML Cite" w:uiPriority="99"/>
+    <w:lsdException w:name="Grid Table 7 Colorful Accent 6" w:uiPriority="52"/>
+    <w:lsdException w:name="Grid Table 7 Colorful Accent 1" w:uiPriority="52"/>
+    <w:lsdException w:name="Table List 7" w:semiHidden="1" w:unhideWhenUsed="1"/>
+    <w:lsdException w:name="HTML Top of Form" w:uiPriority="99" w:semiHidden="1" w:unhideWhenUsed="1"/>
+    <w:lsdException w:name="Table Elegant" w:semiHidden="1" w:unhideWhenUsed="1"/>
+    <w:lsdException w:name="heading 8" w:unhideWhenUsed="1" w:qFormat="1"/>
+    <w:lsdException w:name="heading 7" w:unhideWhenUsed="1" w:qFormat="1"/>
+    <w:lsdException w:name="Light Shading" w:uiPriority="60"/>
+    <w:lsdException w:name="HTML Keyboard" w:uiPriority="99"/>
+    <w:lsdException w:name="HTML Bottom of Form" w:uiPriority="99" w:semiHidden="1" w:unhideWhenUsed="1"/>
+    <w:lsdException w:name="Dark List Accent 3" w:uiPriority="70"/>
+    <w:lsdException w:name="Light Shading Accent 5" w:uiPriority="60"/>
+    <w:lsdException w:name="Grid Table 6 Colorful Accent 6" w:uiPriority="51"/>
+    <w:lsdException w:name="HTML Variable" w:uiPriority="99"/>
+    <w:lsdException w:name="Grid Table Light" w:uiPriority="40"/>
+    <w:lsdException w:name="Medium Shading 1 Accent 4" w:uiPriority="63"/>
+    <w:lsdException w:name="Medium List 2 Accent 6" w:uiPriority="66"/>
+    <w:lsdException w:name="Medium Grid 3" w:uiPriority="69"/>
+    <w:lsdException w:name="Medium List 1 Accent 6" w:uiPriority="65"/>
+    <w:lsdException w:name="Table Subtle 2" w:semiHidden="1" w:unhideWhenUsed="1"/>
+    <w:lsdException w:name="Medium Grid 3 Accent 2" w:uiPriority="69"/>
+    <w:lsdException w:name="Colorful Grid Accent 2" w:uiPriority="73"/>
+    <w:lsdException w:name="Medium List 2 Accent 5" w:uiPriority="66"/>
+    <w:lsdException w:name="HTML Definition" w:uiPriority="99"/>
+    <w:lsdException w:name="List Table 6 Colorful" w:uiPriority="51"/>
+    <w:lsdException w:name="List Paragraph" w:uiPriority="99"/>
+    <w:lsdException w:name="Grid Table 6 Colorful Accent 4" w:uiPriority="51"/>
+    <w:lsdException w:name="Colorful Grid Accent 3" w:uiPriority="73"/>
+    <w:lsdException w:name="List Table 7 Colorful" w:uiPriority="52"/>
+    <w:lsdException w:name="List Table 2 Accent 3" w:uiPriority="47"/>
+    <w:lsdException w:name="Medium List 1 Accent 2" w:uiPriority="65"/>
+    <w:lsdException w:name="Intense Emphasis" w:uiPriority="21" w:qFormat="1"/>
+    <w:lsdException w:name="Medium Shading 2 Accent 4" w:uiPriority="64"/>
+    <w:lsdException w:name="HTML Sample" w:uiPriority="99"/>
+    <w:lsdException w:name="heading 4" w:qFormat="1"/>
+    <w:lsdException w:name="Outline List 2" w:uiPriority="99" w:semiHidden="1" w:unhideWhenUsed="1"/>
+    <w:lsdException w:name="Table List 2" w:semiHidden="1" w:unhideWhenUsed="1"/>
+    <w:lsdException w:name="Grid Table 6 Colorful Accent 3" w:uiPriority="51"/>
+    <w:lsdException w:name="Grid Table 2 Accent 6" w:uiPriority="47"/>
+    <w:lsdException w:name="List Table 5 Dark Accent 1" w:uiPriority="50"/>
+    <w:lsdException w:name="Plain Table 5" w:uiPriority="45"/>
+    <w:lsdException w:name="Table Colorful 2" w:semiHidden="1" w:unhideWhenUsed="1"/>
+    <w:lsdException w:name="List Table 7 Colorful Accent 1" w:uiPriority="52"/>
+    <w:lsdException w:name="TOC Heading" w:uiPriority="39" w:semiHidden="1" w:unhideWhenUsed="1" w:qFormat="1"/>
+    <w:lsdException w:name="Default Paragraph Font" w:uiPriority="1" w:semiHidden="1" w:unhideWhenUsed="1"/>
+    <w:lsdException w:name="Normal Table" w:uiPriority="99" w:semiHidden="1" w:unhideWhenUsed="1"/>
+    <w:lsdException w:name="Light Shading Accent 2" w:uiPriority="60"/>
+    <w:lsdException w:name="Grid Table 3 Accent 3" w:uiPriority="48"/>
+    <w:lsdException w:name="List Table 7 Colorful Accent 2" w:uiPriority="52"/>
+    <w:lsdException w:name="caption" w:semiHidden="1" w:unhideWhenUsed="1" w:qFormat="1"/>
+    <w:lsdException w:name="Strong" w:qFormat="1"/>
+    <w:lsdException w:name="Table Columns 3" w:semiHidden="1" w:unhideWhenUsed="1"/>
+    <w:lsdException w:name="Table Classic 4" w:semiHidden="1" w:unhideWhenUsed="1"/>
+    <w:lsdException w:name="Subtle Emphasis" w:uiPriority="19" w:qFormat="1"/>
+    <w:lsdException w:name="Medium Grid 3 Accent 1" w:uiPriority="69"/>
+    <w:lsdException w:name="Grid Table 5 Dark Accent 4" w:uiPriority="50"/>
+    <w:lsdException w:name="Colorful List Accent 4" w:uiPriority="72"/>
+    <w:lsdException w:name="Grid Table 5 Dark Accent 6" w:uiPriority="50"/>
+    <w:lsdException w:name="Light Grid Accent 3" w:uiPriority="62"/>
+    <w:lsdException w:name="List Table 3 Accent 6" w:uiPriority="48"/>
+    <w:lsdException w:name="Colorful List Accent 1" w:uiPriority="72"/>
+    <w:lsdException w:name="Table Web 2" w:semiHidden="1" w:unhideWhenUsed="1"/>
+    <w:lsdException w:name="Light Shading Accent 1" w:uiPriority="60"/>
+    <w:lsdException w:name="Grid Table 5 Dark" w:uiPriority="50"/>
+    <w:lsdException w:name="Table Theme" w:semiHidden="1" w:unhideWhenUsed="1"/>
+    <w:lsdException w:name="Medium List 2 Accent 3" w:uiPriority="66"/>
+    <w:lsdException w:name="Dark List Accent 4" w:uiPriority="70"/>
+    <w:lsdException w:name="heading 5" w:qFormat="1"/>
+    <w:lsdException w:name="HTML Preformatted" w:uiPriority="99"/>
+    <w:lsdException w:name="Light Grid Accent 5" w:uiPriority="62"/>
+    <w:lsdException w:name="Hashtag" w:uiPriority="99" w:semiHidden="1" w:unhideWhenUsed="1"/>
+    <w:lsdException w:name="Grid Table 2 Accent 4" w:uiPriority="47"/>
+    <w:lsdException w:name="Medium Grid 1 Accent 4" w:uiPriority="67"/>
+    <w:lsdException w:name="Colorful List Accent 2" w:uiPriority="72"/>
+    <w:lsdException w:name="List Table 6 Colorful Accent 5" w:uiPriority="51"/>
+    <w:lsdException w:name="Grid Table 5 Dark Accent 2" w:uiPriority="50"/>
+    <w:lsdException w:name="Light List" w:uiPriority="61"/>
+    <w:lsdException w:name="Table Grid 6" w:semiHidden="1" w:unhideWhenUsed="1"/>
+    <w:lsdException w:name="Colorful List Accent 6" w:uiPriority="72"/>
+    <w:lsdException w:name="Grid Table 3 Accent 5" w:uiPriority="48"/>
+    <w:lsdException w:name="Grid Table 2 Accent 5" w:uiPriority="47"/>
+    <w:lsdException w:name="List Table 4 Accent 6" w:uiPriority="49"/>
+    <w:lsdException w:name="Medium Shading 2 Accent 6" w:uiPriority="64"/>
+    <w:lsdException w:name="Table Simple 2" w:semiHidden="1" w:unhideWhenUsed="1"/>
+    <w:lsdException w:name="List Table 7 Colorful Accent 5" w:uiPriority="52"/>
+    <w:lsdException w:name="Grid Table 1 Light" w:uiPriority="46"/>
+    <w:lsdException w:name="List Table 4" w:uiPriority="49"/>
+    <w:lsdException w:name="Medium List 1 Accent 1" w:uiPriority="65"/>
+    <w:lsdException w:name="List Table 4 Accent 2" w:uiPriority="49"/>
+    <w:lsdException w:name="Colorful Shading" w:uiPriority="71"/>
+    <w:lsdException w:name="List Table 1 Light" w:uiPriority="46"/>
+    <w:lsdException w:name="Grid Table 3" w:uiPriority="48"/>
+    <w:lsdException w:name="Grid Table 4 Accent 2" w:uiPriority="49"/>
+    <w:lsdException w:name="Medium Grid 3 Accent 6" w:uiPriority="69"/>
+    <w:lsdException w:name="List Table 5 Dark" w:uiPriority="50"/>
+    <w:lsdException w:name="Dark List Accent 5" w:uiPriority="70"/>
+    <w:lsdException w:name="Table Columns 4" w:semiHidden="1" w:unhideWhenUsed="1"/>
+    <w:lsdException w:name="Medium List 2 Accent 4" w:uiPriority="66"/>
+    <w:lsdException w:name="List Table 1 Light Accent 4" w:uiPriority="46"/>
+    <w:lsdException w:name="List Table 1 Light Accent 6" w:uiPriority="46"/>
+    <w:lsdException w:name="Colorful Shading Accent 3" w:uiPriority="71"/>
+    <w:lsdException w:name="Medium Grid 2 Accent 1" w:uiPriority="68"/>
+    <w:lsdException w:name="heading 6" w:qFormat="1"/>
+    <w:lsdException w:name="Table Professional" w:semiHidden="1" w:unhideWhenUsed="1"/>
+    <w:lsdException w:name="List Table 6 Colorful Accent 4" w:uiPriority="51"/>
+    <w:lsdException w:name="Table Web 1" w:semiHidden="1" w:unhideWhenUsed="1"/>
+    <w:lsdException w:name="Medium List 2 Accent 1" w:uiPriority="66"/>
+    <w:lsdException w:name="Medium Grid 1 Accent 3" w:uiPriority="67"/>
+    <w:lsdException w:name="toc 9" w:uiPriority="99"/>
+    <w:lsdException w:name="Table Grid 4" w:semiHidden="1" w:unhideWhenUsed="1"/>
+    <w:lsdException w:name="Grid Table 4 Accent 1" w:uiPriority="49"/>
+    <w:lsdException w:name="List Table 1 Light Accent 3" w:uiPriority="46"/>
+    <w:lsdException w:name="Table 3D effects 3" w:semiHidden="1" w:unhideWhenUsed="1"/>
+    <w:lsdException w:name="Medium Shading 2" w:uiPriority="64"/>
+    <w:lsdException w:name="Light List Accent 3" w:uiPriority="61"/>
+    <w:lsdException w:name="List Table 7 Colorful Accent 3" w:uiPriority="52"/>
+    <w:lsdException w:name="Quote" w:uiPriority="99"/>
+    <w:lsdException w:name="Colorful Shading Accent 1" w:uiPriority="71"/>
+    <w:lsdException w:name="Grid Table 2 Accent 1" w:uiPriority="47"/>
+    <w:lsdException w:name="List Table 1 Light Accent 1" w:uiPriority="46"/>
+    <w:lsdException w:name="Light Grid Accent 2" w:uiPriority="62"/>
+    <w:lsdException w:name="Light Grid Accent 4" w:uiPriority="62"/>
+    <w:lsdException w:name="toc 5" w:uiPriority="99"/>
+    <w:lsdException w:name="Dark List" w:uiPriority="70"/>
+    <w:lsdException w:name="Dark List Accent 2" w:uiPriority="70"/>
+    <w:lsdException w:name="Colorful Shading Accent 4" w:uiPriority="71"/>
+    <w:lsdException w:name="Grid Table 7 Colorful Accent 4" w:uiPriority="52"/>
+    <w:lsdException w:name="Light Shading Accent 3" w:uiPriority="60"/>
+    <w:lsdException w:name="Table Subtle 1" w:semiHidden="1" w:unhideWhenUsed="1"/>
+    <w:lsdException w:name="Medium Grid 2 Accent 6" w:uiPriority="68"/>
+    <w:lsdException w:name="Light List Accent 4" w:uiPriority="61"/>
+    <w:lsdException w:name="List Table 3 Accent 4" w:uiPriority="48"/>
+    <w:lsdException w:name="Light Grid" w:uiPriority="62"/>
+    <w:lsdException w:name="Grid Table 5 Dark Accent 3" w:uiPriority="50"/>
+    <w:lsdException w:name="No Spacing" w:uiPriority="99"/>
+    <w:lsdException w:name="Medium Grid 2 Accent 3" w:uiPriority="68"/>
+    <w:lsdException w:name="Grid Table 4 Accent 5" w:uiPriority="49"/>
+    <w:lsdException w:name="Light List Accent 1" w:uiPriority="61"/>
+    <w:lsdException w:name="Medium Shading 2 Accent 2" w:uiPriority="64"/>
+    <w:lsdException w:name="Table Colorful 3" w:semiHidden="1" w:unhideWhenUsed="1"/>
+    <w:lsdException w:name="Table Colorful 1" w:semiHidden="1" w:unhideWhenUsed="1"/>
+    <w:lsdException w:name="Table Contemporary" w:semiHidden="1" w:unhideWhenUsed="1"/>
+    <w:lsdException w:name="Grid Table 1 Light Accent 3" w:uiPriority="46"/>
+    <w:lsdException w:name="List Table 5 Dark Accent 2" w:uiPriority="50"/>
+    <w:lsdException w:name="Light Shading Accent 6" w:uiPriority="60"/>
+    <w:lsdException w:name="Colorful Grid Accent 5" w:uiPriority="73"/>
+    <w:lsdException w:name="Medium List 1 Accent 3" w:uiPriority="65"/>
+    <w:lsdException w:name="List Table 3 Accent 2" w:uiPriority="48"/>
+    <w:lsdException w:name="Light List Accent 6" w:uiPriority="61"/>
+    <w:lsdException w:name="Grid Table 7 Colorful Accent 3" w:uiPriority="52"/>
+    <w:lsdException w:name="Grid Table 1 Light Accent 6" w:uiPriority="46"/>
+    <w:lsdException w:name="Medium Grid 2" w:uiPriority="68"/>
+    <w:lsdException w:name="List Table 4 Accent 5" w:uiPriority="49"/>
+    <w:lsdException w:name="Grid Table 1 Light Accent 4" w:uiPriority="46"/>
+    <w:lsdException w:name="Smart Link" w:uiPriority="99" w:semiHidden="1" w:unhideWhenUsed="1"/>
+    <w:lsdException w:name="Medium Shading 1" w:uiPriority="63"/>
+    <w:lsdException w:name="HTML Address" w:uiPriority="99"/>
+    <w:lsdException w:name="Medium Shading 1 Accent 2" w:uiPriority="63"/>
+    <w:lsdException w:name="Medium Grid 2 Accent 4" w:uiPriority="68"/>
+    <w:lsdException w:name="Grid Table 3 Accent 1" w:uiPriority="48"/>
+    <w:lsdException w:name="Medium Shading 2 Accent 5" w:uiPriority="64"/>
+    <w:lsdException w:name="Colorful Shading Accent 2" w:uiPriority="71"/>
+    <w:lsdException w:name="Medium Grid 1 Accent 5" w:uiPriority="67"/>
+    <w:lsdException w:name="List Table 6 Colorful Accent 2" w:uiPriority="51"/>
+    <w:lsdException w:name="List Table 6 Colorful Accent 1" w:uiPriority="51"/>
+    <w:lsdException w:name="List Table 3 Accent 3" w:uiPriority="48"/>
+    <w:lsdException w:name="Table Web 3" w:semiHidden="1" w:unhideWhenUsed="1"/>
+    <w:lsdException w:name="heading 1" w:qFormat="1"/>
+    <w:lsdException w:name="List Table 7 Colorful Accent 6" w:uiPriority="52"/>
+    <w:lsdException w:name="Grid Table 1 Light Accent 5" w:uiPriority="46"/>
+    <w:lsdException w:name="Table Grid" w:qFormat="1"/>
+    <w:lsdException w:name="Grid Table 6 Colorful Accent 5" w:uiPriority="51"/>
+    <w:lsdException w:name="Colorful Shading Accent 5" w:uiPriority="71"/>
+    <w:lsdException w:name="Unresolved Mention" w:uiPriority="99" w:semiHidden="1" w:unhideWhenUsed="1"/>
+    <w:lsdException w:name="Table List 6" w:semiHidden="1" w:unhideWhenUsed="1"/>
+    <w:lsdException w:name="footnote reference" w:uiPriority="99" w:semiHidden="1" w:unhideWhenUsed="1"/>
+    <w:lsdException w:name="Plain Table 2" w:uiPriority="42"/>
+    <w:lsdException w:name="Medium Grid 1" w:uiPriority="67"/>
+    <w:lsdException w:name="footnote text" w:uiPriority="99" w:semiHidden="1" w:unhideWhenUsed="1"/>
+    <w:lsdException w:name="Grid Table 3 Accent 6" w:uiPriority="48"/>
+    <w:lsdException w:name="List Table 4 Accent 4" w:uiPriority="49"/>
+    <w:lsdException w:name="Table Classic 1" w:semiHidden="1" w:unhideWhenUsed="1"/>
+    <w:lsdException w:name="Medium Grid 1 Accent 2" w:uiPriority="67"/>
+    <w:lsdException w:name="Grid Table 6 Colorful Accent 1" w:uiPriority="51"/>
+    <w:lsdException w:name="Grid Table 4 Accent 3" w:uiPriority="49"/>
+    <w:lsdException w:name="Medium Grid 1 Accent 6" w:uiPriority="67"/>
+    <w:lsdException w:name="Grid Table 4 Accent 4" w:uiPriority="49"/>
+    <w:lsdException w:name="Table Grid 8" w:semiHidden="1" w:unhideWhenUsed="1"/>
+    <w:lsdException w:name="Smart Hyperlink" w:uiPriority="99" w:semiHidden="1" w:unhideWhenUsed="1"/>
+    <w:lsdException w:name="Table Simple 3" w:semiHidden="1" w:unhideWhenUsed="1"/>
+    <w:lsdException w:name="Table Grid 3" w:semiHidden="1" w:unhideWhenUsed="1"/>
+    <w:lsdException w:name="toc 6" w:uiPriority="99"/>
+    <w:lsdException w:name="List Table 4 Accent 1" w:uiPriority="49"/>
+    <w:lsdException w:name="List Table 2" w:uiPriority="47"/>
+    <w:lsdException w:name="Grid Table 1 Light Accent 2" w:uiPriority="46"/>
+    <w:lsdException w:name="Outline List 1" w:uiPriority="99" w:semiHidden="1" w:unhideWhenUsed="1"/>
+    <w:lsdException w:name="Medium Shading 1 Accent 6" w:uiPriority="63"/>
+    <w:lsdException w:name="Colorful Grid Accent 6" w:uiPriority="73"/>
+    <w:lsdException w:name="Colorful List Accent 3" w:uiPriority="72"/>
+    <w:lsdException w:name="Table Grid 1" w:semiHidden="1" w:unhideWhenUsed="1"/>
     <w:lsdException w:name="Table List 5" w:semiHidden="1" w:unhideWhenUsed="1"/>
-    <w:lsdException w:name="Grid Table 2 Accent 1" w:uiPriority="47"/>
-    <w:lsdException w:name="List Table 5 Dark Accent 5" w:uiPriority="50"/>
-    <w:lsdException w:name="Dark List" w:uiPriority="70"/>
-    <w:lsdException w:name="Grid Table 3 Accent 2" w:uiPriority="48"/>
-    <w:lsdException w:name="List Table 7 Colorful" w:uiPriority="52"/>
-    <w:lsdException w:name="Outline List 1" w:uiPriority="99" w:semiHidden="1" w:unhideWhenUsed="1"/>
-    <w:lsdException w:name="Table Web 3" w:semiHidden="1" w:unhideWhenUsed="1"/>
-    <w:lsdException w:name="footnote text" w:uiPriority="99" w:semiHidden="1" w:unhideWhenUsed="1"/>
-    <w:lsdException w:name="List Table 6 Colorful Accent 1" w:uiPriority="51"/>
-    <w:lsdException w:name="Medium Shading 1 Accent 3" w:uiPriority="63"/>
-    <w:lsdException w:name="Colorful Grid Accent 5" w:uiPriority="73"/>
-    <w:lsdException w:name="Table Grid 4" w:semiHidden="1" w:unhideWhenUsed="1"/>
-    <w:lsdException w:name="List Table 1 Light Accent 1" w:uiPriority="46"/>
-    <w:lsdException w:name="toc 1" w:uiPriority="99"/>
-    <w:lsdException w:name="Table Grid 6" w:semiHidden="1" w:unhideWhenUsed="1"/>
-    <w:lsdException w:name="Grid Table 6 Colorful Accent 3" w:uiPriority="51"/>
-    <w:lsdException w:name="Colorful List Accent 3" w:uiPriority="72"/>
+    <w:lsdException w:name="Bibliography" w:uiPriority="37" w:semiHidden="1" w:unhideWhenUsed="1"/>
+    <w:lsdException w:name="Plain Table 4" w:uiPriority="44"/>
+    <w:lsdException w:name="Table 3D effects 2" w:semiHidden="1" w:unhideWhenUsed="1"/>
+    <w:lsdException w:name="Colorful List Accent 5" w:uiPriority="72"/>
+    <w:lsdException w:name="Medium Grid 3 Accent 5" w:uiPriority="69"/>
+    <w:lsdException w:name="Light Grid Accent 1" w:uiPriority="62"/>
     <w:lsdException w:name="HTML Code" w:uiPriority="99"/>
-    <w:lsdException w:name="Table Classic 2" w:semiHidden="1" w:unhideWhenUsed="1"/>
-    <w:lsdException w:name="Medium Shading 2" w:uiPriority="64"/>
-    <w:lsdException w:name="Table Classic 3" w:semiHidden="1" w:unhideWhenUsed="1"/>
-    <w:lsdException w:name="Grid Table 1 Light Accent 1" w:uiPriority="46"/>
-    <w:lsdException w:name="Grid Table 6 Colorful Accent 6" w:uiPriority="51"/>
-    <w:lsdException w:name="Mention" w:uiPriority="99" w:semiHidden="1" w:unhideWhenUsed="1"/>
-    <w:lsdException w:name="Medium Grid 2 Accent 6" w:uiPriority="68"/>
-    <w:lsdException w:name="List Table 7 Colorful Accent 1" w:uiPriority="52"/>
-    <w:lsdException w:name="Colorful List Accent 4" w:uiPriority="72"/>
-    <w:lsdException w:name="Light Shading Accent 6" w:uiPriority="60"/>
-    <w:lsdException w:name="Grid Table 3 Accent 5" w:uiPriority="48"/>
-    <w:lsdException w:name="toc 8" w:uiPriority="99"/>
-    <w:lsdException w:name="Light List Accent 3" w:uiPriority="61"/>
-    <w:lsdException w:name="Bibliography" w:uiPriority="37" w:semiHidden="1" w:unhideWhenUsed="1"/>
-    <w:lsdException w:name="Medium Shading 1 Accent 2" w:uiPriority="63"/>
-    <w:lsdException w:name="Medium Grid 2" w:uiPriority="68"/>
-    <w:lsdException w:name="Medium List 1 Accent 4" w:uiPriority="65"/>
-    <w:lsdException w:name="Grid Table 7 Colorful Accent 3" w:uiPriority="52"/>
-    <w:lsdException w:name="List Table 7 Colorful Accent 3" w:uiPriority="52"/>
-    <w:lsdException w:name="HTML Cite" w:uiPriority="99"/>
-    <w:lsdException w:name="Table Simple 3" w:semiHidden="1" w:unhideWhenUsed="1"/>
-    <w:lsdException w:name="Grid Table 5 Dark Accent 4" w:uiPriority="50"/>
-    <w:lsdException w:name="Medium Shading 2 Accent 3" w:uiPriority="64"/>
-    <w:lsdException w:name="List Table 4 Accent 3" w:uiPriority="49"/>
-    <w:lsdException w:name="Medium Grid 2 Accent 1" w:uiPriority="68"/>
-    <w:lsdException w:name="List Table 1 Light Accent 5" w:uiPriority="46"/>
-    <w:lsdException w:name="List Table 7 Colorful Accent 4" w:uiPriority="52"/>
-    <w:lsdException w:name="List Table 3 Accent 2" w:uiPriority="48"/>
-    <w:lsdException w:name="Table Grid" w:qFormat="1"/>
-    <w:lsdException w:name="Medium Grid 1 Accent 2" w:uiPriority="67"/>
-    <w:lsdException w:name="Subtitle" w:qFormat="1"/>
     <w:lsdException w:name="Table Columns 2" w:semiHidden="1" w:unhideWhenUsed="1"/>
-    <w:lsdException w:name="Grid Table 2 Accent 6" w:uiPriority="47"/>
-    <w:lsdException w:name="Table Web 2" w:semiHidden="1" w:unhideWhenUsed="1"/>
-    <w:lsdException w:name="Grid Table 3" w:uiPriority="48"/>
-    <w:lsdException w:name="Table Grid 3" w:semiHidden="1" w:unhideWhenUsed="1"/>
-    <w:lsdException w:name="Grid Table 6 Colorful" w:uiPriority="51"/>
-    <w:lsdException w:name="List Table 1 Light" w:uiPriority="46"/>
-    <w:lsdException w:name="List Table 3 Accent 3" w:uiPriority="48"/>
-    <w:lsdException w:name="HTML Variable" w:uiPriority="99"/>
-    <w:lsdException w:name="Grid Table 7 Colorful" w:uiPriority="52"/>
-    <w:lsdException w:name="No List" w:uiPriority="99" w:semiHidden="1" w:unhideWhenUsed="1"/>
-    <w:lsdException w:name="Light Shading Accent 4" w:uiPriority="60"/>
-    <w:lsdException w:name="Medium Shading 1" w:uiPriority="63"/>
-    <w:lsdException w:name="Table Subtle 2" w:semiHidden="1" w:unhideWhenUsed="1"/>
-    <w:lsdException w:name="Grid Table 2 Accent 2" w:uiPriority="47"/>
-    <w:lsdException w:name="heading 2" w:qFormat="1"/>
-    <w:lsdException w:name="Medium Grid 1 Accent 6" w:uiPriority="67"/>
-    <w:lsdException w:name="Colorful Shading Accent 1" w:uiPriority="71"/>
-    <w:lsdException w:name="List Table 6 Colorful Accent 4" w:uiPriority="51"/>
-    <w:lsdException w:name="List Table 6 Colorful Accent 2" w:uiPriority="51"/>
-    <w:lsdException w:name="Light Grid Accent 6" w:uiPriority="62"/>
-    <w:lsdException w:name="Medium Grid 3" w:uiPriority="69"/>
-    <w:lsdException w:name="Plain Table 1" w:uiPriority="41"/>
-    <w:lsdException w:name="Light Grid Accent 2" w:uiPriority="62"/>
-    <w:lsdException w:name="Grid Table 5 Dark Accent 2" w:uiPriority="50"/>
-    <w:lsdException w:name="List Table 3 Accent 5" w:uiPriority="48"/>
-    <w:lsdException w:name="Intense Emphasis" w:uiPriority="21" w:qFormat="1"/>
-    <w:lsdException w:name="List Table 5 Dark Accent 6" w:uiPriority="50"/>
+    <w:lsdException w:name="Grid Table 7 Colorful Accent 5" w:uiPriority="52"/>
+    <w:lsdException w:name="Medium Shading 1 Accent 1" w:uiPriority="63"/>
+    <w:lsdException w:name="toc 7" w:uiPriority="99"/>
     <w:lsdException w:name="heading 9" w:unhideWhenUsed="1" w:qFormat="1"/>
-    <w:lsdException w:name="Plain Table 5" w:uiPriority="45"/>
-    <w:lsdException w:name="Medium Shading 1 Accent 4" w:uiPriority="63"/>
-    <w:lsdException w:name="Medium List 2" w:uiPriority="66"/>
-    <w:lsdException w:name="Grid Table 3 Accent 3" w:uiPriority="48"/>
-    <w:lsdException w:name="Table List 4" w:semiHidden="1" w:unhideWhenUsed="1"/>
-    <w:lsdException w:name="Table Professional" w:semiHidden="1" w:unhideWhenUsed="1"/>
-    <w:lsdException w:name="HTML Preformatted" w:uiPriority="99"/>
-    <w:lsdException w:name="Medium List 1 Accent 3" w:uiPriority="65"/>
-    <w:lsdException w:name="heading 1" w:qFormat="1"/>
-    <w:lsdException w:name="Medium Shading 2 Accent 1" w:uiPriority="64"/>
-    <w:lsdException w:name="Table List 7" w:semiHidden="1" w:unhideWhenUsed="1"/>
-    <w:lsdException w:name="List Table 4 Accent 5" w:uiPriority="49"/>
-    <w:lsdException w:name="toc 4" w:uiPriority="99"/>
-    <w:lsdException w:name="Table List 1" w:semiHidden="1" w:unhideWhenUsed="1"/>
-    <w:lsdException w:name="Medium List 2 Accent 4" w:uiPriority="66"/>
-    <w:lsdException w:name="List Table 2 Accent 5" w:uiPriority="47"/>
-    <w:lsdException w:name="Dark List Accent 1" w:uiPriority="70"/>
-    <w:lsdException w:name="Medium List 2 Accent 1" w:uiPriority="66"/>
-    <w:lsdException w:name="Table Classic 4" w:semiHidden="1" w:unhideWhenUsed="1"/>
-    <w:lsdException w:name="Light Grid Accent 1" w:uiPriority="62"/>
-    <w:lsdException w:name="Grid Table 4 Accent 5" w:uiPriority="49"/>
-    <w:lsdException w:name="Table List 3" w:semiHidden="1" w:unhideWhenUsed="1"/>
-    <w:lsdException w:name="Medium List 2 Accent 2" w:uiPriority="66"/>
-    <w:lsdException w:name="Light Shading" w:uiPriority="60"/>
-    <w:lsdException w:name="Intense Quote" w:uiPriority="99"/>
-    <w:lsdException w:name="Colorful List Accent 6" w:uiPriority="72"/>
-    <w:lsdException w:name="Table Elegant" w:semiHidden="1" w:unhideWhenUsed="1"/>
-    <w:lsdException w:name="List Table 6 Colorful Accent 3" w:uiPriority="51"/>
-    <w:lsdException w:name="HTML Sample" w:uiPriority="99"/>
-    <w:lsdException w:name="List Table 5 Dark Accent 1" w:uiPriority="50"/>
-    <w:lsdException w:name="List Table 3 Accent 1" w:uiPriority="48"/>
-    <w:lsdException w:name="Medium Grid 1 Accent 3" w:uiPriority="67"/>
-    <w:lsdException w:name="Colorful Grid Accent 4" w:uiPriority="73"/>
-    <w:lsdException w:name="Medium Grid 3 Accent 6" w:uiPriority="69"/>
-    <w:lsdException w:name="Grid Table 7 Colorful Accent 5" w:uiPriority="52"/>
-    <w:lsdException w:name="Revision" w:uiPriority="99" w:semiHidden="1"/>
-    <w:lsdException w:name="Emphasis" w:qFormat="1"/>
-    <w:lsdException w:name="Medium Grid 3 Accent 1" w:uiPriority="69"/>
-    <w:lsdException w:name="Light Shading Accent 2" w:uiPriority="60"/>
-    <w:lsdException w:name="HTML Keyboard" w:uiPriority="99"/>
-    <w:lsdException w:name="Medium Grid 2 Accent 3" w:uiPriority="68"/>
-    <w:lsdException w:name="toc 2" w:uiPriority="99"/>
-    <w:lsdException w:name="List Table 4 Accent 1" w:uiPriority="49"/>
-    <w:lsdException w:name="List Table 5 Dark Accent 3" w:uiPriority="50"/>
-    <w:lsdException w:name="Normal" w:qFormat="1"/>
-    <w:lsdException w:name="caption" w:semiHidden="1" w:unhideWhenUsed="1" w:qFormat="1"/>
-    <w:lsdException w:name="heading 6" w:qFormat="1"/>
-    <w:lsdException w:name="List Table 6 Colorful" w:uiPriority="51"/>
-    <w:lsdException w:name="Medium List 2 Accent 5" w:uiPriority="66"/>
-    <w:lsdException w:name="Grid Table 6 Colorful Accent 1" w:uiPriority="51"/>
-    <w:lsdException w:name="Medium Grid 2 Accent 4" w:uiPriority="68"/>
-    <w:lsdException w:name="Grid Table 4 Accent 3" w:uiPriority="49"/>
-    <w:lsdException w:name="Table Columns 4" w:semiHidden="1" w:unhideWhenUsed="1"/>
-    <w:lsdException w:name="Medium Shading 2 Accent 6" w:uiPriority="64"/>
-    <w:lsdException w:name="Medium List 1 Accent 2" w:uiPriority="65"/>
-    <w:lsdException w:name="Table Colorful 2" w:semiHidden="1" w:unhideWhenUsed="1"/>
-    <w:lsdException w:name="Medium List 1" w:uiPriority="65"/>
-    <w:lsdException w:name="Grid Table 5 Dark Accent 3" w:uiPriority="50"/>
-    <w:lsdException w:name="Grid Table 2 Accent 4" w:uiPriority="47"/>
-    <w:lsdException w:name="List Table 2 Accent 1" w:uiPriority="47"/>
-    <w:lsdException w:name="Table Columns 1" w:semiHidden="1" w:unhideWhenUsed="1"/>
-    <w:lsdException w:name="Medium Grid 1 Accent 5" w:uiPriority="67"/>
-    <w:lsdException w:name="Light Shading Accent 3" w:uiPriority="60"/>
-    <w:lsdException w:name="List Table 6 Colorful Accent 6" w:uiPriority="51"/>
-    <w:lsdException w:name="toc 3" w:uiPriority="99"/>
-    <w:lsdException w:name="Table Grid 1" w:semiHidden="1" w:unhideWhenUsed="1"/>
-    <w:lsdException w:name="Table Colorful 3" w:semiHidden="1" w:unhideWhenUsed="1"/>
-    <w:lsdException w:name="Medium Shading 1 Accent 6" w:uiPriority="63"/>
-    <w:lsdException w:name="Table Web 1" w:semiHidden="1" w:unhideWhenUsed="1"/>
-    <w:lsdException w:name="Light List" w:uiPriority="61"/>
-    <w:lsdException w:name="Smart Link" w:uiPriority="99" w:semiHidden="1" w:unhideWhenUsed="1"/>
-    <w:lsdException w:name="List Table 2 Accent 4" w:uiPriority="47"/>
-    <w:lsdException w:name="Table 3D effects 2" w:semiHidden="1" w:unhideWhenUsed="1"/>
-    <w:lsdException w:name="Light Shading Accent 5" w:uiPriority="60"/>
-    <w:lsdException w:name="Dark List Accent 2" w:uiPriority="70"/>
-    <w:lsdException w:name="HTML Address" w:uiPriority="99"/>
-    <w:lsdException w:name="Colorful Grid Accent 6" w:uiPriority="73"/>
-    <w:lsdException w:name="List Table 4 Accent 2" w:uiPriority="49"/>
-    <w:lsdException w:name="Table List 8" w:semiHidden="1" w:unhideWhenUsed="1"/>
-    <w:lsdException w:name="Plain Table 4" w:uiPriority="44"/>
-    <w:lsdException w:name="Table 3D effects 3" w:semiHidden="1" w:unhideWhenUsed="1"/>
-    <w:lsdException w:name="List Table 2" w:uiPriority="47"/>
-    <w:lsdException w:name="Grid Table 6 Colorful Accent 2" w:uiPriority="51"/>
-    <w:lsdException w:name="heading 3" w:qFormat="1"/>
-    <w:lsdException w:name="Grid Table 1 Light Accent 3" w:uiPriority="46"/>
-    <w:lsdException w:name="Medium List 1 Accent 5" w:uiPriority="65"/>
-    <w:lsdException w:name="Medium Shading 1 Accent 5" w:uiPriority="63"/>
-    <w:lsdException w:name="Colorful Shading Accent 2" w:uiPriority="71"/>
-    <w:lsdException w:name="TOC Heading" w:uiPriority="39" w:semiHidden="1" w:unhideWhenUsed="1" w:qFormat="1"/>
-    <w:lsdException w:name="List Table 7 Colorful Accent 5" w:uiPriority="52"/>
-    <w:lsdException w:name="Table Simple 2" w:semiHidden="1" w:unhideWhenUsed="1"/>
-    <w:lsdException w:name="Colorful Shading Accent 3" w:uiPriority="71"/>
-    <w:lsdException w:name="List Table 4 Accent 4" w:uiPriority="49"/>
-    <w:lsdException w:name="Medium List 2 Accent 6" w:uiPriority="66"/>
-    <w:lsdException w:name="Colorful List Accent 5" w:uiPriority="72"/>
-    <w:lsdException w:name="Light Grid" w:uiPriority="62"/>
-    <w:lsdException w:name="Medium Shading 2 Accent 5" w:uiPriority="64"/>
-    <w:lsdException w:name="HTML Typewriter" w:uiPriority="99"/>
-    <w:lsdException w:name="Colorful List" w:uiPriority="72"/>
-    <w:lsdException w:name="Colorful Grid Accent 1" w:uiPriority="73"/>
-    <w:lsdException w:name="Medium List 1 Accent 6" w:uiPriority="65"/>
-    <w:lsdException w:name="Grid Table 6 Colorful Accent 5" w:uiPriority="51"/>
-    <w:lsdException w:name="Light Shading Accent 1" w:uiPriority="60"/>
-    <w:lsdException w:name="List Table 1 Light Accent 2" w:uiPriority="46"/>
-    <w:lsdException w:name="Medium Shading 1 Accent 1" w:uiPriority="63"/>
-    <w:lsdException w:name="List Table 4 Accent 6" w:uiPriority="49"/>
-    <w:lsdException w:name="List Table 1 Light Accent 6" w:uiPriority="46"/>
-    <w:lsdException w:name="HTML Definition" w:uiPriority="99"/>
-    <w:lsdException w:name="Table List 2" w:semiHidden="1" w:unhideWhenUsed="1"/>
-    <w:lsdException w:name="HTML Bottom of Form" w:uiPriority="99" w:semiHidden="1" w:unhideWhenUsed="1"/>
-    <w:lsdException w:name="No Spacing" w:uiPriority="99"/>
-    <w:lsdException w:name="Grid Table 1 Light Accent 4" w:uiPriority="46"/>
-    <w:lsdException w:name="Grid Table 4 Accent 2" w:uiPriority="49"/>
-    <w:lsdException w:name="HTML Top of Form" w:uiPriority="99" w:semiHidden="1" w:unhideWhenUsed="1"/>
-    <w:lsdException w:name="Colorful List Accent 1" w:uiPriority="72"/>
-    <w:lsdException w:name="List Table 2 Accent 2" w:uiPriority="47"/>
-    <w:lsdException w:name="Light List Accent 4" w:uiPriority="61"/>
-    <w:lsdException w:name="Outline List 2" w:uiPriority="99" w:semiHidden="1" w:unhideWhenUsed="1"/>
-    <w:lsdException w:name="Dark List Accent 6" w:uiPriority="70"/>
-    <w:lsdException w:name="Unresolved Mention" w:uiPriority="99" w:semiHidden="1" w:unhideWhenUsed="1"/>
-    <w:lsdException w:name="heading 7" w:unhideWhenUsed="1" w:qFormat="1"/>
-    <w:lsdException w:name="Medium Grid 3 Accent 5" w:uiPriority="69"/>
-    <w:lsdException w:name="Table Grid 8" w:semiHidden="1" w:unhideWhenUsed="1"/>
-    <w:lsdException w:name="Grid Table 3 Accent 4" w:uiPriority="48"/>
-    <w:lsdException w:name="Table Contemporary" w:semiHidden="1" w:unhideWhenUsed="1"/>
-    <w:lsdException w:name="Table List 6" w:semiHidden="1" w:unhideWhenUsed="1"/>
-    <w:lsdException w:name="Grid Table 1 Light Accent 5" w:uiPriority="46"/>
-    <w:lsdException w:name="Table Theme" w:semiHidden="1" w:unhideWhenUsed="1"/>
-    <w:lsdException w:name="Grid Table Light" w:uiPriority="40"/>
-    <w:lsdException w:name="Grid Table 5 Dark Accent 1" w:uiPriority="50"/>
-    <w:lsdException w:name="Medium Shading 2 Accent 2" w:uiPriority="64"/>
-    <w:lsdException w:name="List Table 3 Accent 4" w:uiPriority="48"/>
-    <w:lsdException w:name="footnote reference" w:uiPriority="99" w:semiHidden="1" w:unhideWhenUsed="1"/>
-    <w:lsdException w:name="List Table 7 Colorful Accent 6" w:uiPriority="52"/>
-    <w:lsdException w:name="Light Grid Accent 3" w:uiPriority="62"/>
-    <w:lsdException w:name="Light List Accent 1" w:uiPriority="61"/>
-    <w:lsdException w:name="Grid Table 4 Accent 4" w:uiPriority="49"/>
-    <w:lsdException w:name="Grid Table 7 Colorful Accent 2" w:uiPriority="52"/>
-    <w:lsdException w:name="Colorful Grid" w:uiPriority="73"/>
-    <w:lsdException w:name="Grid Table 4" w:uiPriority="49"/>
-    <w:lsdException w:name="List Table 3 Accent 6" w:uiPriority="48"/>
-    <w:lsdException w:name="Smart Hyperlink" w:uiPriority="99" w:semiHidden="1" w:unhideWhenUsed="1"/>
-    <w:lsdException w:name="Dark List Accent 5" w:uiPriority="70"/>
-    <w:lsdException w:name="HTML Acronym" w:uiPriority="99"/>
-    <w:lsdException w:name="Medium Shading 2 Accent 4" w:uiPriority="64"/>
-    <w:lsdException w:name="Grid Table 7 Colorful Accent 4" w:uiPriority="52"/>
-    <w:lsdException w:name="Light List Accent 6" w:uiPriority="61"/>
-    <w:lsdException w:name="List Table 2 Accent 3" w:uiPriority="47"/>
-    <w:lsdException w:name="Light List Accent 5" w:uiPriority="61"/>
-    <w:lsdException w:name="Strong" w:qFormat="1"/>
-    <w:lsdException w:name="List Table 5 Dark Accent 4" w:uiPriority="50"/>
-    <w:lsdException w:name="Plain Table 2" w:uiPriority="42"/>
-    <w:lsdException w:name="toc 6" w:uiPriority="99"/>
-    <w:lsdException w:name="Placeholder Text" w:uiPriority="99" w:semiHidden="1"/>
-    <w:lsdException w:name="Table Subtle 1" w:semiHidden="1" w:unhideWhenUsed="1"/>
-    <w:lsdException w:name="Table Grid 2" w:semiHidden="1" w:unhideWhenUsed="1"/>
-    <w:lsdException w:name="Table Grid 5" w:semiHidden="1" w:unhideWhenUsed="1"/>
-    <w:lsdException w:name="Grid Table 7 Colorful Accent 1" w:uiPriority="52"/>
-    <w:lsdException w:name="Medium List 2 Accent 3" w:uiPriority="66"/>
-    <w:lsdException w:name="Light List Accent 2" w:uiPriority="61"/>
-    <w:lsdException w:name="Colorful Grid Accent 3" w:uiPriority="73"/>
-    <w:lsdException w:name="Table Grid 7" w:semiHidden="1" w:unhideWhenUsed="1"/>
-    <w:lsdException w:name="List Table 6 Colorful Accent 5" w:uiPriority="51"/>
-    <w:lsdException w:name="Table Colorful 1" w:semiHidden="1" w:unhideWhenUsed="1"/>
-    <w:lsdException w:name="Medium List 1 Accent 1" w:uiPriority="65"/>
-    <w:lsdException w:name="Table Columns 3" w:semiHidden="1" w:unhideWhenUsed="1"/>
-    <w:lsdException w:name="Medium Grid 1" w:uiPriority="67"/>
-    <w:lsdException w:name="Colorful Shading Accent 4" w:uiPriority="71"/>
-    <w:lsdException w:name="Intense Reference" w:uiPriority="32" w:qFormat="1"/>
-    <w:lsdException w:name="Medium Grid 2 Accent 5" w:uiPriority="68"/>
-    <w:lsdException w:name="Grid Table 2 Accent 5" w:uiPriority="47"/>
-    <w:lsdException w:name="Colorful Shading Accent 5" w:uiPriority="71"/>
-    <w:lsdException w:name="Colorful Grid Accent 2" w:uiPriority="73"/>
-    <w:lsdException w:name="Grid Table 5 Dark" w:uiPriority="50"/>
-    <w:lsdException w:name="Outline List 3" w:uiPriority="99" w:semiHidden="1" w:unhideWhenUsed="1"/>
-    <w:lsdException w:name="toc 5" w:uiPriority="99"/>
-    <w:lsdException w:name="Grid Table 4 Accent 1" w:uiPriority="49"/>
-    <w:lsdException w:name="Normal Table" w:uiPriority="99" w:semiHidden="1" w:unhideWhenUsed="1"/>
-    <w:lsdException w:name="Colorful Shading Accent 6" w:uiPriority="71"/>
-    <w:lsdException w:name="List Table 7 Colorful Accent 2" w:uiPriority="52"/>
-    <w:lsdException w:name="Quote" w:uiPriority="99"/>
-    <w:lsdException w:name="List Table 3" w:uiPriority="48"/>
-    <w:lsdException w:name="Default Paragraph Font" w:uiPriority="1" w:semiHidden="1" w:unhideWhenUsed="1"/>
-    <w:lsdException w:name="List Table 1 Light Accent 4" w:uiPriority="46"/>
-    <w:lsdException w:name="Medium Grid 2 Accent 2" w:uiPriority="68"/>
-    <w:lsdException w:name="Grid Table 6 Colorful Accent 4" w:uiPriority="51"/>
-    <w:lsdException w:name="Medium Grid 3 Accent 2" w:uiPriority="69"/>
-    <w:lsdException w:name="Grid Table 5 Dark Accent 5" w:uiPriority="50"/>
-    <w:lsdException w:name="List Paragraph" w:uiPriority="99"/>
-    <w:lsdException w:name="Medium Grid 3 Accent 4" w:uiPriority="69"/>
-    <w:lsdException w:name="Medium Grid 1 Accent 1" w:uiPriority="67"/>
-    <w:lsdException w:name="Table Classic 1" w:semiHidden="1" w:unhideWhenUsed="1"/>
-    <w:lsdException w:name="Grid Table 1 Light Accent 2" w:uiPriority="46"/>
-    <w:lsdException w:name="Colorful List Accent 2" w:uiPriority="72"/>
-    <w:lsdException w:name="Light Grid Accent 5" w:uiPriority="62"/>
-    <w:lsdException w:name="Dark List Accent 4" w:uiPriority="70"/>
-    <w:lsdException w:name="Plain Table 3" w:uiPriority="43"/>
-    <w:lsdException w:name="Grid Table 4 Accent 6" w:uiPriority="49"/>
-    <w:lsdException w:name="Table Columns 5" w:semiHidden="1" w:unhideWhenUsed="1"/>
-    <w:lsdException w:name="Grid Table 2 Accent 3" w:uiPriority="47"/>
-    <w:lsdException w:name="List Table 1 Light Accent 3" w:uiPriority="46"/>
-    <w:lsdException w:name="Subtle Reference" w:uiPriority="31" w:qFormat="1"/>
-    <w:lsdException w:name="Subtle Emphasis" w:uiPriority="19" w:qFormat="1"/>
-    <w:lsdException w:name="Dark List Accent 3" w:uiPriority="70"/>
-    <w:lsdException w:name="List Table 4" w:uiPriority="49"/>
-    <w:lsdException w:name="heading 4" w:qFormat="1"/>
-    <w:lsdException w:name="Grid Table 1 Light" w:uiPriority="46"/>
-    <w:lsdException w:name="Colorful Shading" w:uiPriority="71"/>
-    <w:lsdException w:name="Grid Table 3 Accent 6" w:uiPriority="48"/>
-    <w:lsdException w:name="List Table 5 Dark Accent 2" w:uiPriority="50"/>
-    <w:lsdException w:name="heading 8" w:unhideWhenUsed="1" w:qFormat="1"/>
-    <w:lsdException w:name="Table Simple 1" w:semiHidden="1" w:unhideWhenUsed="1"/>
-    <w:lsdException w:name="Grid Table 3 Accent 1" w:uiPriority="48"/>
-    <w:lsdException w:name="Light Grid Accent 4" w:uiPriority="62"/>
-    <w:lsdException w:name="List Table 5 Dark" w:uiPriority="50"/>
-    <w:lsdException w:name="Grid Table 7 Colorful Accent 6" w:uiPriority="52"/>
-    <w:lsdException w:name="Grid Table 5 Dark Accent 6" w:uiPriority="50"/>
-    <w:lsdException w:name="Hashtag" w:uiPriority="99" w:semiHidden="1" w:unhideWhenUsed="1"/>
-    <w:lsdException w:name="heading 5" w:qFormat="1"/>
-    <w:lsdException w:name="Table 3D effects 1" w:semiHidden="1" w:unhideWhenUsed="1"/>
-    <w:lsdException w:name="Medium Grid 1 Accent 4" w:uiPriority="67"/>
-    <w:lsdException w:name="Medium Grid 3 Accent 3" w:uiPriority="69"/>
-    <w:lsdException w:name="Grid Table 1 Light Accent 6" w:uiPriority="46"/>
-    <w:lsdException w:name="toc 7" w:uiPriority="99"/>
-    <w:lsdException w:name="Book Title" w:uiPriority="33" w:qFormat="1"/>
-    <w:lsdException w:name="toc 9" w:uiPriority="99"/>
-    <w:lsdException w:name="Grid Table 2" w:uiPriority="47"/>
   </w:latentStyles>
-  <w:style w:type="character" w:styleId="000015">
-    <w:name w:val="Hyperlink"/>
-    <w:basedOn w:val="00000b"/>
-    <w:rPr>
-      <w:color w:val="1E6FFF"/>
-      <w:u w:val="single"/>
-    </w:rPr>
-  </w:style>
-  <w:style w:type="paragraph" w:styleId="000017" w:customStyle="1">
-    <w:name w:val="melo-codeblock-Base-theme-para"/>
-    <w:uiPriority w:val="99"/>
-    <w:pPr>
-      <w:snapToGrid w:val="0"/>
-      <w:spacing w:line="360" w:lineRule="auto"/>
-    </w:pPr>
-    <w:rPr>
-      <w:rFonts w:ascii="Monaco" w:hAnsi="Monaco" w:eastAsia="Monaco" w:cs="Monaco"/>
-      <w:color w:val="000000"/>
-      <w:sz w:val="21"/>
-    </w:rPr>
-  </w:style>
-  <w:style w:type="character" w:styleId="000013" w:customStyle="1">
-    <w:name w:val="标题 字符"/>
-    <w:basedOn w:val="00000b"/>
-    <w:link w:val="000012"/>
-    <w:rPr>
-      <w:rFonts w:ascii="Arial" w:hAnsi="Arial" w:eastAsia="微软雅黑" w:cstheme="majorBidi"/>
-      <w:b w:val="1"/>
-      <w:bCs w:val="1"/>
-      <w:kern w:val="2"/>
-      <w:sz w:val="48"/>
-      <w:szCs w:val="32"/>
-    </w:rPr>
-  </w:style>
-  <w:style w:type="paragraph" w:styleId="00000a">
-    <w:name w:val="heading 9"/>
-    <w:basedOn w:val="000001"/>
-    <w:next w:val="000001"/>
-    <w:unhideWhenUsed w:val="1"/>
-    <w:qFormat w:val="1"/>
-    <w:pPr>
-      <w:keepNext w:val="1"/>
-      <w:keepLines w:val="1"/>
-      <w:spacing w:line="480" w:lineRule="auto"/>
-      <w:outlineLvl w:val="8"/>
-    </w:pPr>
-    <w:rPr>
-      <w:b w:val="1"/>
-    </w:rPr>
-  </w:style>
-  <w:style w:type="character" w:styleId="000016" w:customStyle="1">
-    <w:name w:val="melo-codeblock-Base-theme-char"/>
-    <w:uiPriority w:val="99"/>
-    <w:rPr>
-      <w:rFonts w:ascii="Monaco" w:hAnsi="Monaco" w:eastAsia="Monaco" w:cs="Monaco"/>
-      <w:color w:val="000000"/>
-      <w:sz w:val="21"/>
-    </w:rPr>
-  </w:style>
   <w:style w:type="paragraph" w:styleId="000010">
     <w:name w:val="Subtitle"/>
     <w:basedOn w:val="000001"/>
@@ -874,34 +793,34 @@
       <w:szCs w:val="32"/>
     </w:rPr>
   </w:style>
-  <w:style w:type="paragraph" w:styleId="000004">
-    <w:name w:val="heading 3"/>
+  <w:style w:type="numbering" w:styleId="00000d" w:default="1">
+    <w:name w:val="No List"/>
+    <w:uiPriority w:val="99"/>
+    <w:semiHidden w:val="1"/>
+    <w:unhideWhenUsed w:val="1"/>
+  </w:style>
+  <w:style w:type="character" w:styleId="000016" w:customStyle="1">
+    <w:name w:val="melo-codeblock-Base-theme-char"/>
+    <w:uiPriority w:val="99"/>
+    <w:rPr>
+      <w:rFonts w:ascii="Monaco" w:hAnsi="Monaco" w:eastAsia="Monaco" w:cs="Monaco"/>
+      <w:color w:val="000000"/>
+      <w:sz w:val="21"/>
+    </w:rPr>
+  </w:style>
+  <w:style w:type="paragraph" w:styleId="000006">
+    <w:name w:val="heading 5"/>
     <w:basedOn w:val="000001"/>
     <w:next w:val="000001"/>
     <w:qFormat w:val="1"/>
     <w:pPr>
       <w:keepNext w:val="1"/>
       <w:keepLines w:val="1"/>
-      <w:outlineLvl w:val="2"/>
+      <w:spacing w:line="480" w:lineRule="auto"/>
+      <w:outlineLvl w:val="4"/>
     </w:pPr>
     <w:rPr>
       <w:b w:val="1"/>
-      <w:sz w:val="28"/>
-    </w:rPr>
-  </w:style>
-  <w:style w:type="paragraph" w:styleId="000001" w:default="1">
-    <w:name w:val="Normal"/>
-    <w:qFormat w:val="1"/>
-    <w:pPr>
-      <w:widowControl w:val="0"/>
-      <w:spacing w:before="60" w:after="60"/>
-      <w:jc w:val="both"/>
-    </w:pPr>
-    <w:rPr>
-      <w:color w:val="333333"/>
-      <w:kern w:val="2"/>
-      <w:sz w:val="22"/>
-      <w:szCs w:val="24"/>
     </w:rPr>
   </w:style>
   <w:style w:type="paragraph" w:styleId="000002">
@@ -918,6 +837,63 @@
       <w:b w:val="1"/>
       <w:kern w:val="44"/>
       <w:sz w:val="36"/>
+    </w:rPr>
+  </w:style>
+  <w:style w:type="paragraph" w:styleId="000005">
+    <w:name w:val="heading 4"/>
+    <w:basedOn w:val="000001"/>
+    <w:next w:val="000001"/>
+    <w:qFormat w:val="1"/>
+    <w:pPr>
+      <w:keepNext w:val="1"/>
+      <w:keepLines w:val="1"/>
+      <w:outlineLvl w:val="3"/>
+    </w:pPr>
+    <w:rPr>
+      <w:b w:val="1"/>
+      <w:sz w:val="24"/>
+    </w:rPr>
+  </w:style>
+  <w:style w:type="paragraph" w:styleId="000017" w:customStyle="1">
+    <w:name w:val="melo-codeblock-Base-theme-para"/>
+    <w:uiPriority w:val="99"/>
+    <w:pPr>
+      <w:snapToGrid w:val="0"/>
+      <w:spacing w:line="360" w:lineRule="auto"/>
+    </w:pPr>
+    <w:rPr>
+      <w:rFonts w:ascii="Monaco" w:hAnsi="Monaco" w:eastAsia="Monaco" w:cs="Monaco"/>
+      <w:color w:val="000000"/>
+      <w:sz w:val="21"/>
+    </w:rPr>
+  </w:style>
+  <w:style w:type="character" w:styleId="000011" w:customStyle="1">
+    <w:name w:val="副标题 字符"/>
+    <w:basedOn w:val="00000b"/>
+    <w:link w:val="000010"/>
+    <w:rPr>
+      <w:rFonts w:ascii="Arial" w:hAnsi="Arial" w:eastAsia="微软雅黑" w:cstheme="minorBidi"/>
+      <w:b w:val="1"/>
+      <w:bCs w:val="1"/>
+      <w:kern w:val="28"/>
+      <w:sz w:val="44"/>
+      <w:szCs w:val="32"/>
+    </w:rPr>
+  </w:style>
+  <w:style w:type="paragraph" w:styleId="00000e">
+    <w:name w:val="footer"/>
+    <w:basedOn w:val="000001"/>
+    <w:pPr>
+      <w:tabs>
+        <w:tab w:val="center" w:pos="4153"/>
+        <w:tab w:val="right" w:pos="8306"/>
+      </w:tabs>
+      <w:snapToGrid w:val="0"/>
+      <w:jc w:val="center"/>
+    </w:pPr>
+    <w:rPr>
+      <w:sz w:val="18"/>
+      <w:szCs w:val="18"/>
     </w:rPr>
   </w:style>
   <w:style w:type="paragraph" w:styleId="000008">
@@ -951,11 +927,135 @@
       </w:tblCellMar>
     </w:tblPr>
   </w:style>
-  <w:style w:type="numbering" w:styleId="00000d" w:default="1">
-    <w:name w:val="No List"/>
-    <w:uiPriority w:val="99"/>
+  <w:style w:type="character" w:styleId="000013" w:customStyle="1">
+    <w:name w:val="标题 字符"/>
+    <w:basedOn w:val="00000b"/>
+    <w:link w:val="000012"/>
+    <w:rPr>
+      <w:rFonts w:ascii="Arial" w:hAnsi="Arial" w:eastAsia="微软雅黑" w:cstheme="majorBidi"/>
+      <w:b w:val="1"/>
+      <w:bCs w:val="1"/>
+      <w:kern w:val="2"/>
+      <w:sz w:val="48"/>
+      <w:szCs w:val="32"/>
+    </w:rPr>
+  </w:style>
+  <w:style w:type="paragraph" w:styleId="000009">
+    <w:name w:val="heading 8"/>
+    <w:basedOn w:val="000001"/>
+    <w:next w:val="000001"/>
+    <w:unhideWhenUsed w:val="1"/>
+    <w:qFormat w:val="1"/>
+    <w:pPr>
+      <w:keepNext w:val="1"/>
+      <w:keepLines w:val="1"/>
+      <w:spacing w:line="480" w:lineRule="auto"/>
+      <w:outlineLvl w:val="7"/>
+    </w:pPr>
+    <w:rPr>
+      <w:b w:val="1"/>
+    </w:rPr>
+  </w:style>
+  <w:style w:type="paragraph" w:styleId="00000f">
+    <w:name w:val="header"/>
+    <w:basedOn w:val="000001"/>
+    <w:pPr>
+      <w:pBdr>
+        <w:bottom w:val="single" w:color="auto" w:sz="6" w:space="1"/>
+      </w:pBdr>
+      <w:tabs>
+        <w:tab w:val="center" w:pos="4153"/>
+        <w:tab w:val="right" w:pos="8306"/>
+      </w:tabs>
+      <w:snapToGrid w:val="0"/>
+      <w:jc w:val="center"/>
+    </w:pPr>
+    <w:rPr>
+      <w:sz w:val="18"/>
+      <w:szCs w:val="18"/>
+    </w:rPr>
+  </w:style>
+  <w:style w:type="paragraph" w:styleId="000007">
+    <w:name w:val="heading 6"/>
+    <w:basedOn w:val="000001"/>
+    <w:next w:val="000001"/>
+    <w:qFormat w:val="1"/>
+    <w:pPr>
+      <w:keepNext w:val="1"/>
+      <w:keepLines w:val="1"/>
+      <w:spacing w:line="480" w:lineRule="auto"/>
+      <w:outlineLvl w:val="5"/>
+    </w:pPr>
+    <w:rPr>
+      <w:b w:val="1"/>
+    </w:rPr>
+  </w:style>
+  <w:style w:type="character" w:styleId="00000b" w:default="1">
+    <w:name w:val="Default Paragraph Font"/>
+    <w:uiPriority w:val="1"/>
     <w:semiHidden w:val="1"/>
     <w:unhideWhenUsed w:val="1"/>
+  </w:style>
+  <w:style w:type="paragraph" w:styleId="000001" w:default="1">
+    <w:name w:val="Normal"/>
+    <w:qFormat w:val="1"/>
+    <w:pPr>
+      <w:widowControl w:val="0"/>
+      <w:spacing w:before="60" w:after="60"/>
+      <w:jc w:val="both"/>
+    </w:pPr>
+    <w:rPr>
+      <w:color w:val="333333"/>
+      <w:kern w:val="2"/>
+      <w:sz w:val="22"/>
+      <w:szCs w:val="24"/>
+    </w:rPr>
+  </w:style>
+  <w:style w:type="paragraph" w:styleId="000004">
+    <w:name w:val="heading 3"/>
+    <w:basedOn w:val="000001"/>
+    <w:next w:val="000001"/>
+    <w:qFormat w:val="1"/>
+    <w:pPr>
+      <w:keepNext w:val="1"/>
+      <w:keepLines w:val="1"/>
+      <w:outlineLvl w:val="2"/>
+    </w:pPr>
+    <w:rPr>
+      <w:b w:val="1"/>
+      <w:sz w:val="28"/>
+    </w:rPr>
+  </w:style>
+  <w:style w:type="paragraph" w:styleId="000003">
+    <w:name w:val="heading 2"/>
+    <w:basedOn w:val="000001"/>
+    <w:next w:val="000001"/>
+    <w:qFormat w:val="1"/>
+    <w:pPr>
+      <w:keepNext w:val="1"/>
+      <w:keepLines w:val="1"/>
+      <w:outlineLvl w:val="1"/>
+    </w:pPr>
+    <w:rPr>
+      <w:b w:val="1"/>
+      <w:sz w:val="32"/>
+    </w:rPr>
+  </w:style>
+  <w:style w:type="paragraph" w:styleId="00000a">
+    <w:name w:val="heading 9"/>
+    <w:basedOn w:val="000001"/>
+    <w:next w:val="000001"/>
+    <w:unhideWhenUsed w:val="1"/>
+    <w:qFormat w:val="1"/>
+    <w:pPr>
+      <w:keepNext w:val="1"/>
+      <w:keepLines w:val="1"/>
+      <w:spacing w:line="480" w:lineRule="auto"/>
+      <w:outlineLvl w:val="8"/>
+    </w:pPr>
+    <w:rPr>
+      <w:b w:val="1"/>
+    </w:rPr>
   </w:style>
   <w:style w:type="table" w:styleId="000014">
     <w:name w:val="Table Grid"/>
@@ -974,76 +1074,13 @@
       <w:vAlign w:val="center"/>
     </w:tcPr>
   </w:style>
-  <w:style w:type="paragraph" w:styleId="00000e">
-    <w:name w:val="footer"/>
-    <w:basedOn w:val="000001"/>
-    <w:pPr>
-      <w:tabs>
-        <w:tab w:val="center" w:pos="4153"/>
-        <w:tab w:val="right" w:pos="8306"/>
-      </w:tabs>
-      <w:snapToGrid w:val="0"/>
-      <w:jc w:val="center"/>
-    </w:pPr>
-    <w:rPr>
-      <w:sz w:val="18"/>
-      <w:szCs w:val="18"/>
-    </w:rPr>
-  </w:style>
-  <w:style w:type="paragraph" w:styleId="00000f">
-    <w:name w:val="header"/>
-    <w:basedOn w:val="000001"/>
-    <w:pPr>
-      <w:pBdr>
-        <w:bottom w:val="single" w:color="auto" w:sz="6" w:space="1"/>
-      </w:pBdr>
-      <w:tabs>
-        <w:tab w:val="center" w:pos="4153"/>
-        <w:tab w:val="right" w:pos="8306"/>
-      </w:tabs>
-      <w:snapToGrid w:val="0"/>
-      <w:jc w:val="center"/>
-    </w:pPr>
-    <w:rPr>
-      <w:sz w:val="18"/>
-      <w:szCs w:val="18"/>
-    </w:rPr>
-  </w:style>
-  <w:style w:type="paragraph" w:styleId="000007">
-    <w:name w:val="heading 6"/>
-    <w:basedOn w:val="000001"/>
-    <w:next w:val="000001"/>
-    <w:qFormat w:val="1"/>
-    <w:pPr>
-      <w:keepNext w:val="1"/>
-      <w:keepLines w:val="1"/>
-      <w:spacing w:line="480" w:lineRule="auto"/>
-      <w:outlineLvl w:val="5"/>
-    </w:pPr>
-    <w:rPr>
-      <w:b w:val="1"/>
-    </w:rPr>
-  </w:style>
-  <w:style w:type="paragraph" w:styleId="000005">
-    <w:name w:val="heading 4"/>
-    <w:basedOn w:val="000001"/>
-    <w:next w:val="000001"/>
-    <w:qFormat w:val="1"/>
-    <w:pPr>
-      <w:keepNext w:val="1"/>
-      <w:keepLines w:val="1"/>
-      <w:outlineLvl w:val="3"/>
-    </w:pPr>
-    <w:rPr>
-      <w:b w:val="1"/>
-      <w:sz w:val="24"/>
-    </w:rPr>
-  </w:style>
-  <w:style w:type="character" w:styleId="00000b" w:default="1">
-    <w:name w:val="Default Paragraph Font"/>
-    <w:uiPriority w:val="1"/>
-    <w:semiHidden w:val="1"/>
-    <w:unhideWhenUsed w:val="1"/>
+  <w:style w:type="character" w:styleId="000015">
+    <w:name w:val="Hyperlink"/>
+    <w:basedOn w:val="00000b"/>
+    <w:rPr>
+      <w:color w:val="1E6FFF"/>
+      <w:u w:val="single"/>
+    </w:rPr>
   </w:style>
   <w:style w:type="paragraph" w:styleId="000012">
     <w:name w:val="Title"/>
@@ -1061,65 +1098,6 @@
       <w:bCs w:val="1"/>
       <w:sz w:val="48"/>
       <w:szCs w:val="32"/>
-    </w:rPr>
-  </w:style>
-  <w:style w:type="paragraph" w:styleId="000006">
-    <w:name w:val="heading 5"/>
-    <w:basedOn w:val="000001"/>
-    <w:next w:val="000001"/>
-    <w:qFormat w:val="1"/>
-    <w:pPr>
-      <w:keepNext w:val="1"/>
-      <w:keepLines w:val="1"/>
-      <w:spacing w:line="480" w:lineRule="auto"/>
-      <w:outlineLvl w:val="4"/>
-    </w:pPr>
-    <w:rPr>
-      <w:b w:val="1"/>
-    </w:rPr>
-  </w:style>
-  <w:style w:type="character" w:styleId="000011" w:customStyle="1">
-    <w:name w:val="副标题 字符"/>
-    <w:basedOn w:val="00000b"/>
-    <w:link w:val="000010"/>
-    <w:rPr>
-      <w:rFonts w:ascii="Arial" w:hAnsi="Arial" w:eastAsia="微软雅黑" w:cstheme="minorBidi"/>
-      <w:b w:val="1"/>
-      <w:bCs w:val="1"/>
-      <w:kern w:val="28"/>
-      <w:sz w:val="44"/>
-      <w:szCs w:val="32"/>
-    </w:rPr>
-  </w:style>
-  <w:style w:type="paragraph" w:styleId="000003">
-    <w:name w:val="heading 2"/>
-    <w:basedOn w:val="000001"/>
-    <w:next w:val="000001"/>
-    <w:qFormat w:val="1"/>
-    <w:pPr>
-      <w:keepNext w:val="1"/>
-      <w:keepLines w:val="1"/>
-      <w:outlineLvl w:val="1"/>
-    </w:pPr>
-    <w:rPr>
-      <w:b w:val="1"/>
-      <w:sz w:val="32"/>
-    </w:rPr>
-  </w:style>
-  <w:style w:type="paragraph" w:styleId="000009">
-    <w:name w:val="heading 8"/>
-    <w:basedOn w:val="000001"/>
-    <w:next w:val="000001"/>
-    <w:unhideWhenUsed w:val="1"/>
-    <w:qFormat w:val="1"/>
-    <w:pPr>
-      <w:keepNext w:val="1"/>
-      <w:keepLines w:val="1"/>
-      <w:spacing w:line="480" w:lineRule="auto"/>
-      <w:outlineLvl w:val="7"/>
-    </w:pPr>
-    <w:rPr>
-      <w:b w:val="1"/>
     </w:rPr>
   </w:style>
 </w:styles>
